--- a/Assembly-Language/lab-3/第三次上机实验题目及要求.docx
+++ b/Assembly-Language/lab-3/第三次上机实验题目及要求.docx
@@ -44,7 +44,7 @@
     </w:p>
     <w:p>
       <w:pPr>
-        <w:pStyle w:val="a3"/>
+        <w:pStyle w:val="ListParagraph"/>
         <w:numPr>
           <w:ilvl w:val="0"/>
           <w:numId w:val="7"/>
@@ -263,7 +263,7 @@
     </w:p>
     <w:p>
       <w:pPr>
-        <w:pStyle w:val="a3"/>
+        <w:pStyle w:val="ListParagraph"/>
         <w:numPr>
           <w:ilvl w:val="0"/>
           <w:numId w:val="10"/>
@@ -351,7 +351,7 @@
     </w:p>
     <w:p>
       <w:pPr>
-        <w:pStyle w:val="a3"/>
+        <w:pStyle w:val="ListParagraph"/>
         <w:numPr>
           <w:ilvl w:val="0"/>
           <w:numId w:val="10"/>
@@ -420,7 +420,7 @@
     </w:p>
     <w:p>
       <w:pPr>
-        <w:pStyle w:val="a3"/>
+        <w:pStyle w:val="ListParagraph"/>
         <w:numPr>
           <w:ilvl w:val="0"/>
           <w:numId w:val="10"/>
@@ -513,7 +513,7 @@
     </w:p>
     <w:p>
       <w:pPr>
-        <w:pStyle w:val="a3"/>
+        <w:pStyle w:val="ListParagraph"/>
         <w:numPr>
           <w:ilvl w:val="0"/>
           <w:numId w:val="7"/>
@@ -772,7 +772,7 @@
     </w:p>
     <w:p>
       <w:pPr>
-        <w:pStyle w:val="a3"/>
+        <w:pStyle w:val="ListParagraph"/>
         <w:numPr>
           <w:ilvl w:val="0"/>
           <w:numId w:val="12"/>
@@ -839,7 +839,7 @@
     </w:p>
     <w:p>
       <w:pPr>
-        <w:pStyle w:val="a3"/>
+        <w:pStyle w:val="ListParagraph"/>
         <w:numPr>
           <w:ilvl w:val="0"/>
           <w:numId w:val="12"/>
@@ -869,7 +869,7 @@
     </w:p>
     <w:p>
       <w:pPr>
-        <w:pStyle w:val="a3"/>
+        <w:pStyle w:val="ListParagraph"/>
         <w:numPr>
           <w:ilvl w:val="0"/>
           <w:numId w:val="12"/>
@@ -909,7 +909,7 @@
     </w:p>
     <w:p>
       <w:pPr>
-        <w:pStyle w:val="a3"/>
+        <w:pStyle w:val="ListParagraph"/>
         <w:numPr>
           <w:ilvl w:val="0"/>
           <w:numId w:val="13"/>
@@ -960,7 +960,7 @@
     </w:p>
     <w:p>
       <w:pPr>
-        <w:pStyle w:val="a3"/>
+        <w:pStyle w:val="ListParagraph"/>
         <w:numPr>
           <w:ilvl w:val="0"/>
           <w:numId w:val="13"/>
@@ -1069,7 +1069,7 @@
     </w:p>
     <w:p>
       <w:pPr>
-        <w:pStyle w:val="a3"/>
+        <w:pStyle w:val="ListParagraph"/>
         <w:numPr>
           <w:ilvl w:val="0"/>
           <w:numId w:val="13"/>
@@ -1169,7 +1169,7 @@
     </w:p>
     <w:p>
       <w:pPr>
-        <w:pStyle w:val="a3"/>
+        <w:pStyle w:val="ListParagraph"/>
         <w:numPr>
           <w:ilvl w:val="0"/>
           <w:numId w:val="13"/>
@@ -1253,7 +1253,7 @@
     </w:p>
     <w:p>
       <w:pPr>
-        <w:pStyle w:val="a3"/>
+        <w:pStyle w:val="ListParagraph"/>
         <w:numPr>
           <w:ilvl w:val="0"/>
           <w:numId w:val="2"/>
@@ -1338,7 +1338,7 @@
     </w:p>
     <w:p>
       <w:pPr>
-        <w:pStyle w:val="a3"/>
+        <w:pStyle w:val="ListParagraph"/>
         <w:numPr>
           <w:ilvl w:val="0"/>
           <w:numId w:val="2"/>
@@ -1381,7 +1381,7 @@
     </w:p>
     <w:p>
       <w:pPr>
-        <w:pStyle w:val="a3"/>
+        <w:pStyle w:val="ListParagraph"/>
         <w:ind w:left="720" w:firstLineChars="0" w:firstLine="0"/>
         <w:rPr>
           <w:rFonts w:ascii="Consolas" w:eastAsia="微软雅黑" w:hAnsi="Consolas"/>
@@ -1616,7 +1616,7 @@
     </w:p>
     <w:tbl>
       <w:tblPr>
-        <w:tblStyle w:val="a4"/>
+        <w:tblStyle w:val="TableGrid"/>
         <w:tblW w:w="0" w:type="auto"/>
         <w:tblLook w:val="04A0" w:firstRow="1" w:lastRow="0" w:firstColumn="1" w:lastColumn="0" w:noHBand="0" w:noVBand="1"/>
       </w:tblPr>
@@ -1716,6 +1716,20 @@
                 <w:sz w:val="24"/>
               </w:rPr>
             </w:pPr>
+            <w:r>
+              <w:rPr>
+                <w:rFonts w:ascii="Consolas" w:eastAsia="微软雅黑" w:hAnsi="Consolas" w:hint="eastAsia"/>
+                <w:sz w:val="24"/>
+              </w:rPr>
+              <w:t>计算机</w:t>
+            </w:r>
+            <w:r>
+              <w:rPr>
+                <w:rFonts w:ascii="Consolas" w:eastAsia="微软雅黑" w:hAnsi="Consolas" w:hint="eastAsia"/>
+                <w:sz w:val="24"/>
+              </w:rPr>
+              <w:t>2301</w:t>
+            </w:r>
           </w:p>
         </w:tc>
         <w:tc>
@@ -1731,6 +1745,13 @@
                 <w:sz w:val="24"/>
               </w:rPr>
             </w:pPr>
+            <w:r>
+              <w:rPr>
+                <w:rFonts w:ascii="Consolas" w:eastAsia="微软雅黑" w:hAnsi="Consolas" w:hint="eastAsia"/>
+                <w:sz w:val="24"/>
+              </w:rPr>
+              <w:t>2234412799</w:t>
+            </w:r>
           </w:p>
         </w:tc>
         <w:tc>
@@ -1746,6 +1767,13 @@
                 <w:sz w:val="24"/>
               </w:rPr>
             </w:pPr>
+            <w:r>
+              <w:rPr>
+                <w:rFonts w:ascii="Consolas" w:eastAsia="微软雅黑" w:hAnsi="Consolas" w:hint="eastAsia"/>
+                <w:sz w:val="24"/>
+              </w:rPr>
+              <w:t>李祥熙</w:t>
+            </w:r>
           </w:p>
         </w:tc>
       </w:tr>
@@ -1836,23 +1864,156 @@
       <w:pPr>
         <w:spacing w:line="360" w:lineRule="auto"/>
         <w:rPr>
-          <w:rFonts w:ascii="Consolas" w:eastAsia="宋体" w:hAnsi="Consolas" w:hint="eastAsia"/>
-          <w:sz w:val="24"/>
-        </w:rPr>
-      </w:pPr>
-      <w:r>
-        <w:rPr>
           <w:noProof/>
         </w:rPr>
+      </w:pPr>
+      <w:r>
+        <w:rPr>
+          <w:noProof/>
+        </w:rPr>
         <w:tab/>
       </w:r>
       <w:r>
         <w:rPr>
-          <w:rFonts w:ascii="Consolas" w:eastAsia="宋体" w:hAnsi="Consolas" w:hint="eastAsia"/>
-          <w:sz w:val="24"/>
-          <w:highlight w:val="red"/>
-        </w:rPr>
-        <w:t>你的截图</w:t>
+          <w:rFonts w:ascii="Consolas" w:eastAsia="宋体" w:hAnsi="Consolas"/>
+          <w:sz w:val="24"/>
+        </w:rPr>
+        <w:drawing>
+          <wp:inline distT="0" distB="0" distL="0" distR="0" wp14:anchorId="37C51B24" wp14:editId="46CC6969">
+            <wp:extent cx="5274310" cy="3459480"/>
+            <wp:effectExtent l="0" t="0" r="2540" b="7620"/>
+            <wp:docPr id="247234124" name="Picture 1"/>
+            <wp:cNvGraphicFramePr>
+              <a:graphicFrameLocks xmlns:a="http://schemas.openxmlformats.org/drawingml/2006/main" noChangeAspect="1"/>
+            </wp:cNvGraphicFramePr>
+            <a:graphic xmlns:a="http://schemas.openxmlformats.org/drawingml/2006/main">
+              <a:graphicData uri="http://schemas.openxmlformats.org/drawingml/2006/picture">
+                <pic:pic xmlns:pic="http://schemas.openxmlformats.org/drawingml/2006/picture">
+                  <pic:nvPicPr>
+                    <pic:cNvPr id="247234124" name=""/>
+                    <pic:cNvPicPr/>
+                  </pic:nvPicPr>
+                  <pic:blipFill>
+                    <a:blip r:embed="rId8"/>
+                    <a:stretch>
+                      <a:fillRect/>
+                    </a:stretch>
+                  </pic:blipFill>
+                  <pic:spPr>
+                    <a:xfrm>
+                      <a:off x="0" y="0"/>
+                      <a:ext cx="5274310" cy="3459480"/>
+                    </a:xfrm>
+                    <a:prstGeom prst="rect">
+                      <a:avLst/>
+                    </a:prstGeom>
+                  </pic:spPr>
+                </pic:pic>
+              </a:graphicData>
+            </a:graphic>
+          </wp:inline>
+        </w:drawing>
+      </w:r>
+    </w:p>
+    <w:p>
+      <w:pPr>
+        <w:spacing w:line="360" w:lineRule="auto"/>
+        <w:rPr>
+          <w:rFonts w:ascii="Consolas" w:eastAsia="宋体" w:hAnsi="Consolas"/>
+          <w:sz w:val="24"/>
+        </w:rPr>
+      </w:pPr>
+      <w:r>
+        <w:rPr>
+          <w:rFonts w:ascii="Consolas" w:eastAsia="宋体" w:hAnsi="Consolas"/>
+          <w:sz w:val="24"/>
+        </w:rPr>
+        <w:lastRenderedPageBreak/>
+        <w:drawing>
+          <wp:inline distT="0" distB="0" distL="0" distR="0" wp14:anchorId="3BC8F136" wp14:editId="1450BBA3">
+            <wp:extent cx="5274310" cy="3459480"/>
+            <wp:effectExtent l="0" t="0" r="2540" b="7620"/>
+            <wp:docPr id="479302094" name="Picture 1"/>
+            <wp:cNvGraphicFramePr>
+              <a:graphicFrameLocks xmlns:a="http://schemas.openxmlformats.org/drawingml/2006/main" noChangeAspect="1"/>
+            </wp:cNvGraphicFramePr>
+            <a:graphic xmlns:a="http://schemas.openxmlformats.org/drawingml/2006/main">
+              <a:graphicData uri="http://schemas.openxmlformats.org/drawingml/2006/picture">
+                <pic:pic xmlns:pic="http://schemas.openxmlformats.org/drawingml/2006/picture">
+                  <pic:nvPicPr>
+                    <pic:cNvPr id="479302094" name=""/>
+                    <pic:cNvPicPr/>
+                  </pic:nvPicPr>
+                  <pic:blipFill>
+                    <a:blip r:embed="rId9"/>
+                    <a:stretch>
+                      <a:fillRect/>
+                    </a:stretch>
+                  </pic:blipFill>
+                  <pic:spPr>
+                    <a:xfrm>
+                      <a:off x="0" y="0"/>
+                      <a:ext cx="5274310" cy="3459480"/>
+                    </a:xfrm>
+                    <a:prstGeom prst="rect">
+                      <a:avLst/>
+                    </a:prstGeom>
+                  </pic:spPr>
+                </pic:pic>
+              </a:graphicData>
+            </a:graphic>
+          </wp:inline>
+        </w:drawing>
+      </w:r>
+    </w:p>
+    <w:p>
+      <w:pPr>
+        <w:spacing w:line="360" w:lineRule="auto"/>
+        <w:rPr>
+          <w:rFonts w:ascii="Consolas" w:eastAsia="宋体" w:hAnsi="Consolas" w:hint="eastAsia"/>
+          <w:sz w:val="24"/>
+        </w:rPr>
+      </w:pPr>
+      <w:r>
+        <w:rPr>
+          <w:rFonts w:ascii="Consolas" w:eastAsia="宋体" w:hAnsi="Consolas"/>
+          <w:sz w:val="24"/>
+        </w:rPr>
+        <w:drawing>
+          <wp:inline distT="0" distB="0" distL="0" distR="0" wp14:anchorId="488C90AE" wp14:editId="340BD9DD">
+            <wp:extent cx="5274310" cy="3459480"/>
+            <wp:effectExtent l="0" t="0" r="2540" b="7620"/>
+            <wp:docPr id="1186890711" name="Picture 1"/>
+            <wp:cNvGraphicFramePr>
+              <a:graphicFrameLocks xmlns:a="http://schemas.openxmlformats.org/drawingml/2006/main" noChangeAspect="1"/>
+            </wp:cNvGraphicFramePr>
+            <a:graphic xmlns:a="http://schemas.openxmlformats.org/drawingml/2006/main">
+              <a:graphicData uri="http://schemas.openxmlformats.org/drawingml/2006/picture">
+                <pic:pic xmlns:pic="http://schemas.openxmlformats.org/drawingml/2006/picture">
+                  <pic:nvPicPr>
+                    <pic:cNvPr id="1186890711" name=""/>
+                    <pic:cNvPicPr/>
+                  </pic:nvPicPr>
+                  <pic:blipFill>
+                    <a:blip r:embed="rId10"/>
+                    <a:stretch>
+                      <a:fillRect/>
+                    </a:stretch>
+                  </pic:blipFill>
+                  <pic:spPr>
+                    <a:xfrm>
+                      <a:off x="0" y="0"/>
+                      <a:ext cx="5274310" cy="3459480"/>
+                    </a:xfrm>
+                    <a:prstGeom prst="rect">
+                      <a:avLst/>
+                    </a:prstGeom>
+                  </pic:spPr>
+                </pic:pic>
+              </a:graphicData>
+            </a:graphic>
+          </wp:inline>
+        </w:drawing>
       </w:r>
     </w:p>
     <w:p>
@@ -1968,7 +2129,7 @@
       <w:pPr>
         <w:spacing w:line="360" w:lineRule="auto"/>
         <w:rPr>
-          <w:rFonts w:ascii="Consolas" w:eastAsia="宋体" w:hAnsi="Consolas"/>
+          <w:rFonts w:ascii="Consolas" w:eastAsia="宋体" w:hAnsi="Consolas" w:hint="eastAsia"/>
           <w:sz w:val="24"/>
         </w:rPr>
       </w:pPr>
@@ -1984,15 +2145,2336 @@
           <w:rFonts w:ascii="Consolas" w:eastAsia="宋体" w:hAnsi="Consolas"/>
           <w:sz w:val="24"/>
         </w:rPr>
+        <w:drawing>
+          <wp:inline distT="0" distB="0" distL="0" distR="0" wp14:anchorId="68230281" wp14:editId="53DA95FC">
+            <wp:extent cx="5274310" cy="573405"/>
+            <wp:effectExtent l="0" t="0" r="2540" b="0"/>
+            <wp:docPr id="1088396196" name="Picture 1"/>
+            <wp:cNvGraphicFramePr>
+              <a:graphicFrameLocks xmlns:a="http://schemas.openxmlformats.org/drawingml/2006/main" noChangeAspect="1"/>
+            </wp:cNvGraphicFramePr>
+            <a:graphic xmlns:a="http://schemas.openxmlformats.org/drawingml/2006/main">
+              <a:graphicData uri="http://schemas.openxmlformats.org/drawingml/2006/picture">
+                <pic:pic xmlns:pic="http://schemas.openxmlformats.org/drawingml/2006/picture">
+                  <pic:nvPicPr>
+                    <pic:cNvPr id="1088396196" name=""/>
+                    <pic:cNvPicPr/>
+                  </pic:nvPicPr>
+                  <pic:blipFill>
+                    <a:blip r:embed="rId11"/>
+                    <a:stretch>
+                      <a:fillRect/>
+                    </a:stretch>
+                  </pic:blipFill>
+                  <pic:spPr>
+                    <a:xfrm>
+                      <a:off x="0" y="0"/>
+                      <a:ext cx="5274310" cy="573405"/>
+                    </a:xfrm>
+                    <a:prstGeom prst="rect">
+                      <a:avLst/>
+                    </a:prstGeom>
+                  </pic:spPr>
+                </pic:pic>
+              </a:graphicData>
+            </a:graphic>
+          </wp:inline>
+        </w:drawing>
+      </w:r>
+    </w:p>
+    <w:p>
+      <w:pPr>
+        <w:spacing w:line="360" w:lineRule="auto"/>
+        <w:rPr>
+          <w:rFonts w:ascii="Consolas" w:eastAsia="宋体" w:hAnsi="Consolas"/>
+          <w:sz w:val="24"/>
+        </w:rPr>
+      </w:pPr>
+      <w:r>
+        <w:rPr>
+          <w:rFonts w:ascii="Consolas" w:eastAsia="宋体" w:hAnsi="Consolas"/>
+          <w:sz w:val="24"/>
+        </w:rPr>
+        <w:lastRenderedPageBreak/>
+        <w:t>（</w:t>
+      </w:r>
+      <w:r>
+        <w:rPr>
+          <w:rFonts w:ascii="Consolas" w:eastAsia="宋体" w:hAnsi="Consolas" w:hint="eastAsia"/>
+          <w:sz w:val="24"/>
+        </w:rPr>
+        <w:t>3</w:t>
+      </w:r>
+      <w:r>
+        <w:rPr>
+          <w:rFonts w:ascii="Consolas" w:eastAsia="宋体" w:hAnsi="Consolas"/>
+          <w:sz w:val="24"/>
+        </w:rPr>
+        <w:t>）</w:t>
+      </w:r>
+      <w:r>
+        <w:rPr>
+          <w:rFonts w:ascii="Consolas" w:eastAsia="宋体" w:hAnsi="Consolas" w:hint="eastAsia"/>
+          <w:sz w:val="24"/>
+        </w:rPr>
+        <w:t>执行</w:t>
+      </w:r>
+      <w:proofErr w:type="gramStart"/>
+      <w:r>
+        <w:rPr>
+          <w:rFonts w:ascii="Consolas" w:eastAsia="宋体" w:hAnsi="Consolas" w:hint="eastAsia"/>
+          <w:sz w:val="24"/>
+        </w:rPr>
+        <w:t>完计算</w:t>
+      </w:r>
+      <w:proofErr w:type="gramEnd"/>
+      <w:r>
+        <w:rPr>
+          <w:rFonts w:ascii="Consolas" w:eastAsia="宋体" w:hAnsi="Consolas" w:hint="eastAsia"/>
+          <w:sz w:val="24"/>
+        </w:rPr>
+        <w:t>后</w:t>
+      </w:r>
+      <w:r>
+        <w:rPr>
+          <w:rFonts w:ascii="Consolas" w:eastAsia="宋体" w:hAnsi="Consolas"/>
+          <w:sz w:val="24"/>
+        </w:rPr>
+        <w:t>，</w:t>
+      </w:r>
+      <w:r>
+        <w:rPr>
+          <w:rFonts w:ascii="Consolas" w:eastAsia="宋体" w:hAnsi="Consolas"/>
+          <w:sz w:val="24"/>
+        </w:rPr>
+        <w:t>显示</w:t>
+      </w:r>
+      <w:r>
+        <w:rPr>
+          <w:rFonts w:ascii="Consolas" w:eastAsia="宋体" w:hAnsi="Consolas" w:hint="eastAsia"/>
+          <w:sz w:val="24"/>
+        </w:rPr>
+        <w:t>ID</w:t>
+      </w:r>
+      <w:r>
+        <w:rPr>
+          <w:rFonts w:ascii="Consolas" w:eastAsia="宋体" w:hAnsi="Consolas" w:hint="eastAsia"/>
+          <w:sz w:val="24"/>
+        </w:rPr>
+        <w:t>、</w:t>
+      </w:r>
+      <w:r>
+        <w:rPr>
+          <w:rFonts w:ascii="Consolas" w:eastAsia="宋体" w:hAnsi="Consolas" w:hint="eastAsia"/>
+          <w:sz w:val="24"/>
+        </w:rPr>
+        <w:t>array</w:t>
+      </w:r>
+      <w:r>
+        <w:rPr>
+          <w:rFonts w:ascii="Consolas" w:eastAsia="宋体" w:hAnsi="Consolas" w:hint="eastAsia"/>
+          <w:sz w:val="24"/>
+        </w:rPr>
+        <w:t>以及</w:t>
+      </w:r>
+      <w:r>
+        <w:rPr>
+          <w:rFonts w:ascii="Consolas" w:eastAsia="宋体" w:hAnsi="Consolas" w:hint="eastAsia"/>
+          <w:sz w:val="24"/>
+        </w:rPr>
+        <w:t>S6</w:t>
+      </w:r>
+      <w:r>
+        <w:rPr>
+          <w:rFonts w:ascii="Consolas" w:eastAsia="宋体" w:hAnsi="Consolas" w:hint="eastAsia"/>
+          <w:sz w:val="24"/>
+        </w:rPr>
+        <w:t>——</w:t>
+      </w:r>
+      <w:r>
+        <w:rPr>
+          <w:rFonts w:ascii="Consolas" w:eastAsia="宋体" w:hAnsi="Consolas" w:hint="eastAsia"/>
+          <w:sz w:val="24"/>
+        </w:rPr>
+        <w:t>S10</w:t>
+      </w:r>
+      <w:r>
+        <w:rPr>
+          <w:rFonts w:ascii="Consolas" w:eastAsia="宋体" w:hAnsi="Consolas"/>
+          <w:sz w:val="24"/>
+        </w:rPr>
+        <w:t>的内存值的截图</w:t>
+      </w:r>
+      <w:r>
+        <w:rPr>
+          <w:rFonts w:ascii="Consolas" w:eastAsia="宋体" w:hAnsi="Consolas"/>
+          <w:sz w:val="24"/>
+        </w:rPr>
+        <w:t>（多显示、</w:t>
+      </w:r>
+      <w:proofErr w:type="gramStart"/>
+      <w:r>
+        <w:rPr>
+          <w:rFonts w:ascii="Consolas" w:eastAsia="宋体" w:hAnsi="Consolas"/>
+          <w:sz w:val="24"/>
+        </w:rPr>
+        <w:t>少显示均</w:t>
+      </w:r>
+      <w:proofErr w:type="gramEnd"/>
+      <w:r>
+        <w:rPr>
+          <w:rFonts w:ascii="Consolas" w:eastAsia="宋体" w:hAnsi="Consolas"/>
+          <w:sz w:val="24"/>
+        </w:rPr>
+        <w:t>扣分）</w:t>
+      </w:r>
+    </w:p>
+    <w:p>
+      <w:pPr>
+        <w:spacing w:line="360" w:lineRule="auto"/>
+        <w:rPr>
+          <w:rFonts w:ascii="Consolas" w:eastAsia="宋体" w:hAnsi="Consolas"/>
+          <w:sz w:val="24"/>
+        </w:rPr>
+      </w:pPr>
+      <w:r>
+        <w:rPr>
+          <w:rFonts w:ascii="Consolas" w:eastAsia="宋体" w:hAnsi="Consolas"/>
+          <w:sz w:val="24"/>
+        </w:rPr>
+        <w:drawing>
+          <wp:inline distT="0" distB="0" distL="0" distR="0" wp14:anchorId="411317D0" wp14:editId="5CFE1E4A">
+            <wp:extent cx="5274310" cy="584835"/>
+            <wp:effectExtent l="0" t="0" r="2540" b="5715"/>
+            <wp:docPr id="1579000554" name="Picture 1"/>
+            <wp:cNvGraphicFramePr>
+              <a:graphicFrameLocks xmlns:a="http://schemas.openxmlformats.org/drawingml/2006/main" noChangeAspect="1"/>
+            </wp:cNvGraphicFramePr>
+            <a:graphic xmlns:a="http://schemas.openxmlformats.org/drawingml/2006/main">
+              <a:graphicData uri="http://schemas.openxmlformats.org/drawingml/2006/picture">
+                <pic:pic xmlns:pic="http://schemas.openxmlformats.org/drawingml/2006/picture">
+                  <pic:nvPicPr>
+                    <pic:cNvPr id="1579000554" name=""/>
+                    <pic:cNvPicPr/>
+                  </pic:nvPicPr>
+                  <pic:blipFill>
+                    <a:blip r:embed="rId12"/>
+                    <a:stretch>
+                      <a:fillRect/>
+                    </a:stretch>
+                  </pic:blipFill>
+                  <pic:spPr>
+                    <a:xfrm>
+                      <a:off x="0" y="0"/>
+                      <a:ext cx="5274310" cy="584835"/>
+                    </a:xfrm>
+                    <a:prstGeom prst="rect">
+                      <a:avLst/>
+                    </a:prstGeom>
+                  </pic:spPr>
+                </pic:pic>
+              </a:graphicData>
+            </a:graphic>
+          </wp:inline>
+        </w:drawing>
+      </w:r>
+      <w:r>
+        <w:rPr>
+          <w:rFonts w:ascii="Consolas" w:eastAsia="宋体" w:hAnsi="Consolas"/>
+          <w:sz w:val="24"/>
+        </w:rPr>
+        <w:t>（</w:t>
+      </w:r>
+      <w:r>
+        <w:rPr>
+          <w:rFonts w:ascii="Consolas" w:eastAsia="宋体" w:hAnsi="Consolas" w:hint="eastAsia"/>
+          <w:sz w:val="24"/>
+        </w:rPr>
+        <w:t>4</w:t>
+      </w:r>
+      <w:r>
+        <w:rPr>
+          <w:rFonts w:ascii="Consolas" w:eastAsia="宋体" w:hAnsi="Consolas"/>
+          <w:sz w:val="24"/>
+        </w:rPr>
+        <w:t>）</w:t>
+      </w:r>
+      <w:r>
+        <w:rPr>
+          <w:rFonts w:ascii="Consolas" w:eastAsia="宋体" w:hAnsi="Consolas"/>
+          <w:sz w:val="24"/>
+        </w:rPr>
+        <w:t>源代码</w:t>
+      </w:r>
+    </w:p>
+    <w:p>
+      <w:pPr>
+        <w:spacing w:line="360" w:lineRule="auto"/>
+        <w:rPr>
+          <w:rFonts w:ascii="Consolas" w:eastAsia="宋体" w:hAnsi="Consolas"/>
+          <w:sz w:val="24"/>
+        </w:rPr>
+      </w:pPr>
+      <w:r>
+        <w:rPr>
+          <w:rFonts w:ascii="Consolas" w:eastAsia="宋体" w:hAnsi="Consolas"/>
+          <w:sz w:val="24"/>
+        </w:rPr>
+        <w:t>title Score Range Statistics</w:t>
+      </w:r>
+    </w:p>
+    <w:p>
+      <w:pPr>
+        <w:spacing w:line="360" w:lineRule="auto"/>
+        <w:rPr>
+          <w:rFonts w:ascii="Consolas" w:eastAsia="宋体" w:hAnsi="Consolas"/>
+          <w:sz w:val="24"/>
+        </w:rPr>
+      </w:pPr>
+    </w:p>
+    <w:p>
+      <w:pPr>
+        <w:spacing w:line="360" w:lineRule="auto"/>
+        <w:rPr>
+          <w:rFonts w:ascii="Consolas" w:eastAsia="宋体" w:hAnsi="Consolas"/>
+          <w:sz w:val="24"/>
+        </w:rPr>
+      </w:pPr>
+      <w:r>
+        <w:rPr>
+          <w:rFonts w:ascii="Consolas" w:eastAsia="宋体" w:hAnsi="Consolas"/>
+          <w:sz w:val="24"/>
+        </w:rPr>
+        <w:t>data segment</w:t>
+      </w:r>
+    </w:p>
+    <w:p>
+      <w:pPr>
+        <w:spacing w:line="360" w:lineRule="auto"/>
+        <w:rPr>
+          <w:rFonts w:ascii="Consolas" w:eastAsia="宋体" w:hAnsi="Consolas"/>
+          <w:sz w:val="24"/>
+        </w:rPr>
+      </w:pPr>
+      <w:r>
+        <w:rPr>
+          <w:rFonts w:ascii="Consolas" w:eastAsia="宋体" w:hAnsi="Consolas"/>
+          <w:sz w:val="24"/>
+        </w:rPr>
+        <w:t>    ID      </w:t>
+      </w:r>
+      <w:proofErr w:type="spellStart"/>
+      <w:proofErr w:type="gramStart"/>
+      <w:r>
+        <w:rPr>
+          <w:rFonts w:ascii="Consolas" w:eastAsia="宋体" w:hAnsi="Consolas"/>
+          <w:sz w:val="24"/>
+        </w:rPr>
+        <w:t>db</w:t>
+      </w:r>
+      <w:proofErr w:type="spellEnd"/>
+      <w:r>
+        <w:rPr>
+          <w:rFonts w:ascii="Consolas" w:eastAsia="宋体" w:hAnsi="Consolas"/>
+          <w:sz w:val="24"/>
+        </w:rPr>
+        <w:t xml:space="preserve">  </w:t>
+      </w:r>
+      <w:r>
+        <w:rPr>
+          <w:rFonts w:ascii="Consolas" w:eastAsia="宋体" w:hAnsi="Consolas"/>
+          <w:i/>
+          <w:iCs/>
+          <w:sz w:val="24"/>
+        </w:rPr>
+        <w:t>'</w:t>
+      </w:r>
+      <w:proofErr w:type="gramEnd"/>
+      <w:r>
+        <w:rPr>
+          <w:rFonts w:ascii="Consolas" w:eastAsia="宋体" w:hAnsi="Consolas"/>
+          <w:i/>
+          <w:iCs/>
+          <w:sz w:val="24"/>
+        </w:rPr>
+        <w:t>2234412799'</w:t>
+      </w:r>
+    </w:p>
+    <w:p>
+      <w:pPr>
+        <w:spacing w:line="360" w:lineRule="auto"/>
+        <w:rPr>
+          <w:rFonts w:ascii="Consolas" w:eastAsia="宋体" w:hAnsi="Consolas"/>
+          <w:sz w:val="24"/>
+        </w:rPr>
+      </w:pPr>
+      <w:r>
+        <w:rPr>
+          <w:rFonts w:ascii="Consolas" w:eastAsia="宋体" w:hAnsi="Consolas"/>
+          <w:sz w:val="24"/>
+        </w:rPr>
+        <w:t xml:space="preserve">    array   </w:t>
+      </w:r>
+      <w:proofErr w:type="spellStart"/>
+      <w:proofErr w:type="gramStart"/>
+      <w:r>
+        <w:rPr>
+          <w:rFonts w:ascii="Consolas" w:eastAsia="宋体" w:hAnsi="Consolas"/>
+          <w:sz w:val="24"/>
+        </w:rPr>
+        <w:t>db</w:t>
+      </w:r>
+      <w:proofErr w:type="spellEnd"/>
+      <w:r>
+        <w:rPr>
+          <w:rFonts w:ascii="Consolas" w:eastAsia="宋体" w:hAnsi="Consolas"/>
+          <w:sz w:val="24"/>
+        </w:rPr>
+        <w:t xml:space="preserve">  76</w:t>
+      </w:r>
+      <w:proofErr w:type="gramEnd"/>
+      <w:r>
+        <w:rPr>
+          <w:rFonts w:ascii="Consolas" w:eastAsia="宋体" w:hAnsi="Consolas"/>
+          <w:sz w:val="24"/>
+        </w:rPr>
+        <w:t>,69,84,90,73,88,99,63,100,80</w:t>
+      </w:r>
+    </w:p>
+    <w:p>
+      <w:pPr>
+        <w:spacing w:line="360" w:lineRule="auto"/>
+        <w:rPr>
+          <w:rFonts w:ascii="Consolas" w:eastAsia="宋体" w:hAnsi="Consolas"/>
+          <w:sz w:val="24"/>
+        </w:rPr>
+      </w:pPr>
+    </w:p>
+    <w:p>
+      <w:pPr>
+        <w:spacing w:line="360" w:lineRule="auto"/>
+        <w:rPr>
+          <w:rFonts w:ascii="Consolas" w:eastAsia="宋体" w:hAnsi="Consolas"/>
+          <w:sz w:val="24"/>
+        </w:rPr>
+      </w:pPr>
+      <w:r>
+        <w:rPr>
+          <w:rFonts w:ascii="Consolas" w:eastAsia="宋体" w:hAnsi="Consolas"/>
+          <w:sz w:val="24"/>
+        </w:rPr>
+        <w:t>    S6      </w:t>
+      </w:r>
+      <w:proofErr w:type="spellStart"/>
+      <w:proofErr w:type="gramStart"/>
+      <w:r>
+        <w:rPr>
+          <w:rFonts w:ascii="Consolas" w:eastAsia="宋体" w:hAnsi="Consolas"/>
+          <w:sz w:val="24"/>
+        </w:rPr>
+        <w:t>db</w:t>
+      </w:r>
+      <w:proofErr w:type="spellEnd"/>
+      <w:r>
+        <w:rPr>
+          <w:rFonts w:ascii="Consolas" w:eastAsia="宋体" w:hAnsi="Consolas"/>
+          <w:sz w:val="24"/>
+        </w:rPr>
+        <w:t xml:space="preserve">  0</w:t>
+      </w:r>
+      <w:proofErr w:type="gramEnd"/>
+      <w:r>
+        <w:rPr>
+          <w:rFonts w:ascii="Consolas" w:eastAsia="宋体" w:hAnsi="Consolas"/>
+          <w:sz w:val="24"/>
+        </w:rPr>
+        <w:t xml:space="preserve">               </w:t>
+      </w:r>
+      <w:proofErr w:type="gramStart"/>
+      <w:r>
+        <w:rPr>
+          <w:rFonts w:ascii="Consolas" w:eastAsia="宋体" w:hAnsi="Consolas"/>
+          <w:sz w:val="24"/>
+        </w:rPr>
+        <w:t>  ;</w:t>
+      </w:r>
+      <w:proofErr w:type="gramEnd"/>
+      <w:r>
+        <w:rPr>
+          <w:rFonts w:ascii="Consolas" w:eastAsia="宋体" w:hAnsi="Consolas"/>
+          <w:sz w:val="24"/>
+        </w:rPr>
+        <w:t xml:space="preserve"> 60~69</w:t>
+      </w:r>
+    </w:p>
+    <w:p>
+      <w:pPr>
+        <w:spacing w:line="360" w:lineRule="auto"/>
+        <w:rPr>
+          <w:rFonts w:ascii="Consolas" w:eastAsia="宋体" w:hAnsi="Consolas"/>
+          <w:sz w:val="24"/>
+        </w:rPr>
+      </w:pPr>
+      <w:r>
+        <w:rPr>
+          <w:rFonts w:ascii="Consolas" w:eastAsia="宋体" w:hAnsi="Consolas"/>
+          <w:sz w:val="24"/>
+        </w:rPr>
+        <w:t>    S7      </w:t>
+      </w:r>
+      <w:proofErr w:type="spellStart"/>
+      <w:proofErr w:type="gramStart"/>
+      <w:r>
+        <w:rPr>
+          <w:rFonts w:ascii="Consolas" w:eastAsia="宋体" w:hAnsi="Consolas"/>
+          <w:sz w:val="24"/>
+        </w:rPr>
+        <w:t>db</w:t>
+      </w:r>
+      <w:proofErr w:type="spellEnd"/>
+      <w:r>
+        <w:rPr>
+          <w:rFonts w:ascii="Consolas" w:eastAsia="宋体" w:hAnsi="Consolas"/>
+          <w:sz w:val="24"/>
+        </w:rPr>
+        <w:t xml:space="preserve">  0</w:t>
+      </w:r>
+      <w:proofErr w:type="gramEnd"/>
+      <w:r>
+        <w:rPr>
+          <w:rFonts w:ascii="Consolas" w:eastAsia="宋体" w:hAnsi="Consolas"/>
+          <w:sz w:val="24"/>
+        </w:rPr>
+        <w:t xml:space="preserve">               </w:t>
+      </w:r>
+      <w:proofErr w:type="gramStart"/>
+      <w:r>
+        <w:rPr>
+          <w:rFonts w:ascii="Consolas" w:eastAsia="宋体" w:hAnsi="Consolas"/>
+          <w:sz w:val="24"/>
+        </w:rPr>
+        <w:t>  ;</w:t>
+      </w:r>
+      <w:proofErr w:type="gramEnd"/>
+      <w:r>
+        <w:rPr>
+          <w:rFonts w:ascii="Consolas" w:eastAsia="宋体" w:hAnsi="Consolas"/>
+          <w:sz w:val="24"/>
+        </w:rPr>
+        <w:t xml:space="preserve"> 70~79</w:t>
+      </w:r>
+    </w:p>
+    <w:p>
+      <w:pPr>
+        <w:spacing w:line="360" w:lineRule="auto"/>
+        <w:rPr>
+          <w:rFonts w:ascii="Consolas" w:eastAsia="宋体" w:hAnsi="Consolas"/>
+          <w:sz w:val="24"/>
+        </w:rPr>
+      </w:pPr>
+      <w:r>
+        <w:rPr>
+          <w:rFonts w:ascii="Consolas" w:eastAsia="宋体" w:hAnsi="Consolas"/>
+          <w:sz w:val="24"/>
+        </w:rPr>
+        <w:t>    S8      </w:t>
+      </w:r>
+      <w:proofErr w:type="spellStart"/>
+      <w:proofErr w:type="gramStart"/>
+      <w:r>
+        <w:rPr>
+          <w:rFonts w:ascii="Consolas" w:eastAsia="宋体" w:hAnsi="Consolas"/>
+          <w:sz w:val="24"/>
+        </w:rPr>
+        <w:t>db</w:t>
+      </w:r>
+      <w:proofErr w:type="spellEnd"/>
+      <w:r>
+        <w:rPr>
+          <w:rFonts w:ascii="Consolas" w:eastAsia="宋体" w:hAnsi="Consolas"/>
+          <w:sz w:val="24"/>
+        </w:rPr>
+        <w:t xml:space="preserve">  0</w:t>
+      </w:r>
+      <w:proofErr w:type="gramEnd"/>
+      <w:r>
+        <w:rPr>
+          <w:rFonts w:ascii="Consolas" w:eastAsia="宋体" w:hAnsi="Consolas"/>
+          <w:sz w:val="24"/>
+        </w:rPr>
+        <w:t xml:space="preserve">               </w:t>
+      </w:r>
+      <w:proofErr w:type="gramStart"/>
+      <w:r>
+        <w:rPr>
+          <w:rFonts w:ascii="Consolas" w:eastAsia="宋体" w:hAnsi="Consolas"/>
+          <w:sz w:val="24"/>
+        </w:rPr>
+        <w:t>  ;</w:t>
+      </w:r>
+      <w:proofErr w:type="gramEnd"/>
+      <w:r>
+        <w:rPr>
+          <w:rFonts w:ascii="Consolas" w:eastAsia="宋体" w:hAnsi="Consolas"/>
+          <w:sz w:val="24"/>
+        </w:rPr>
+        <w:t xml:space="preserve"> 80~89</w:t>
+      </w:r>
+    </w:p>
+    <w:p>
+      <w:pPr>
+        <w:spacing w:line="360" w:lineRule="auto"/>
+        <w:rPr>
+          <w:rFonts w:ascii="Consolas" w:eastAsia="宋体" w:hAnsi="Consolas"/>
+          <w:sz w:val="24"/>
+        </w:rPr>
+      </w:pPr>
+      <w:r>
+        <w:rPr>
+          <w:rFonts w:ascii="Consolas" w:eastAsia="宋体" w:hAnsi="Consolas"/>
+          <w:sz w:val="24"/>
+        </w:rPr>
+        <w:t>    S9      </w:t>
+      </w:r>
+      <w:proofErr w:type="spellStart"/>
+      <w:proofErr w:type="gramStart"/>
+      <w:r>
+        <w:rPr>
+          <w:rFonts w:ascii="Consolas" w:eastAsia="宋体" w:hAnsi="Consolas"/>
+          <w:sz w:val="24"/>
+        </w:rPr>
+        <w:t>db</w:t>
+      </w:r>
+      <w:proofErr w:type="spellEnd"/>
+      <w:r>
+        <w:rPr>
+          <w:rFonts w:ascii="Consolas" w:eastAsia="宋体" w:hAnsi="Consolas"/>
+          <w:sz w:val="24"/>
+        </w:rPr>
+        <w:t xml:space="preserve">  0</w:t>
+      </w:r>
+      <w:proofErr w:type="gramEnd"/>
+      <w:r>
+        <w:rPr>
+          <w:rFonts w:ascii="Consolas" w:eastAsia="宋体" w:hAnsi="Consolas"/>
+          <w:sz w:val="24"/>
+        </w:rPr>
+        <w:t xml:space="preserve">               </w:t>
+      </w:r>
+      <w:proofErr w:type="gramStart"/>
+      <w:r>
+        <w:rPr>
+          <w:rFonts w:ascii="Consolas" w:eastAsia="宋体" w:hAnsi="Consolas"/>
+          <w:sz w:val="24"/>
+        </w:rPr>
+        <w:t>  ;</w:t>
+      </w:r>
+      <w:proofErr w:type="gramEnd"/>
+      <w:r>
+        <w:rPr>
+          <w:rFonts w:ascii="Consolas" w:eastAsia="宋体" w:hAnsi="Consolas"/>
+          <w:sz w:val="24"/>
+        </w:rPr>
+        <w:t xml:space="preserve"> 90~99</w:t>
+      </w:r>
+    </w:p>
+    <w:p>
+      <w:pPr>
+        <w:spacing w:line="360" w:lineRule="auto"/>
+        <w:rPr>
+          <w:rFonts w:ascii="Consolas" w:eastAsia="宋体" w:hAnsi="Consolas"/>
+          <w:sz w:val="24"/>
+        </w:rPr>
+      </w:pPr>
+      <w:r>
+        <w:rPr>
+          <w:rFonts w:ascii="Consolas" w:eastAsia="宋体" w:hAnsi="Consolas"/>
+          <w:sz w:val="24"/>
+        </w:rPr>
+        <w:t xml:space="preserve">    S10     </w:t>
+      </w:r>
+      <w:proofErr w:type="spellStart"/>
+      <w:proofErr w:type="gramStart"/>
+      <w:r>
+        <w:rPr>
+          <w:rFonts w:ascii="Consolas" w:eastAsia="宋体" w:hAnsi="Consolas"/>
+          <w:sz w:val="24"/>
+        </w:rPr>
+        <w:t>db</w:t>
+      </w:r>
+      <w:proofErr w:type="spellEnd"/>
+      <w:r>
+        <w:rPr>
+          <w:rFonts w:ascii="Consolas" w:eastAsia="宋体" w:hAnsi="Consolas"/>
+          <w:sz w:val="24"/>
+        </w:rPr>
+        <w:t xml:space="preserve">  0</w:t>
+      </w:r>
+      <w:proofErr w:type="gramEnd"/>
+      <w:r>
+        <w:rPr>
+          <w:rFonts w:ascii="Consolas" w:eastAsia="宋体" w:hAnsi="Consolas"/>
+          <w:sz w:val="24"/>
+        </w:rPr>
+        <w:t xml:space="preserve">               </w:t>
+      </w:r>
+      <w:proofErr w:type="gramStart"/>
+      <w:r>
+        <w:rPr>
+          <w:rFonts w:ascii="Consolas" w:eastAsia="宋体" w:hAnsi="Consolas"/>
+          <w:sz w:val="24"/>
+        </w:rPr>
+        <w:t>  ;</w:t>
+      </w:r>
+      <w:proofErr w:type="gramEnd"/>
+      <w:r>
+        <w:rPr>
+          <w:rFonts w:ascii="Consolas" w:eastAsia="宋体" w:hAnsi="Consolas"/>
+          <w:sz w:val="24"/>
+        </w:rPr>
+        <w:t xml:space="preserve"> 100</w:t>
+      </w:r>
+    </w:p>
+    <w:p>
+      <w:pPr>
+        <w:spacing w:line="360" w:lineRule="auto"/>
+        <w:rPr>
+          <w:rFonts w:ascii="Consolas" w:eastAsia="宋体" w:hAnsi="Consolas"/>
+          <w:sz w:val="24"/>
+        </w:rPr>
+      </w:pPr>
+      <w:r>
+        <w:rPr>
+          <w:rFonts w:ascii="Consolas" w:eastAsia="宋体" w:hAnsi="Consolas"/>
+          <w:sz w:val="24"/>
+        </w:rPr>
+        <w:t>data ends</w:t>
+      </w:r>
+    </w:p>
+    <w:p>
+      <w:pPr>
+        <w:spacing w:line="360" w:lineRule="auto"/>
+        <w:rPr>
+          <w:rFonts w:ascii="Consolas" w:eastAsia="宋体" w:hAnsi="Consolas"/>
+          <w:sz w:val="24"/>
+        </w:rPr>
+      </w:pPr>
+    </w:p>
+    <w:p>
+      <w:pPr>
+        <w:spacing w:line="360" w:lineRule="auto"/>
+        <w:rPr>
+          <w:rFonts w:ascii="Consolas" w:eastAsia="宋体" w:hAnsi="Consolas"/>
+          <w:sz w:val="24"/>
+        </w:rPr>
+      </w:pPr>
+      <w:r>
+        <w:rPr>
+          <w:rFonts w:ascii="Consolas" w:eastAsia="宋体" w:hAnsi="Consolas"/>
+          <w:sz w:val="24"/>
+        </w:rPr>
+        <w:t>code segment</w:t>
+      </w:r>
+    </w:p>
+    <w:p>
+      <w:pPr>
+        <w:spacing w:line="360" w:lineRule="auto"/>
+        <w:rPr>
+          <w:rFonts w:ascii="Consolas" w:eastAsia="宋体" w:hAnsi="Consolas"/>
+          <w:sz w:val="24"/>
+        </w:rPr>
+      </w:pPr>
+      <w:r>
+        <w:rPr>
+          <w:rFonts w:ascii="Consolas" w:eastAsia="宋体" w:hAnsi="Consolas"/>
+          <w:sz w:val="24"/>
+        </w:rPr>
+        <w:t xml:space="preserve">    assume </w:t>
+      </w:r>
+      <w:proofErr w:type="spellStart"/>
+      <w:proofErr w:type="gramStart"/>
+      <w:r>
+        <w:rPr>
+          <w:rFonts w:ascii="Consolas" w:eastAsia="宋体" w:hAnsi="Consolas"/>
+          <w:sz w:val="24"/>
+        </w:rPr>
+        <w:t>cs:code</w:t>
+      </w:r>
+      <w:proofErr w:type="spellEnd"/>
+      <w:proofErr w:type="gramEnd"/>
+      <w:r>
+        <w:rPr>
+          <w:rFonts w:ascii="Consolas" w:eastAsia="宋体" w:hAnsi="Consolas"/>
+          <w:sz w:val="24"/>
+        </w:rPr>
+        <w:t xml:space="preserve">, </w:t>
+      </w:r>
+      <w:proofErr w:type="spellStart"/>
+      <w:r>
+        <w:rPr>
+          <w:rFonts w:ascii="Consolas" w:eastAsia="宋体" w:hAnsi="Consolas"/>
+          <w:sz w:val="24"/>
+        </w:rPr>
+        <w:t>ds:data</w:t>
+      </w:r>
+      <w:proofErr w:type="spellEnd"/>
+    </w:p>
+    <w:p>
+      <w:pPr>
+        <w:spacing w:line="360" w:lineRule="auto"/>
+        <w:rPr>
+          <w:rFonts w:ascii="Consolas" w:eastAsia="宋体" w:hAnsi="Consolas"/>
+          <w:sz w:val="24"/>
+        </w:rPr>
+      </w:pPr>
+      <w:r>
+        <w:rPr>
+          <w:rFonts w:ascii="Consolas" w:eastAsia="宋体" w:hAnsi="Consolas"/>
+          <w:sz w:val="24"/>
+        </w:rPr>
+        <w:t>    main    proc</w:t>
+      </w:r>
+    </w:p>
+    <w:p>
+      <w:pPr>
+        <w:spacing w:line="360" w:lineRule="auto"/>
+        <w:rPr>
+          <w:rFonts w:ascii="Consolas" w:eastAsia="宋体" w:hAnsi="Consolas"/>
+          <w:sz w:val="24"/>
+        </w:rPr>
+      </w:pPr>
+      <w:r>
+        <w:rPr>
+          <w:rFonts w:ascii="Consolas" w:eastAsia="宋体" w:hAnsi="Consolas"/>
+          <w:sz w:val="24"/>
+        </w:rPr>
+        <w:t>        ; assign the data segment base address to DS</w:t>
+      </w:r>
+    </w:p>
+    <w:p>
+      <w:pPr>
+        <w:spacing w:line="360" w:lineRule="auto"/>
+        <w:rPr>
+          <w:rFonts w:ascii="Consolas" w:eastAsia="宋体" w:hAnsi="Consolas"/>
+          <w:sz w:val="24"/>
+        </w:rPr>
+      </w:pPr>
+      <w:r>
+        <w:rPr>
+          <w:rFonts w:ascii="Consolas" w:eastAsia="宋体" w:hAnsi="Consolas"/>
+          <w:sz w:val="24"/>
+        </w:rPr>
+        <w:t>        mov   ax, data</w:t>
+      </w:r>
+    </w:p>
+    <w:p>
+      <w:pPr>
+        <w:spacing w:line="360" w:lineRule="auto"/>
+        <w:rPr>
+          <w:rFonts w:ascii="Consolas" w:eastAsia="宋体" w:hAnsi="Consolas"/>
+          <w:sz w:val="24"/>
+        </w:rPr>
+      </w:pPr>
+      <w:r>
+        <w:rPr>
+          <w:rFonts w:ascii="Consolas" w:eastAsia="宋体" w:hAnsi="Consolas"/>
+          <w:sz w:val="24"/>
+        </w:rPr>
+        <w:t>        mov   ds, ax</w:t>
+      </w:r>
+    </w:p>
+    <w:p>
+      <w:pPr>
+        <w:spacing w:line="360" w:lineRule="auto"/>
+        <w:rPr>
+          <w:rFonts w:ascii="Consolas" w:eastAsia="宋体" w:hAnsi="Consolas"/>
+          <w:sz w:val="24"/>
+        </w:rPr>
+      </w:pPr>
+      <w:r>
+        <w:rPr>
+          <w:rFonts w:ascii="Consolas" w:eastAsia="宋体" w:hAnsi="Consolas"/>
+          <w:sz w:val="24"/>
+        </w:rPr>
+        <w:t xml:space="preserve">        </w:t>
+      </w:r>
+    </w:p>
+    <w:p>
+      <w:pPr>
+        <w:spacing w:line="360" w:lineRule="auto"/>
+        <w:rPr>
+          <w:rFonts w:ascii="Consolas" w:eastAsia="宋体" w:hAnsi="Consolas"/>
+          <w:sz w:val="24"/>
+        </w:rPr>
+      </w:pPr>
+      <w:r>
+        <w:rPr>
+          <w:rFonts w:ascii="Consolas" w:eastAsia="宋体" w:hAnsi="Consolas"/>
+          <w:sz w:val="24"/>
+        </w:rPr>
+        <w:t>        ; TODO ...</w:t>
+      </w:r>
+    </w:p>
+    <w:p>
+      <w:pPr>
+        <w:spacing w:line="360" w:lineRule="auto"/>
+        <w:rPr>
+          <w:rFonts w:ascii="Consolas" w:eastAsia="宋体" w:hAnsi="Consolas"/>
+          <w:sz w:val="24"/>
+        </w:rPr>
+      </w:pPr>
+      <w:r>
+        <w:rPr>
+          <w:rFonts w:ascii="Consolas" w:eastAsia="宋体" w:hAnsi="Consolas"/>
+          <w:sz w:val="24"/>
+        </w:rPr>
+        <w:t>        ; | add your code between arrows |</w:t>
+      </w:r>
+    </w:p>
+    <w:p>
+      <w:pPr>
+        <w:spacing w:line="360" w:lineRule="auto"/>
+        <w:rPr>
+          <w:rFonts w:ascii="Consolas" w:eastAsia="宋体" w:hAnsi="Consolas"/>
+          <w:sz w:val="24"/>
+        </w:rPr>
+      </w:pPr>
+      <w:r>
+        <w:rPr>
+          <w:rFonts w:ascii="Consolas" w:eastAsia="宋体" w:hAnsi="Consolas"/>
+          <w:sz w:val="24"/>
+        </w:rPr>
+        <w:t xml:space="preserve">        ; v ---------------------------- </w:t>
+      </w:r>
+      <w:proofErr w:type="spellStart"/>
+      <w:r>
+        <w:rPr>
+          <w:rFonts w:ascii="Consolas" w:eastAsia="宋体" w:hAnsi="Consolas"/>
+          <w:sz w:val="24"/>
+        </w:rPr>
+        <w:t>v</w:t>
+      </w:r>
+      <w:proofErr w:type="spellEnd"/>
+    </w:p>
+    <w:p>
+      <w:pPr>
+        <w:spacing w:line="360" w:lineRule="auto"/>
+        <w:rPr>
+          <w:rFonts w:ascii="Consolas" w:eastAsia="宋体" w:hAnsi="Consolas"/>
+          <w:sz w:val="24"/>
+        </w:rPr>
+      </w:pPr>
+      <w:r>
+        <w:rPr>
+          <w:rFonts w:ascii="Consolas" w:eastAsia="宋体" w:hAnsi="Consolas"/>
+          <w:sz w:val="24"/>
+        </w:rPr>
+        <w:t xml:space="preserve">        </w:t>
+      </w:r>
+    </w:p>
+    <w:p>
+      <w:pPr>
+        <w:spacing w:line="360" w:lineRule="auto"/>
+        <w:rPr>
+          <w:rFonts w:ascii="Consolas" w:eastAsia="宋体" w:hAnsi="Consolas"/>
+          <w:sz w:val="24"/>
+        </w:rPr>
+      </w:pPr>
+      <w:r>
+        <w:rPr>
+          <w:rFonts w:ascii="Consolas" w:eastAsia="宋体" w:hAnsi="Consolas"/>
+          <w:sz w:val="24"/>
+        </w:rPr>
+        <w:t xml:space="preserve">        </w:t>
+      </w:r>
+    </w:p>
+    <w:p>
+      <w:pPr>
+        <w:spacing w:line="360" w:lineRule="auto"/>
+        <w:rPr>
+          <w:rFonts w:ascii="Consolas" w:eastAsia="宋体" w:hAnsi="Consolas"/>
+          <w:sz w:val="24"/>
+        </w:rPr>
+      </w:pPr>
+      <w:r>
+        <w:rPr>
+          <w:rFonts w:ascii="Consolas" w:eastAsia="宋体" w:hAnsi="Consolas"/>
+          <w:sz w:val="24"/>
+        </w:rPr>
+        <w:lastRenderedPageBreak/>
+        <w:t xml:space="preserve">        </w:t>
+      </w:r>
+      <w:proofErr w:type="gramStart"/>
+      <w:r>
+        <w:rPr>
+          <w:rFonts w:ascii="Consolas" w:eastAsia="宋体" w:hAnsi="Consolas"/>
+          <w:sz w:val="24"/>
+        </w:rPr>
+        <w:t>call  STAT</w:t>
+      </w:r>
+      <w:proofErr w:type="gramEnd"/>
+      <w:r>
+        <w:rPr>
+          <w:rFonts w:ascii="Consolas" w:eastAsia="宋体" w:hAnsi="Consolas"/>
+          <w:sz w:val="24"/>
+        </w:rPr>
+        <w:t>_SCORE</w:t>
+      </w:r>
+    </w:p>
+    <w:p>
+      <w:pPr>
+        <w:spacing w:line="360" w:lineRule="auto"/>
+        <w:rPr>
+          <w:rFonts w:ascii="Consolas" w:eastAsia="宋体" w:hAnsi="Consolas"/>
+          <w:sz w:val="24"/>
+        </w:rPr>
+      </w:pPr>
+    </w:p>
+    <w:p>
+      <w:pPr>
+        <w:spacing w:line="360" w:lineRule="auto"/>
+        <w:rPr>
+          <w:rFonts w:ascii="Consolas" w:eastAsia="宋体" w:hAnsi="Consolas"/>
+          <w:sz w:val="24"/>
+        </w:rPr>
+      </w:pPr>
+      <w:r>
+        <w:rPr>
+          <w:rFonts w:ascii="Consolas" w:eastAsia="宋体" w:hAnsi="Consolas"/>
+          <w:sz w:val="24"/>
+        </w:rPr>
+        <w:t>    ; Count values in array into S6/S7/S8/S9/S10</w:t>
+      </w:r>
+    </w:p>
+    <w:p>
+      <w:pPr>
+        <w:spacing w:line="360" w:lineRule="auto"/>
+        <w:rPr>
+          <w:rFonts w:ascii="Consolas" w:eastAsia="宋体" w:hAnsi="Consolas"/>
+          <w:sz w:val="24"/>
+        </w:rPr>
+      </w:pPr>
+      <w:r>
+        <w:rPr>
+          <w:rFonts w:ascii="Consolas" w:eastAsia="宋体" w:hAnsi="Consolas"/>
+          <w:sz w:val="24"/>
+        </w:rPr>
+        <w:t>    STAT_</w:t>
+      </w:r>
+      <w:proofErr w:type="gramStart"/>
+      <w:r>
+        <w:rPr>
+          <w:rFonts w:ascii="Consolas" w:eastAsia="宋体" w:hAnsi="Consolas"/>
+          <w:sz w:val="24"/>
+        </w:rPr>
+        <w:t>SCORE  proc</w:t>
+      </w:r>
+      <w:proofErr w:type="gramEnd"/>
+    </w:p>
+    <w:p>
+      <w:pPr>
+        <w:spacing w:line="360" w:lineRule="auto"/>
+        <w:rPr>
+          <w:rFonts w:ascii="Consolas" w:eastAsia="宋体" w:hAnsi="Consolas"/>
+          <w:sz w:val="24"/>
+        </w:rPr>
+      </w:pPr>
+      <w:r>
+        <w:rPr>
+          <w:rFonts w:ascii="Consolas" w:eastAsia="宋体" w:hAnsi="Consolas"/>
+          <w:sz w:val="24"/>
+        </w:rPr>
+        <w:t>        mov   S6, 0</w:t>
+      </w:r>
+    </w:p>
+    <w:p>
+      <w:pPr>
+        <w:spacing w:line="360" w:lineRule="auto"/>
+        <w:rPr>
+          <w:rFonts w:ascii="Consolas" w:eastAsia="宋体" w:hAnsi="Consolas"/>
+          <w:sz w:val="24"/>
+        </w:rPr>
+      </w:pPr>
+      <w:r>
+        <w:rPr>
+          <w:rFonts w:ascii="Consolas" w:eastAsia="宋体" w:hAnsi="Consolas"/>
+          <w:sz w:val="24"/>
+        </w:rPr>
+        <w:t>        mov   S7, 0</w:t>
+      </w:r>
+    </w:p>
+    <w:p>
+      <w:pPr>
+        <w:spacing w:line="360" w:lineRule="auto"/>
+        <w:rPr>
+          <w:rFonts w:ascii="Consolas" w:eastAsia="宋体" w:hAnsi="Consolas"/>
+          <w:sz w:val="24"/>
+        </w:rPr>
+      </w:pPr>
+      <w:r>
+        <w:rPr>
+          <w:rFonts w:ascii="Consolas" w:eastAsia="宋体" w:hAnsi="Consolas"/>
+          <w:sz w:val="24"/>
+        </w:rPr>
+        <w:t>        mov   S8, 0</w:t>
+      </w:r>
+    </w:p>
+    <w:p>
+      <w:pPr>
+        <w:spacing w:line="360" w:lineRule="auto"/>
+        <w:rPr>
+          <w:rFonts w:ascii="Consolas" w:eastAsia="宋体" w:hAnsi="Consolas"/>
+          <w:sz w:val="24"/>
+        </w:rPr>
+      </w:pPr>
+      <w:r>
+        <w:rPr>
+          <w:rFonts w:ascii="Consolas" w:eastAsia="宋体" w:hAnsi="Consolas"/>
+          <w:sz w:val="24"/>
+        </w:rPr>
+        <w:t>        mov   S9, 0</w:t>
+      </w:r>
+    </w:p>
+    <w:p>
+      <w:pPr>
+        <w:spacing w:line="360" w:lineRule="auto"/>
+        <w:rPr>
+          <w:rFonts w:ascii="Consolas" w:eastAsia="宋体" w:hAnsi="Consolas"/>
+          <w:sz w:val="24"/>
+        </w:rPr>
+      </w:pPr>
+      <w:r>
+        <w:rPr>
+          <w:rFonts w:ascii="Consolas" w:eastAsia="宋体" w:hAnsi="Consolas"/>
+          <w:sz w:val="24"/>
+        </w:rPr>
+        <w:t>        mov   S10, 0</w:t>
+      </w:r>
+    </w:p>
+    <w:p>
+      <w:pPr>
+        <w:spacing w:line="360" w:lineRule="auto"/>
+        <w:rPr>
+          <w:rFonts w:ascii="Consolas" w:eastAsia="宋体" w:hAnsi="Consolas"/>
+          <w:sz w:val="24"/>
+        </w:rPr>
+      </w:pPr>
+    </w:p>
+    <w:p>
+      <w:pPr>
+        <w:spacing w:line="360" w:lineRule="auto"/>
+        <w:rPr>
+          <w:rFonts w:ascii="Consolas" w:eastAsia="宋体" w:hAnsi="Consolas"/>
+          <w:sz w:val="24"/>
+        </w:rPr>
+      </w:pPr>
+      <w:r>
+        <w:rPr>
+          <w:rFonts w:ascii="Consolas" w:eastAsia="宋体" w:hAnsi="Consolas"/>
+          <w:sz w:val="24"/>
+        </w:rPr>
+        <w:t xml:space="preserve">        lea   </w:t>
+      </w:r>
+      <w:proofErr w:type="spellStart"/>
+      <w:r>
+        <w:rPr>
+          <w:rFonts w:ascii="Consolas" w:eastAsia="宋体" w:hAnsi="Consolas"/>
+          <w:sz w:val="24"/>
+        </w:rPr>
+        <w:t>si</w:t>
+      </w:r>
+      <w:proofErr w:type="spellEnd"/>
+      <w:r>
+        <w:rPr>
+          <w:rFonts w:ascii="Consolas" w:eastAsia="宋体" w:hAnsi="Consolas"/>
+          <w:sz w:val="24"/>
+        </w:rPr>
+        <w:t>, array</w:t>
+      </w:r>
+    </w:p>
+    <w:p>
+      <w:pPr>
+        <w:spacing w:line="360" w:lineRule="auto"/>
+        <w:rPr>
+          <w:rFonts w:ascii="Consolas" w:eastAsia="宋体" w:hAnsi="Consolas"/>
+          <w:sz w:val="24"/>
+        </w:rPr>
+      </w:pPr>
+      <w:r>
+        <w:rPr>
+          <w:rFonts w:ascii="Consolas" w:eastAsia="宋体" w:hAnsi="Consolas"/>
+          <w:sz w:val="24"/>
+        </w:rPr>
+        <w:t>        mov   cx, 10</w:t>
+      </w:r>
+    </w:p>
+    <w:p>
+      <w:pPr>
+        <w:spacing w:line="360" w:lineRule="auto"/>
+        <w:rPr>
+          <w:rFonts w:ascii="Consolas" w:eastAsia="宋体" w:hAnsi="Consolas"/>
+          <w:sz w:val="24"/>
+        </w:rPr>
+      </w:pPr>
+    </w:p>
+    <w:p>
+      <w:pPr>
+        <w:spacing w:line="360" w:lineRule="auto"/>
+        <w:rPr>
+          <w:rFonts w:ascii="Consolas" w:eastAsia="宋体" w:hAnsi="Consolas"/>
+          <w:sz w:val="24"/>
+        </w:rPr>
+      </w:pPr>
+      <w:r>
+        <w:rPr>
+          <w:rFonts w:ascii="Consolas" w:eastAsia="宋体" w:hAnsi="Consolas"/>
+          <w:sz w:val="24"/>
+        </w:rPr>
+        <w:t>    NEXT_SCORE:</w:t>
+      </w:r>
+    </w:p>
+    <w:p>
+      <w:pPr>
+        <w:spacing w:line="360" w:lineRule="auto"/>
+        <w:rPr>
+          <w:rFonts w:ascii="Consolas" w:eastAsia="宋体" w:hAnsi="Consolas"/>
+          <w:sz w:val="24"/>
+        </w:rPr>
+      </w:pPr>
+      <w:r>
+        <w:rPr>
+          <w:rFonts w:ascii="Consolas" w:eastAsia="宋体" w:hAnsi="Consolas"/>
+          <w:sz w:val="24"/>
+        </w:rPr>
+        <w:t>        mov   al, [</w:t>
+      </w:r>
+      <w:proofErr w:type="spellStart"/>
+      <w:r>
+        <w:rPr>
+          <w:rFonts w:ascii="Consolas" w:eastAsia="宋体" w:hAnsi="Consolas"/>
+          <w:sz w:val="24"/>
+        </w:rPr>
+        <w:t>si</w:t>
+      </w:r>
+      <w:proofErr w:type="spellEnd"/>
+      <w:r>
+        <w:rPr>
+          <w:rFonts w:ascii="Consolas" w:eastAsia="宋体" w:hAnsi="Consolas"/>
+          <w:sz w:val="24"/>
+        </w:rPr>
+        <w:t>]</w:t>
+      </w:r>
+    </w:p>
+    <w:p>
+      <w:pPr>
+        <w:spacing w:line="360" w:lineRule="auto"/>
+        <w:rPr>
+          <w:rFonts w:ascii="Consolas" w:eastAsia="宋体" w:hAnsi="Consolas"/>
+          <w:sz w:val="24"/>
+        </w:rPr>
+      </w:pPr>
+    </w:p>
+    <w:p>
+      <w:pPr>
+        <w:spacing w:line="360" w:lineRule="auto"/>
+        <w:rPr>
+          <w:rFonts w:ascii="Consolas" w:eastAsia="宋体" w:hAnsi="Consolas"/>
+          <w:sz w:val="24"/>
+        </w:rPr>
+      </w:pPr>
+      <w:r>
+        <w:rPr>
+          <w:rFonts w:ascii="Consolas" w:eastAsia="宋体" w:hAnsi="Consolas"/>
+          <w:sz w:val="24"/>
+        </w:rPr>
+        <w:t xml:space="preserve">        </w:t>
+      </w:r>
+      <w:proofErr w:type="spellStart"/>
+      <w:r>
+        <w:rPr>
+          <w:rFonts w:ascii="Consolas" w:eastAsia="宋体" w:hAnsi="Consolas"/>
+          <w:sz w:val="24"/>
+        </w:rPr>
+        <w:t>cmp</w:t>
+      </w:r>
+      <w:proofErr w:type="spellEnd"/>
+      <w:r>
+        <w:rPr>
+          <w:rFonts w:ascii="Consolas" w:eastAsia="宋体" w:hAnsi="Consolas"/>
+          <w:sz w:val="24"/>
+        </w:rPr>
+        <w:t xml:space="preserve">   al, 100</w:t>
+      </w:r>
+    </w:p>
+    <w:p>
+      <w:pPr>
+        <w:spacing w:line="360" w:lineRule="auto"/>
+        <w:rPr>
+          <w:rFonts w:ascii="Consolas" w:eastAsia="宋体" w:hAnsi="Consolas"/>
+          <w:sz w:val="24"/>
+        </w:rPr>
+      </w:pPr>
+      <w:r>
+        <w:rPr>
+          <w:rFonts w:ascii="Consolas" w:eastAsia="宋体" w:hAnsi="Consolas"/>
+          <w:sz w:val="24"/>
+        </w:rPr>
+        <w:t>        je    IN_100</w:t>
+      </w:r>
+    </w:p>
+    <w:p>
+      <w:pPr>
+        <w:spacing w:line="360" w:lineRule="auto"/>
+        <w:rPr>
+          <w:rFonts w:ascii="Consolas" w:eastAsia="宋体" w:hAnsi="Consolas"/>
+          <w:sz w:val="24"/>
+        </w:rPr>
+      </w:pPr>
+    </w:p>
+    <w:p>
+      <w:pPr>
+        <w:spacing w:line="360" w:lineRule="auto"/>
+        <w:rPr>
+          <w:rFonts w:ascii="Consolas" w:eastAsia="宋体" w:hAnsi="Consolas"/>
+          <w:sz w:val="24"/>
+        </w:rPr>
+      </w:pPr>
+      <w:r>
+        <w:rPr>
+          <w:rFonts w:ascii="Consolas" w:eastAsia="宋体" w:hAnsi="Consolas"/>
+          <w:sz w:val="24"/>
+        </w:rPr>
+        <w:t xml:space="preserve">        </w:t>
+      </w:r>
+      <w:proofErr w:type="spellStart"/>
+      <w:r>
+        <w:rPr>
+          <w:rFonts w:ascii="Consolas" w:eastAsia="宋体" w:hAnsi="Consolas"/>
+          <w:sz w:val="24"/>
+        </w:rPr>
+        <w:t>cmp</w:t>
+      </w:r>
+      <w:proofErr w:type="spellEnd"/>
+      <w:r>
+        <w:rPr>
+          <w:rFonts w:ascii="Consolas" w:eastAsia="宋体" w:hAnsi="Consolas"/>
+          <w:sz w:val="24"/>
+        </w:rPr>
+        <w:t xml:space="preserve">   al, 90</w:t>
+      </w:r>
+    </w:p>
+    <w:p>
+      <w:pPr>
+        <w:spacing w:line="360" w:lineRule="auto"/>
+        <w:rPr>
+          <w:rFonts w:ascii="Consolas" w:eastAsia="宋体" w:hAnsi="Consolas"/>
+          <w:sz w:val="24"/>
+        </w:rPr>
+      </w:pPr>
+      <w:r>
+        <w:rPr>
+          <w:rFonts w:ascii="Consolas" w:eastAsia="宋体" w:hAnsi="Consolas"/>
+          <w:sz w:val="24"/>
+        </w:rPr>
+        <w:t>        jae   IN_90</w:t>
+      </w:r>
+    </w:p>
+    <w:p>
+      <w:pPr>
+        <w:spacing w:line="360" w:lineRule="auto"/>
+        <w:rPr>
+          <w:rFonts w:ascii="Consolas" w:eastAsia="宋体" w:hAnsi="Consolas"/>
+          <w:sz w:val="24"/>
+        </w:rPr>
+      </w:pPr>
+    </w:p>
+    <w:p>
+      <w:pPr>
+        <w:spacing w:line="360" w:lineRule="auto"/>
+        <w:rPr>
+          <w:rFonts w:ascii="Consolas" w:eastAsia="宋体" w:hAnsi="Consolas"/>
+          <w:sz w:val="24"/>
+        </w:rPr>
+      </w:pPr>
+      <w:r>
+        <w:rPr>
+          <w:rFonts w:ascii="Consolas" w:eastAsia="宋体" w:hAnsi="Consolas"/>
+          <w:sz w:val="24"/>
+        </w:rPr>
+        <w:t xml:space="preserve">        </w:t>
+      </w:r>
+      <w:proofErr w:type="spellStart"/>
+      <w:r>
+        <w:rPr>
+          <w:rFonts w:ascii="Consolas" w:eastAsia="宋体" w:hAnsi="Consolas"/>
+          <w:sz w:val="24"/>
+        </w:rPr>
+        <w:t>cmp</w:t>
+      </w:r>
+      <w:proofErr w:type="spellEnd"/>
+      <w:r>
+        <w:rPr>
+          <w:rFonts w:ascii="Consolas" w:eastAsia="宋体" w:hAnsi="Consolas"/>
+          <w:sz w:val="24"/>
+        </w:rPr>
+        <w:t xml:space="preserve">   al, 80</w:t>
+      </w:r>
+    </w:p>
+    <w:p>
+      <w:pPr>
+        <w:spacing w:line="360" w:lineRule="auto"/>
+        <w:rPr>
+          <w:rFonts w:ascii="Consolas" w:eastAsia="宋体" w:hAnsi="Consolas"/>
+          <w:sz w:val="24"/>
+        </w:rPr>
+      </w:pPr>
+      <w:r>
+        <w:rPr>
+          <w:rFonts w:ascii="Consolas" w:eastAsia="宋体" w:hAnsi="Consolas"/>
+          <w:sz w:val="24"/>
+        </w:rPr>
+        <w:t>        jae   IN_80</w:t>
+      </w:r>
+    </w:p>
+    <w:p>
+      <w:pPr>
+        <w:spacing w:line="360" w:lineRule="auto"/>
+        <w:rPr>
+          <w:rFonts w:ascii="Consolas" w:eastAsia="宋体" w:hAnsi="Consolas"/>
+          <w:sz w:val="24"/>
+        </w:rPr>
+      </w:pPr>
+    </w:p>
+    <w:p>
+      <w:pPr>
+        <w:spacing w:line="360" w:lineRule="auto"/>
+        <w:rPr>
+          <w:rFonts w:ascii="Consolas" w:eastAsia="宋体" w:hAnsi="Consolas"/>
+          <w:sz w:val="24"/>
+        </w:rPr>
+      </w:pPr>
+      <w:r>
+        <w:rPr>
+          <w:rFonts w:ascii="Consolas" w:eastAsia="宋体" w:hAnsi="Consolas"/>
+          <w:sz w:val="24"/>
+        </w:rPr>
+        <w:t xml:space="preserve">        </w:t>
+      </w:r>
+      <w:proofErr w:type="spellStart"/>
+      <w:r>
+        <w:rPr>
+          <w:rFonts w:ascii="Consolas" w:eastAsia="宋体" w:hAnsi="Consolas"/>
+          <w:sz w:val="24"/>
+        </w:rPr>
+        <w:t>cmp</w:t>
+      </w:r>
+      <w:proofErr w:type="spellEnd"/>
+      <w:r>
+        <w:rPr>
+          <w:rFonts w:ascii="Consolas" w:eastAsia="宋体" w:hAnsi="Consolas"/>
+          <w:sz w:val="24"/>
+        </w:rPr>
+        <w:t xml:space="preserve">   al, 70</w:t>
+      </w:r>
+    </w:p>
+    <w:p>
+      <w:pPr>
+        <w:spacing w:line="360" w:lineRule="auto"/>
+        <w:rPr>
+          <w:rFonts w:ascii="Consolas" w:eastAsia="宋体" w:hAnsi="Consolas"/>
+          <w:sz w:val="24"/>
+        </w:rPr>
+      </w:pPr>
+      <w:r>
+        <w:rPr>
+          <w:rFonts w:ascii="Consolas" w:eastAsia="宋体" w:hAnsi="Consolas"/>
+          <w:sz w:val="24"/>
+        </w:rPr>
+        <w:t>        jae   IN_70</w:t>
+      </w:r>
+    </w:p>
+    <w:p>
+      <w:pPr>
+        <w:spacing w:line="360" w:lineRule="auto"/>
+        <w:rPr>
+          <w:rFonts w:ascii="Consolas" w:eastAsia="宋体" w:hAnsi="Consolas"/>
+          <w:sz w:val="24"/>
+        </w:rPr>
+      </w:pPr>
+    </w:p>
+    <w:p>
+      <w:pPr>
+        <w:spacing w:line="360" w:lineRule="auto"/>
+        <w:rPr>
+          <w:rFonts w:ascii="Consolas" w:eastAsia="宋体" w:hAnsi="Consolas"/>
+          <w:sz w:val="24"/>
+        </w:rPr>
+      </w:pPr>
+      <w:r>
+        <w:rPr>
+          <w:rFonts w:ascii="Consolas" w:eastAsia="宋体" w:hAnsi="Consolas"/>
+          <w:sz w:val="24"/>
+        </w:rPr>
+        <w:t xml:space="preserve">        </w:t>
+      </w:r>
+      <w:proofErr w:type="spellStart"/>
+      <w:r>
+        <w:rPr>
+          <w:rFonts w:ascii="Consolas" w:eastAsia="宋体" w:hAnsi="Consolas"/>
+          <w:sz w:val="24"/>
+        </w:rPr>
+        <w:t>cmp</w:t>
+      </w:r>
+      <w:proofErr w:type="spellEnd"/>
+      <w:r>
+        <w:rPr>
+          <w:rFonts w:ascii="Consolas" w:eastAsia="宋体" w:hAnsi="Consolas"/>
+          <w:sz w:val="24"/>
+        </w:rPr>
+        <w:t xml:space="preserve">   al, 60</w:t>
+      </w:r>
+    </w:p>
+    <w:p>
+      <w:pPr>
+        <w:spacing w:line="360" w:lineRule="auto"/>
+        <w:rPr>
+          <w:rFonts w:ascii="Consolas" w:eastAsia="宋体" w:hAnsi="Consolas"/>
+          <w:sz w:val="24"/>
+        </w:rPr>
+      </w:pPr>
+      <w:r>
+        <w:rPr>
+          <w:rFonts w:ascii="Consolas" w:eastAsia="宋体" w:hAnsi="Consolas"/>
+          <w:sz w:val="24"/>
+        </w:rPr>
+        <w:t>        jae   IN_60</w:t>
+      </w:r>
+    </w:p>
+    <w:p>
+      <w:pPr>
+        <w:spacing w:line="360" w:lineRule="auto"/>
+        <w:rPr>
+          <w:rFonts w:ascii="Consolas" w:eastAsia="宋体" w:hAnsi="Consolas"/>
+          <w:sz w:val="24"/>
+        </w:rPr>
+      </w:pPr>
+    </w:p>
+    <w:p>
+      <w:pPr>
+        <w:spacing w:line="360" w:lineRule="auto"/>
+        <w:rPr>
+          <w:rFonts w:ascii="Consolas" w:eastAsia="宋体" w:hAnsi="Consolas"/>
+          <w:sz w:val="24"/>
+        </w:rPr>
+      </w:pPr>
+      <w:r>
+        <w:rPr>
+          <w:rFonts w:ascii="Consolas" w:eastAsia="宋体" w:hAnsi="Consolas"/>
+          <w:sz w:val="24"/>
+        </w:rPr>
+        <w:t xml:space="preserve">        </w:t>
+      </w:r>
+      <w:proofErr w:type="spellStart"/>
+      <w:r>
+        <w:rPr>
+          <w:rFonts w:ascii="Consolas" w:eastAsia="宋体" w:hAnsi="Consolas"/>
+          <w:sz w:val="24"/>
+        </w:rPr>
+        <w:t>jmp</w:t>
+      </w:r>
+      <w:proofErr w:type="spellEnd"/>
+      <w:r>
+        <w:rPr>
+          <w:rFonts w:ascii="Consolas" w:eastAsia="宋体" w:hAnsi="Consolas"/>
+          <w:sz w:val="24"/>
+        </w:rPr>
+        <w:t xml:space="preserve">   SCORE_DONE</w:t>
+      </w:r>
+    </w:p>
+    <w:p>
+      <w:pPr>
+        <w:spacing w:line="360" w:lineRule="auto"/>
+        <w:rPr>
+          <w:rFonts w:ascii="Consolas" w:eastAsia="宋体" w:hAnsi="Consolas"/>
+          <w:sz w:val="24"/>
+        </w:rPr>
+      </w:pPr>
+    </w:p>
+    <w:p>
+      <w:pPr>
+        <w:spacing w:line="360" w:lineRule="auto"/>
+        <w:rPr>
+          <w:rFonts w:ascii="Consolas" w:eastAsia="宋体" w:hAnsi="Consolas"/>
+          <w:sz w:val="24"/>
+        </w:rPr>
+      </w:pPr>
+      <w:r>
+        <w:rPr>
+          <w:rFonts w:ascii="Consolas" w:eastAsia="宋体" w:hAnsi="Consolas"/>
+          <w:sz w:val="24"/>
+        </w:rPr>
+        <w:t>    IN_60:</w:t>
+      </w:r>
+    </w:p>
+    <w:p>
+      <w:pPr>
+        <w:spacing w:line="360" w:lineRule="auto"/>
+        <w:rPr>
+          <w:rFonts w:ascii="Consolas" w:eastAsia="宋体" w:hAnsi="Consolas"/>
+          <w:sz w:val="24"/>
+        </w:rPr>
+      </w:pPr>
+      <w:r>
+        <w:rPr>
+          <w:rFonts w:ascii="Consolas" w:eastAsia="宋体" w:hAnsi="Consolas"/>
+          <w:sz w:val="24"/>
+        </w:rPr>
+        <w:t xml:space="preserve">        </w:t>
+      </w:r>
+      <w:proofErr w:type="spellStart"/>
+      <w:r>
+        <w:rPr>
+          <w:rFonts w:ascii="Consolas" w:eastAsia="宋体" w:hAnsi="Consolas"/>
+          <w:sz w:val="24"/>
+        </w:rPr>
+        <w:t>inc</w:t>
+      </w:r>
+      <w:proofErr w:type="spellEnd"/>
+      <w:r>
+        <w:rPr>
+          <w:rFonts w:ascii="Consolas" w:eastAsia="宋体" w:hAnsi="Consolas"/>
+          <w:sz w:val="24"/>
+        </w:rPr>
+        <w:t xml:space="preserve">   S6</w:t>
+      </w:r>
+    </w:p>
+    <w:p>
+      <w:pPr>
+        <w:spacing w:line="360" w:lineRule="auto"/>
+        <w:rPr>
+          <w:rFonts w:ascii="Consolas" w:eastAsia="宋体" w:hAnsi="Consolas"/>
+          <w:sz w:val="24"/>
+        </w:rPr>
+      </w:pPr>
+      <w:r>
+        <w:rPr>
+          <w:rFonts w:ascii="Consolas" w:eastAsia="宋体" w:hAnsi="Consolas"/>
+          <w:sz w:val="24"/>
+        </w:rPr>
+        <w:t xml:space="preserve">        </w:t>
+      </w:r>
+      <w:proofErr w:type="spellStart"/>
+      <w:r>
+        <w:rPr>
+          <w:rFonts w:ascii="Consolas" w:eastAsia="宋体" w:hAnsi="Consolas"/>
+          <w:sz w:val="24"/>
+        </w:rPr>
+        <w:t>jmp</w:t>
+      </w:r>
+      <w:proofErr w:type="spellEnd"/>
+      <w:r>
+        <w:rPr>
+          <w:rFonts w:ascii="Consolas" w:eastAsia="宋体" w:hAnsi="Consolas"/>
+          <w:sz w:val="24"/>
+        </w:rPr>
+        <w:t xml:space="preserve">   SCORE_DONE</w:t>
+      </w:r>
+    </w:p>
+    <w:p>
+      <w:pPr>
+        <w:spacing w:line="360" w:lineRule="auto"/>
+        <w:rPr>
+          <w:rFonts w:ascii="Consolas" w:eastAsia="宋体" w:hAnsi="Consolas"/>
+          <w:sz w:val="24"/>
+        </w:rPr>
+      </w:pPr>
+    </w:p>
+    <w:p>
+      <w:pPr>
+        <w:spacing w:line="360" w:lineRule="auto"/>
+        <w:rPr>
+          <w:rFonts w:ascii="Consolas" w:eastAsia="宋体" w:hAnsi="Consolas"/>
+          <w:sz w:val="24"/>
+        </w:rPr>
+      </w:pPr>
+      <w:r>
+        <w:rPr>
+          <w:rFonts w:ascii="Consolas" w:eastAsia="宋体" w:hAnsi="Consolas"/>
+          <w:sz w:val="24"/>
+        </w:rPr>
+        <w:t>    IN_70:</w:t>
+      </w:r>
+    </w:p>
+    <w:p>
+      <w:pPr>
+        <w:spacing w:line="360" w:lineRule="auto"/>
+        <w:rPr>
+          <w:rFonts w:ascii="Consolas" w:eastAsia="宋体" w:hAnsi="Consolas"/>
+          <w:sz w:val="24"/>
+        </w:rPr>
+      </w:pPr>
+      <w:r>
+        <w:rPr>
+          <w:rFonts w:ascii="Consolas" w:eastAsia="宋体" w:hAnsi="Consolas"/>
+          <w:sz w:val="24"/>
+        </w:rPr>
+        <w:t xml:space="preserve">        </w:t>
+      </w:r>
+      <w:proofErr w:type="spellStart"/>
+      <w:r>
+        <w:rPr>
+          <w:rFonts w:ascii="Consolas" w:eastAsia="宋体" w:hAnsi="Consolas"/>
+          <w:sz w:val="24"/>
+        </w:rPr>
+        <w:t>inc</w:t>
+      </w:r>
+      <w:proofErr w:type="spellEnd"/>
+      <w:r>
+        <w:rPr>
+          <w:rFonts w:ascii="Consolas" w:eastAsia="宋体" w:hAnsi="Consolas"/>
+          <w:sz w:val="24"/>
+        </w:rPr>
+        <w:t xml:space="preserve">   S7</w:t>
+      </w:r>
+    </w:p>
+    <w:p>
+      <w:pPr>
+        <w:spacing w:line="360" w:lineRule="auto"/>
+        <w:rPr>
+          <w:rFonts w:ascii="Consolas" w:eastAsia="宋体" w:hAnsi="Consolas"/>
+          <w:sz w:val="24"/>
+        </w:rPr>
+      </w:pPr>
+      <w:r>
+        <w:rPr>
+          <w:rFonts w:ascii="Consolas" w:eastAsia="宋体" w:hAnsi="Consolas"/>
+          <w:sz w:val="24"/>
+        </w:rPr>
+        <w:t xml:space="preserve">        </w:t>
+      </w:r>
+      <w:proofErr w:type="spellStart"/>
+      <w:r>
+        <w:rPr>
+          <w:rFonts w:ascii="Consolas" w:eastAsia="宋体" w:hAnsi="Consolas"/>
+          <w:sz w:val="24"/>
+        </w:rPr>
+        <w:t>jmp</w:t>
+      </w:r>
+      <w:proofErr w:type="spellEnd"/>
+      <w:r>
+        <w:rPr>
+          <w:rFonts w:ascii="Consolas" w:eastAsia="宋体" w:hAnsi="Consolas"/>
+          <w:sz w:val="24"/>
+        </w:rPr>
+        <w:t xml:space="preserve">   SCORE_DONE</w:t>
+      </w:r>
+    </w:p>
+    <w:p>
+      <w:pPr>
+        <w:spacing w:line="360" w:lineRule="auto"/>
+        <w:rPr>
+          <w:rFonts w:ascii="Consolas" w:eastAsia="宋体" w:hAnsi="Consolas"/>
+          <w:sz w:val="24"/>
+        </w:rPr>
+      </w:pPr>
+    </w:p>
+    <w:p>
+      <w:pPr>
+        <w:spacing w:line="360" w:lineRule="auto"/>
+        <w:rPr>
+          <w:rFonts w:ascii="Consolas" w:eastAsia="宋体" w:hAnsi="Consolas"/>
+          <w:sz w:val="24"/>
+        </w:rPr>
+      </w:pPr>
+      <w:r>
+        <w:rPr>
+          <w:rFonts w:ascii="Consolas" w:eastAsia="宋体" w:hAnsi="Consolas"/>
+          <w:sz w:val="24"/>
+        </w:rPr>
+        <w:t>    IN_80:</w:t>
+      </w:r>
+    </w:p>
+    <w:p>
+      <w:pPr>
+        <w:spacing w:line="360" w:lineRule="auto"/>
+        <w:rPr>
+          <w:rFonts w:ascii="Consolas" w:eastAsia="宋体" w:hAnsi="Consolas"/>
+          <w:sz w:val="24"/>
+        </w:rPr>
+      </w:pPr>
+      <w:r>
+        <w:rPr>
+          <w:rFonts w:ascii="Consolas" w:eastAsia="宋体" w:hAnsi="Consolas"/>
+          <w:sz w:val="24"/>
+        </w:rPr>
+        <w:t xml:space="preserve">        </w:t>
+      </w:r>
+      <w:proofErr w:type="spellStart"/>
+      <w:r>
+        <w:rPr>
+          <w:rFonts w:ascii="Consolas" w:eastAsia="宋体" w:hAnsi="Consolas"/>
+          <w:sz w:val="24"/>
+        </w:rPr>
+        <w:t>inc</w:t>
+      </w:r>
+      <w:proofErr w:type="spellEnd"/>
+      <w:r>
+        <w:rPr>
+          <w:rFonts w:ascii="Consolas" w:eastAsia="宋体" w:hAnsi="Consolas"/>
+          <w:sz w:val="24"/>
+        </w:rPr>
+        <w:t xml:space="preserve">   S8</w:t>
+      </w:r>
+    </w:p>
+    <w:p>
+      <w:pPr>
+        <w:spacing w:line="360" w:lineRule="auto"/>
+        <w:rPr>
+          <w:rFonts w:ascii="Consolas" w:eastAsia="宋体" w:hAnsi="Consolas"/>
+          <w:sz w:val="24"/>
+        </w:rPr>
+      </w:pPr>
+      <w:r>
+        <w:rPr>
+          <w:rFonts w:ascii="Consolas" w:eastAsia="宋体" w:hAnsi="Consolas"/>
+          <w:sz w:val="24"/>
+        </w:rPr>
+        <w:t xml:space="preserve">        </w:t>
+      </w:r>
+      <w:proofErr w:type="spellStart"/>
+      <w:r>
+        <w:rPr>
+          <w:rFonts w:ascii="Consolas" w:eastAsia="宋体" w:hAnsi="Consolas"/>
+          <w:sz w:val="24"/>
+        </w:rPr>
+        <w:t>jmp</w:t>
+      </w:r>
+      <w:proofErr w:type="spellEnd"/>
+      <w:r>
+        <w:rPr>
+          <w:rFonts w:ascii="Consolas" w:eastAsia="宋体" w:hAnsi="Consolas"/>
+          <w:sz w:val="24"/>
+        </w:rPr>
+        <w:t xml:space="preserve">   SCORE_DONE</w:t>
+      </w:r>
+    </w:p>
+    <w:p>
+      <w:pPr>
+        <w:spacing w:line="360" w:lineRule="auto"/>
+        <w:rPr>
+          <w:rFonts w:ascii="Consolas" w:eastAsia="宋体" w:hAnsi="Consolas"/>
+          <w:sz w:val="24"/>
+        </w:rPr>
+      </w:pPr>
+    </w:p>
+    <w:p>
+      <w:pPr>
+        <w:spacing w:line="360" w:lineRule="auto"/>
+        <w:rPr>
+          <w:rFonts w:ascii="Consolas" w:eastAsia="宋体" w:hAnsi="Consolas"/>
+          <w:sz w:val="24"/>
+        </w:rPr>
+      </w:pPr>
+      <w:r>
+        <w:rPr>
+          <w:rFonts w:ascii="Consolas" w:eastAsia="宋体" w:hAnsi="Consolas"/>
+          <w:sz w:val="24"/>
+        </w:rPr>
+        <w:t>    IN_90:</w:t>
+      </w:r>
+    </w:p>
+    <w:p>
+      <w:pPr>
+        <w:spacing w:line="360" w:lineRule="auto"/>
+        <w:rPr>
+          <w:rFonts w:ascii="Consolas" w:eastAsia="宋体" w:hAnsi="Consolas"/>
+          <w:sz w:val="24"/>
+        </w:rPr>
+      </w:pPr>
+      <w:r>
+        <w:rPr>
+          <w:rFonts w:ascii="Consolas" w:eastAsia="宋体" w:hAnsi="Consolas"/>
+          <w:sz w:val="24"/>
+        </w:rPr>
+        <w:t xml:space="preserve">        </w:t>
+      </w:r>
+      <w:proofErr w:type="spellStart"/>
+      <w:r>
+        <w:rPr>
+          <w:rFonts w:ascii="Consolas" w:eastAsia="宋体" w:hAnsi="Consolas"/>
+          <w:sz w:val="24"/>
+        </w:rPr>
+        <w:t>inc</w:t>
+      </w:r>
+      <w:proofErr w:type="spellEnd"/>
+      <w:r>
+        <w:rPr>
+          <w:rFonts w:ascii="Consolas" w:eastAsia="宋体" w:hAnsi="Consolas"/>
+          <w:sz w:val="24"/>
+        </w:rPr>
+        <w:t xml:space="preserve">   S9</w:t>
+      </w:r>
+    </w:p>
+    <w:p>
+      <w:pPr>
+        <w:spacing w:line="360" w:lineRule="auto"/>
+        <w:rPr>
+          <w:rFonts w:ascii="Consolas" w:eastAsia="宋体" w:hAnsi="Consolas"/>
+          <w:sz w:val="24"/>
+        </w:rPr>
+      </w:pPr>
+      <w:r>
+        <w:rPr>
+          <w:rFonts w:ascii="Consolas" w:eastAsia="宋体" w:hAnsi="Consolas"/>
+          <w:sz w:val="24"/>
+        </w:rPr>
+        <w:t xml:space="preserve">        </w:t>
+      </w:r>
+      <w:proofErr w:type="spellStart"/>
+      <w:r>
+        <w:rPr>
+          <w:rFonts w:ascii="Consolas" w:eastAsia="宋体" w:hAnsi="Consolas"/>
+          <w:sz w:val="24"/>
+        </w:rPr>
+        <w:t>jmp</w:t>
+      </w:r>
+      <w:proofErr w:type="spellEnd"/>
+      <w:r>
+        <w:rPr>
+          <w:rFonts w:ascii="Consolas" w:eastAsia="宋体" w:hAnsi="Consolas"/>
+          <w:sz w:val="24"/>
+        </w:rPr>
+        <w:t xml:space="preserve">   SCORE_DONE</w:t>
+      </w:r>
+    </w:p>
+    <w:p>
+      <w:pPr>
+        <w:spacing w:line="360" w:lineRule="auto"/>
+        <w:rPr>
+          <w:rFonts w:ascii="Consolas" w:eastAsia="宋体" w:hAnsi="Consolas"/>
+          <w:sz w:val="24"/>
+        </w:rPr>
+      </w:pPr>
+    </w:p>
+    <w:p>
+      <w:pPr>
+        <w:spacing w:line="360" w:lineRule="auto"/>
+        <w:rPr>
+          <w:rFonts w:ascii="Consolas" w:eastAsia="宋体" w:hAnsi="Consolas"/>
+          <w:sz w:val="24"/>
+        </w:rPr>
+      </w:pPr>
+      <w:r>
+        <w:rPr>
+          <w:rFonts w:ascii="Consolas" w:eastAsia="宋体" w:hAnsi="Consolas"/>
+          <w:sz w:val="24"/>
+        </w:rPr>
+        <w:t>    IN_100:</w:t>
+      </w:r>
+    </w:p>
+    <w:p>
+      <w:pPr>
+        <w:spacing w:line="360" w:lineRule="auto"/>
+        <w:rPr>
+          <w:rFonts w:ascii="Consolas" w:eastAsia="宋体" w:hAnsi="Consolas"/>
+          <w:sz w:val="24"/>
+        </w:rPr>
+      </w:pPr>
+      <w:r>
+        <w:rPr>
+          <w:rFonts w:ascii="Consolas" w:eastAsia="宋体" w:hAnsi="Consolas"/>
+          <w:sz w:val="24"/>
+        </w:rPr>
+        <w:t xml:space="preserve">        </w:t>
+      </w:r>
+      <w:proofErr w:type="spellStart"/>
+      <w:r>
+        <w:rPr>
+          <w:rFonts w:ascii="Consolas" w:eastAsia="宋体" w:hAnsi="Consolas"/>
+          <w:sz w:val="24"/>
+        </w:rPr>
+        <w:t>inc</w:t>
+      </w:r>
+      <w:proofErr w:type="spellEnd"/>
+      <w:r>
+        <w:rPr>
+          <w:rFonts w:ascii="Consolas" w:eastAsia="宋体" w:hAnsi="Consolas"/>
+          <w:sz w:val="24"/>
+        </w:rPr>
+        <w:t xml:space="preserve">   S10</w:t>
+      </w:r>
+    </w:p>
+    <w:p>
+      <w:pPr>
+        <w:spacing w:line="360" w:lineRule="auto"/>
+        <w:rPr>
+          <w:rFonts w:ascii="Consolas" w:eastAsia="宋体" w:hAnsi="Consolas"/>
+          <w:sz w:val="24"/>
+        </w:rPr>
+      </w:pPr>
+    </w:p>
+    <w:p>
+      <w:pPr>
+        <w:spacing w:line="360" w:lineRule="auto"/>
+        <w:rPr>
+          <w:rFonts w:ascii="Consolas" w:eastAsia="宋体" w:hAnsi="Consolas"/>
+          <w:sz w:val="24"/>
+        </w:rPr>
+      </w:pPr>
+      <w:r>
+        <w:rPr>
+          <w:rFonts w:ascii="Consolas" w:eastAsia="宋体" w:hAnsi="Consolas"/>
+          <w:sz w:val="24"/>
+        </w:rPr>
+        <w:t>    SCORE_DONE:</w:t>
+      </w:r>
+    </w:p>
+    <w:p>
+      <w:pPr>
+        <w:spacing w:line="360" w:lineRule="auto"/>
+        <w:rPr>
+          <w:rFonts w:ascii="Consolas" w:eastAsia="宋体" w:hAnsi="Consolas"/>
+          <w:sz w:val="24"/>
+        </w:rPr>
+      </w:pPr>
+      <w:r>
+        <w:rPr>
+          <w:rFonts w:ascii="Consolas" w:eastAsia="宋体" w:hAnsi="Consolas"/>
+          <w:sz w:val="24"/>
+        </w:rPr>
+        <w:t xml:space="preserve">        </w:t>
+      </w:r>
+      <w:proofErr w:type="spellStart"/>
+      <w:r>
+        <w:rPr>
+          <w:rFonts w:ascii="Consolas" w:eastAsia="宋体" w:hAnsi="Consolas"/>
+          <w:sz w:val="24"/>
+        </w:rPr>
+        <w:t>inc</w:t>
+      </w:r>
+      <w:proofErr w:type="spellEnd"/>
+      <w:r>
+        <w:rPr>
+          <w:rFonts w:ascii="Consolas" w:eastAsia="宋体" w:hAnsi="Consolas"/>
+          <w:sz w:val="24"/>
+        </w:rPr>
+        <w:t xml:space="preserve">   </w:t>
+      </w:r>
+      <w:proofErr w:type="spellStart"/>
+      <w:r>
+        <w:rPr>
+          <w:rFonts w:ascii="Consolas" w:eastAsia="宋体" w:hAnsi="Consolas"/>
+          <w:sz w:val="24"/>
+        </w:rPr>
+        <w:t>si</w:t>
+      </w:r>
+      <w:proofErr w:type="spellEnd"/>
+    </w:p>
+    <w:p>
+      <w:pPr>
+        <w:spacing w:line="360" w:lineRule="auto"/>
+        <w:rPr>
+          <w:rFonts w:ascii="Consolas" w:eastAsia="宋体" w:hAnsi="Consolas"/>
+          <w:sz w:val="24"/>
+        </w:rPr>
+      </w:pPr>
+      <w:r>
+        <w:rPr>
+          <w:rFonts w:ascii="Consolas" w:eastAsia="宋体" w:hAnsi="Consolas"/>
+          <w:sz w:val="24"/>
+        </w:rPr>
+        <w:t xml:space="preserve">        </w:t>
+      </w:r>
+      <w:proofErr w:type="gramStart"/>
+      <w:r>
+        <w:rPr>
+          <w:rFonts w:ascii="Consolas" w:eastAsia="宋体" w:hAnsi="Consolas"/>
+          <w:sz w:val="24"/>
+        </w:rPr>
+        <w:t>loop  NEXT</w:t>
+      </w:r>
+      <w:proofErr w:type="gramEnd"/>
+      <w:r>
+        <w:rPr>
+          <w:rFonts w:ascii="Consolas" w:eastAsia="宋体" w:hAnsi="Consolas"/>
+          <w:sz w:val="24"/>
+        </w:rPr>
+        <w:t>_SCORE</w:t>
+      </w:r>
+    </w:p>
+    <w:p>
+      <w:pPr>
+        <w:spacing w:line="360" w:lineRule="auto"/>
+        <w:rPr>
+          <w:rFonts w:ascii="Consolas" w:eastAsia="宋体" w:hAnsi="Consolas"/>
+          <w:sz w:val="24"/>
+        </w:rPr>
+      </w:pPr>
+    </w:p>
+    <w:p>
+      <w:pPr>
+        <w:spacing w:line="360" w:lineRule="auto"/>
+        <w:rPr>
+          <w:rFonts w:ascii="Consolas" w:eastAsia="宋体" w:hAnsi="Consolas"/>
+          <w:sz w:val="24"/>
+        </w:rPr>
+      </w:pPr>
+      <w:r>
+        <w:rPr>
+          <w:rFonts w:ascii="Consolas" w:eastAsia="宋体" w:hAnsi="Consolas"/>
+          <w:sz w:val="24"/>
+        </w:rPr>
+        <w:t>        ret</w:t>
+      </w:r>
+    </w:p>
+    <w:p>
+      <w:pPr>
+        <w:spacing w:line="360" w:lineRule="auto"/>
+        <w:rPr>
+          <w:rFonts w:ascii="Consolas" w:eastAsia="宋体" w:hAnsi="Consolas"/>
+          <w:sz w:val="24"/>
+        </w:rPr>
+      </w:pPr>
+      <w:r>
+        <w:rPr>
+          <w:rFonts w:ascii="Consolas" w:eastAsia="宋体" w:hAnsi="Consolas"/>
+          <w:sz w:val="24"/>
+        </w:rPr>
+        <w:t>    STAT_</w:t>
+      </w:r>
+      <w:proofErr w:type="gramStart"/>
+      <w:r>
+        <w:rPr>
+          <w:rFonts w:ascii="Consolas" w:eastAsia="宋体" w:hAnsi="Consolas"/>
+          <w:sz w:val="24"/>
+        </w:rPr>
+        <w:t>SCORE  </w:t>
+      </w:r>
+      <w:proofErr w:type="spellStart"/>
+      <w:r>
+        <w:rPr>
+          <w:rFonts w:ascii="Consolas" w:eastAsia="宋体" w:hAnsi="Consolas"/>
+          <w:sz w:val="24"/>
+        </w:rPr>
+        <w:t>endp</w:t>
+      </w:r>
+      <w:proofErr w:type="spellEnd"/>
+      <w:proofErr w:type="gramEnd"/>
+    </w:p>
+    <w:p>
+      <w:pPr>
+        <w:spacing w:line="360" w:lineRule="auto"/>
+        <w:rPr>
+          <w:rFonts w:ascii="Consolas" w:eastAsia="宋体" w:hAnsi="Consolas"/>
+          <w:sz w:val="24"/>
+        </w:rPr>
+      </w:pPr>
+      <w:r>
+        <w:rPr>
+          <w:rFonts w:ascii="Consolas" w:eastAsia="宋体" w:hAnsi="Consolas"/>
+          <w:sz w:val="24"/>
+        </w:rPr>
+        <w:t xml:space="preserve">        </w:t>
+      </w:r>
+    </w:p>
+    <w:p>
+      <w:pPr>
+        <w:spacing w:line="360" w:lineRule="auto"/>
+        <w:rPr>
+          <w:rFonts w:ascii="Consolas" w:eastAsia="宋体" w:hAnsi="Consolas"/>
+          <w:sz w:val="24"/>
+        </w:rPr>
+      </w:pPr>
+      <w:r>
+        <w:rPr>
+          <w:rFonts w:ascii="Consolas" w:eastAsia="宋体" w:hAnsi="Consolas"/>
+          <w:sz w:val="24"/>
+        </w:rPr>
+        <w:t>        ; ^ ---------------------------- ^</w:t>
+      </w:r>
+    </w:p>
+    <w:p>
+      <w:pPr>
+        <w:spacing w:line="360" w:lineRule="auto"/>
+        <w:rPr>
+          <w:rFonts w:ascii="Consolas" w:eastAsia="宋体" w:hAnsi="Consolas"/>
+          <w:sz w:val="24"/>
+        </w:rPr>
+      </w:pPr>
+      <w:r>
+        <w:rPr>
+          <w:rFonts w:ascii="Consolas" w:eastAsia="宋体" w:hAnsi="Consolas"/>
+          <w:sz w:val="24"/>
+        </w:rPr>
+        <w:lastRenderedPageBreak/>
+        <w:t>        ; |          The END             |</w:t>
+      </w:r>
+    </w:p>
+    <w:p>
+      <w:pPr>
+        <w:spacing w:line="360" w:lineRule="auto"/>
+        <w:rPr>
+          <w:rFonts w:ascii="Consolas" w:eastAsia="宋体" w:hAnsi="Consolas"/>
+          <w:sz w:val="24"/>
+        </w:rPr>
+      </w:pPr>
+      <w:r>
+        <w:rPr>
+          <w:rFonts w:ascii="Consolas" w:eastAsia="宋体" w:hAnsi="Consolas"/>
+          <w:sz w:val="24"/>
+        </w:rPr>
+        <w:t xml:space="preserve">        </w:t>
+      </w:r>
+    </w:p>
+    <w:p>
+      <w:pPr>
+        <w:spacing w:line="360" w:lineRule="auto"/>
+        <w:rPr>
+          <w:rFonts w:ascii="Consolas" w:eastAsia="宋体" w:hAnsi="Consolas"/>
+          <w:sz w:val="24"/>
+        </w:rPr>
+      </w:pPr>
+      <w:r>
+        <w:rPr>
+          <w:rFonts w:ascii="Consolas" w:eastAsia="宋体" w:hAnsi="Consolas"/>
+          <w:sz w:val="24"/>
+        </w:rPr>
+        <w:t>        ; method 2: return to dos</w:t>
+      </w:r>
+    </w:p>
+    <w:p>
+      <w:pPr>
+        <w:spacing w:line="360" w:lineRule="auto"/>
+        <w:rPr>
+          <w:rFonts w:ascii="Consolas" w:eastAsia="宋体" w:hAnsi="Consolas"/>
+          <w:sz w:val="24"/>
+        </w:rPr>
+      </w:pPr>
+      <w:r>
+        <w:rPr>
+          <w:rFonts w:ascii="Consolas" w:eastAsia="宋体" w:hAnsi="Consolas"/>
+          <w:sz w:val="24"/>
+        </w:rPr>
+        <w:t>        mov   ax, 4c00h</w:t>
+      </w:r>
+    </w:p>
+    <w:p>
+      <w:pPr>
+        <w:spacing w:line="360" w:lineRule="auto"/>
+        <w:rPr>
+          <w:rFonts w:ascii="Consolas" w:eastAsia="宋体" w:hAnsi="Consolas"/>
+          <w:sz w:val="24"/>
+        </w:rPr>
+      </w:pPr>
+      <w:r>
+        <w:rPr>
+          <w:rFonts w:ascii="Consolas" w:eastAsia="宋体" w:hAnsi="Consolas"/>
+          <w:sz w:val="24"/>
+        </w:rPr>
+        <w:t>        int   21h</w:t>
+      </w:r>
+    </w:p>
+    <w:p>
+      <w:pPr>
+        <w:spacing w:line="360" w:lineRule="auto"/>
+        <w:rPr>
+          <w:rFonts w:ascii="Consolas" w:eastAsia="宋体" w:hAnsi="Consolas"/>
+          <w:sz w:val="24"/>
+        </w:rPr>
+      </w:pPr>
+      <w:r>
+        <w:rPr>
+          <w:rFonts w:ascii="Consolas" w:eastAsia="宋体" w:hAnsi="Consolas"/>
+          <w:sz w:val="24"/>
+        </w:rPr>
+        <w:t>    main    </w:t>
+      </w:r>
+      <w:proofErr w:type="spellStart"/>
+      <w:r>
+        <w:rPr>
+          <w:rFonts w:ascii="Consolas" w:eastAsia="宋体" w:hAnsi="Consolas"/>
+          <w:sz w:val="24"/>
+        </w:rPr>
+        <w:t>endp</w:t>
+      </w:r>
+      <w:proofErr w:type="spellEnd"/>
+    </w:p>
+    <w:p>
+      <w:pPr>
+        <w:spacing w:line="360" w:lineRule="auto"/>
+        <w:rPr>
+          <w:rFonts w:ascii="Consolas" w:eastAsia="宋体" w:hAnsi="Consolas"/>
+          <w:sz w:val="24"/>
+        </w:rPr>
+      </w:pPr>
+      <w:r>
+        <w:rPr>
+          <w:rFonts w:ascii="Consolas" w:eastAsia="宋体" w:hAnsi="Consolas"/>
+          <w:sz w:val="24"/>
+        </w:rPr>
+        <w:t>code ends</w:t>
+      </w:r>
+    </w:p>
+    <w:p>
+      <w:pPr>
+        <w:spacing w:line="360" w:lineRule="auto"/>
+        <w:rPr>
+          <w:rFonts w:ascii="Consolas" w:eastAsia="宋体" w:hAnsi="Consolas"/>
+          <w:sz w:val="24"/>
+        </w:rPr>
+      </w:pPr>
+      <w:r>
+        <w:rPr>
+          <w:rFonts w:ascii="Consolas" w:eastAsia="宋体" w:hAnsi="Consolas"/>
+          <w:sz w:val="24"/>
+        </w:rPr>
+        <w:t>end main</w:t>
+      </w:r>
+    </w:p>
+    <w:p>
+      <w:pPr>
+        <w:spacing w:line="360" w:lineRule="auto"/>
+        <w:rPr>
+          <w:rFonts w:ascii="Consolas" w:eastAsia="宋体" w:hAnsi="Consolas" w:hint="eastAsia"/>
+          <w:sz w:val="24"/>
+        </w:rPr>
+      </w:pPr>
+    </w:p>
+    <w:p>
+      <w:pPr>
+        <w:spacing w:line="360" w:lineRule="auto"/>
+        <w:rPr>
+          <w:rFonts w:ascii="Consolas" w:eastAsia="宋体" w:hAnsi="Consolas"/>
+          <w:sz w:val="24"/>
+        </w:rPr>
+      </w:pPr>
+      <w:r>
+        <w:rPr>
+          <w:rFonts w:ascii="Consolas" w:eastAsia="宋体" w:hAnsi="Consolas" w:hint="eastAsia"/>
+          <w:sz w:val="24"/>
+        </w:rPr>
+        <w:t>2</w:t>
+      </w:r>
+      <w:r>
+        <w:rPr>
+          <w:rFonts w:ascii="Consolas" w:eastAsia="宋体" w:hAnsi="Consolas"/>
+          <w:sz w:val="24"/>
+        </w:rPr>
+        <w:t>、</w:t>
+      </w:r>
+      <w:r>
+        <w:rPr>
+          <w:rFonts w:ascii="Consolas" w:eastAsia="宋体" w:hAnsi="Consolas"/>
+          <w:sz w:val="24"/>
+        </w:rPr>
         <w:tab/>
       </w:r>
       <w:r>
         <w:rPr>
           <w:rFonts w:ascii="Consolas" w:eastAsia="宋体" w:hAnsi="Consolas" w:hint="eastAsia"/>
           <w:sz w:val="24"/>
-          <w:highlight w:val="red"/>
-        </w:rPr>
-        <w:t>你的截图</w:t>
+        </w:rPr>
+        <w:t>高级汇编语言技术</w:t>
       </w:r>
     </w:p>
     <w:p>
@@ -2012,6 +4494,246 @@
       </w:r>
       <w:r>
         <w:rPr>
+          <w:rFonts w:ascii="Consolas" w:eastAsia="宋体" w:hAnsi="Consolas"/>
+          <w:sz w:val="24"/>
+        </w:rPr>
+        <w:t>1</w:t>
+      </w:r>
+      <w:r>
+        <w:rPr>
+          <w:rFonts w:ascii="Consolas" w:eastAsia="宋体" w:hAnsi="Consolas"/>
+          <w:sz w:val="24"/>
+        </w:rPr>
+        <w:t>）</w:t>
+      </w:r>
+      <w:r>
+        <w:rPr>
+          <w:rFonts w:ascii="Consolas" w:eastAsia="宋体" w:hAnsi="Consolas" w:hint="eastAsia"/>
+          <w:sz w:val="24"/>
+        </w:rPr>
+        <w:t>场景</w:t>
+      </w:r>
+      <w:r>
+        <w:rPr>
+          <w:rFonts w:ascii="Consolas" w:eastAsia="宋体" w:hAnsi="Consolas" w:hint="eastAsia"/>
+          <w:sz w:val="24"/>
+        </w:rPr>
+        <w:t>1</w:t>
+      </w:r>
+      <w:r>
+        <w:rPr>
+          <w:rFonts w:ascii="Consolas" w:eastAsia="宋体" w:hAnsi="Consolas" w:hint="eastAsia"/>
+          <w:sz w:val="24"/>
+        </w:rPr>
+        <w:t>的</w:t>
+      </w:r>
+      <w:r>
+        <w:rPr>
+          <w:rFonts w:ascii="Consolas" w:eastAsia="宋体" w:hAnsi="Consolas"/>
+          <w:sz w:val="24"/>
+        </w:rPr>
+        <w:t>.</w:t>
+      </w:r>
+      <w:proofErr w:type="spellStart"/>
+      <w:r>
+        <w:rPr>
+          <w:rFonts w:ascii="Consolas" w:eastAsia="宋体" w:hAnsi="Consolas"/>
+          <w:sz w:val="24"/>
+        </w:rPr>
+        <w:t>lst</w:t>
+      </w:r>
+      <w:proofErr w:type="spellEnd"/>
+      <w:r>
+        <w:rPr>
+          <w:rFonts w:ascii="Consolas" w:eastAsia="宋体" w:hAnsi="Consolas"/>
+          <w:sz w:val="24"/>
+        </w:rPr>
+        <w:t>文件的截图</w:t>
+      </w:r>
+    </w:p>
+    <w:p>
+      <w:pPr>
+        <w:spacing w:line="360" w:lineRule="auto"/>
+        <w:rPr>
+          <w:rFonts w:ascii="Consolas" w:eastAsia="宋体" w:hAnsi="Consolas"/>
+          <w:sz w:val="24"/>
+        </w:rPr>
+      </w:pPr>
+      <w:r>
+        <w:rPr>
+          <w:rFonts w:ascii="Consolas" w:eastAsia="宋体" w:hAnsi="Consolas"/>
+          <w:sz w:val="24"/>
+        </w:rPr>
+        <w:lastRenderedPageBreak/>
+        <w:drawing>
+          <wp:inline distT="0" distB="0" distL="0" distR="0" wp14:anchorId="783CEA02" wp14:editId="19BF1141">
+            <wp:extent cx="3665396" cy="8863330"/>
+            <wp:effectExtent l="0" t="0" r="0" b="0"/>
+            <wp:docPr id="561433280" name="Picture 1"/>
+            <wp:cNvGraphicFramePr>
+              <a:graphicFrameLocks xmlns:a="http://schemas.openxmlformats.org/drawingml/2006/main" noChangeAspect="1"/>
+            </wp:cNvGraphicFramePr>
+            <a:graphic xmlns:a="http://schemas.openxmlformats.org/drawingml/2006/main">
+              <a:graphicData uri="http://schemas.openxmlformats.org/drawingml/2006/picture">
+                <pic:pic xmlns:pic="http://schemas.openxmlformats.org/drawingml/2006/picture">
+                  <pic:nvPicPr>
+                    <pic:cNvPr id="561433280" name="Picture 1"/>
+                    <pic:cNvPicPr/>
+                  </pic:nvPicPr>
+                  <pic:blipFill>
+                    <a:blip r:embed="rId13">
+                      <a:extLst>
+                        <a:ext uri="{28A0092B-C50C-407E-A947-70E740481C1C}">
+                          <a14:useLocalDpi xmlns:a14="http://schemas.microsoft.com/office/drawing/2010/main" val="0"/>
+                        </a:ext>
+                      </a:extLst>
+                    </a:blip>
+                    <a:stretch>
+                      <a:fillRect/>
+                    </a:stretch>
+                  </pic:blipFill>
+                  <pic:spPr>
+                    <a:xfrm>
+                      <a:off x="0" y="0"/>
+                      <a:ext cx="3665396" cy="8863330"/>
+                    </a:xfrm>
+                    <a:prstGeom prst="rect">
+                      <a:avLst/>
+                    </a:prstGeom>
+                  </pic:spPr>
+                </pic:pic>
+              </a:graphicData>
+            </a:graphic>
+          </wp:inline>
+        </w:drawing>
+      </w:r>
+    </w:p>
+    <w:p>
+      <w:pPr>
+        <w:spacing w:line="360" w:lineRule="auto"/>
+        <w:rPr>
+          <w:rFonts w:ascii="Consolas" w:eastAsia="宋体" w:hAnsi="Consolas"/>
+          <w:sz w:val="24"/>
+        </w:rPr>
+      </w:pPr>
+      <w:r>
+        <w:rPr>
+          <w:rFonts w:ascii="Consolas" w:eastAsia="宋体" w:hAnsi="Consolas"/>
+          <w:sz w:val="24"/>
+        </w:rPr>
+        <w:lastRenderedPageBreak/>
+        <w:t>（</w:t>
+      </w:r>
+      <w:r>
+        <w:rPr>
+          <w:rFonts w:ascii="Consolas" w:eastAsia="宋体" w:hAnsi="Consolas" w:hint="eastAsia"/>
+          <w:sz w:val="24"/>
+        </w:rPr>
+        <w:t>2</w:t>
+      </w:r>
+      <w:r>
+        <w:rPr>
+          <w:rFonts w:ascii="Consolas" w:eastAsia="宋体" w:hAnsi="Consolas"/>
+          <w:sz w:val="24"/>
+        </w:rPr>
+        <w:t>）</w:t>
+      </w:r>
+      <w:r>
+        <w:rPr>
+          <w:rFonts w:ascii="Consolas" w:eastAsia="宋体" w:hAnsi="Consolas" w:hint="eastAsia"/>
+          <w:sz w:val="24"/>
+        </w:rPr>
+        <w:t>场景</w:t>
+      </w:r>
+      <w:r>
+        <w:rPr>
+          <w:rFonts w:ascii="Consolas" w:eastAsia="宋体" w:hAnsi="Consolas" w:hint="eastAsia"/>
+          <w:sz w:val="24"/>
+        </w:rPr>
+        <w:t>1</w:t>
+      </w:r>
+      <w:r>
+        <w:rPr>
+          <w:rFonts w:ascii="Consolas" w:eastAsia="宋体" w:hAnsi="Consolas" w:hint="eastAsia"/>
+          <w:sz w:val="24"/>
+        </w:rPr>
+        <w:t>的</w:t>
+      </w:r>
+      <w:r>
+        <w:rPr>
+          <w:rFonts w:ascii="Consolas" w:eastAsia="宋体" w:hAnsi="Consolas"/>
+          <w:sz w:val="24"/>
+        </w:rPr>
+        <w:t>反汇编的截图</w:t>
+      </w:r>
+    </w:p>
+    <w:p>
+      <w:pPr>
+        <w:spacing w:line="360" w:lineRule="auto"/>
+        <w:rPr>
+          <w:rFonts w:ascii="Consolas" w:eastAsia="宋体" w:hAnsi="Consolas" w:hint="eastAsia"/>
+          <w:sz w:val="24"/>
+        </w:rPr>
+      </w:pPr>
+      <w:r>
+        <w:rPr>
+          <w:rFonts w:ascii="Consolas" w:eastAsia="宋体" w:hAnsi="Consolas"/>
+          <w:sz w:val="24"/>
+        </w:rPr>
+        <w:drawing>
+          <wp:inline distT="0" distB="0" distL="0" distR="0" wp14:anchorId="76C91003" wp14:editId="2BB58C95">
+            <wp:extent cx="5274310" cy="1588135"/>
+            <wp:effectExtent l="0" t="0" r="2540" b="0"/>
+            <wp:docPr id="846821827" name="Picture 1"/>
+            <wp:cNvGraphicFramePr>
+              <a:graphicFrameLocks xmlns:a="http://schemas.openxmlformats.org/drawingml/2006/main" noChangeAspect="1"/>
+            </wp:cNvGraphicFramePr>
+            <a:graphic xmlns:a="http://schemas.openxmlformats.org/drawingml/2006/main">
+              <a:graphicData uri="http://schemas.openxmlformats.org/drawingml/2006/picture">
+                <pic:pic xmlns:pic="http://schemas.openxmlformats.org/drawingml/2006/picture">
+                  <pic:nvPicPr>
+                    <pic:cNvPr id="846821827" name=""/>
+                    <pic:cNvPicPr/>
+                  </pic:nvPicPr>
+                  <pic:blipFill>
+                    <a:blip r:embed="rId14"/>
+                    <a:stretch>
+                      <a:fillRect/>
+                    </a:stretch>
+                  </pic:blipFill>
+                  <pic:spPr>
+                    <a:xfrm>
+                      <a:off x="0" y="0"/>
+                      <a:ext cx="5274310" cy="1588135"/>
+                    </a:xfrm>
+                    <a:prstGeom prst="rect">
+                      <a:avLst/>
+                    </a:prstGeom>
+                  </pic:spPr>
+                </pic:pic>
+              </a:graphicData>
+            </a:graphic>
+          </wp:inline>
+        </w:drawing>
+      </w:r>
+    </w:p>
+    <w:p>
+      <w:pPr>
+        <w:spacing w:line="360" w:lineRule="auto"/>
+        <w:rPr>
+          <w:rFonts w:ascii="Consolas" w:eastAsia="宋体" w:hAnsi="Consolas"/>
+          <w:sz w:val="24"/>
+        </w:rPr>
+      </w:pPr>
+      <w:r>
+        <w:rPr>
+          <w:rFonts w:ascii="Consolas" w:eastAsia="宋体" w:hAnsi="Consolas"/>
+          <w:sz w:val="24"/>
+        </w:rPr>
+        <w:t>（</w:t>
+      </w:r>
+      <w:r>
+        <w:rPr>
           <w:rFonts w:ascii="Consolas" w:eastAsia="宋体" w:hAnsi="Consolas" w:hint="eastAsia"/>
           <w:sz w:val="24"/>
         </w:rPr>
@@ -2029,30 +4751,375 @@
           <w:rFonts w:ascii="Consolas" w:eastAsia="宋体" w:hAnsi="Consolas" w:hint="eastAsia"/>
           <w:sz w:val="24"/>
         </w:rPr>
-        <w:t>执行</w:t>
+        <w:t>场景</w:t>
+      </w:r>
+      <w:r>
+        <w:rPr>
+          <w:rFonts w:ascii="Consolas" w:eastAsia="宋体" w:hAnsi="Consolas" w:hint="eastAsia"/>
+          <w:sz w:val="24"/>
+        </w:rPr>
+        <w:t>1</w:t>
+      </w:r>
+      <w:r>
+        <w:rPr>
+          <w:rFonts w:ascii="Consolas" w:eastAsia="宋体" w:hAnsi="Consolas" w:hint="eastAsia"/>
+          <w:sz w:val="24"/>
+        </w:rPr>
+        <w:t>的</w:t>
+      </w:r>
+      <w:r>
+        <w:rPr>
+          <w:rFonts w:ascii="Consolas" w:eastAsia="宋体" w:hAnsi="Consolas"/>
+          <w:sz w:val="24"/>
+        </w:rPr>
+        <w:t>显示</w:t>
+      </w:r>
+      <w:r>
+        <w:rPr>
+          <w:rFonts w:ascii="Consolas" w:eastAsia="宋体" w:hAnsi="Consolas"/>
+          <w:sz w:val="24"/>
+        </w:rPr>
+        <w:t>X</w:t>
+      </w:r>
+      <w:r>
+        <w:rPr>
+          <w:rFonts w:ascii="Consolas" w:eastAsia="宋体" w:hAnsi="Consolas"/>
+          <w:sz w:val="24"/>
+        </w:rPr>
+        <w:t>的内存值的截图（多显示、</w:t>
       </w:r>
       <w:proofErr w:type="gramStart"/>
       <w:r>
         <w:rPr>
-          <w:rFonts w:ascii="Consolas" w:eastAsia="宋体" w:hAnsi="Consolas" w:hint="eastAsia"/>
-          <w:sz w:val="24"/>
-        </w:rPr>
-        <w:t>完计算</w:t>
+          <w:rFonts w:ascii="Consolas" w:eastAsia="宋体" w:hAnsi="Consolas"/>
+          <w:sz w:val="24"/>
+        </w:rPr>
+        <w:t>少显示均</w:t>
       </w:r>
       <w:proofErr w:type="gramEnd"/>
       <w:r>
         <w:rPr>
-          <w:rFonts w:ascii="Consolas" w:eastAsia="宋体" w:hAnsi="Consolas" w:hint="eastAsia"/>
-          <w:sz w:val="24"/>
-        </w:rPr>
-        <w:t>后</w:t>
-      </w:r>
-      <w:r>
-        <w:rPr>
-          <w:rFonts w:ascii="Consolas" w:eastAsia="宋体" w:hAnsi="Consolas"/>
-          <w:sz w:val="24"/>
-        </w:rPr>
-        <w:t>，</w:t>
+          <w:rFonts w:ascii="Consolas" w:eastAsia="宋体" w:hAnsi="Consolas"/>
+          <w:sz w:val="24"/>
+        </w:rPr>
+        <w:t>扣分）</w:t>
+      </w:r>
+    </w:p>
+    <w:p>
+      <w:pPr>
+        <w:spacing w:line="360" w:lineRule="auto"/>
+        <w:rPr>
+          <w:rFonts w:ascii="Consolas" w:eastAsia="宋体" w:hAnsi="Consolas"/>
+          <w:sz w:val="24"/>
+        </w:rPr>
+      </w:pPr>
+      <w:r>
+        <w:rPr>
+          <w:rFonts w:ascii="Consolas" w:eastAsia="宋体" w:hAnsi="Consolas"/>
+          <w:sz w:val="24"/>
+        </w:rPr>
+        <w:drawing>
+          <wp:inline distT="0" distB="0" distL="0" distR="0" wp14:anchorId="20C5B3B9" wp14:editId="117D4B36">
+            <wp:extent cx="5274310" cy="320675"/>
+            <wp:effectExtent l="0" t="0" r="2540" b="3175"/>
+            <wp:docPr id="1973216203" name="Picture 1"/>
+            <wp:cNvGraphicFramePr>
+              <a:graphicFrameLocks xmlns:a="http://schemas.openxmlformats.org/drawingml/2006/main" noChangeAspect="1"/>
+            </wp:cNvGraphicFramePr>
+            <a:graphic xmlns:a="http://schemas.openxmlformats.org/drawingml/2006/main">
+              <a:graphicData uri="http://schemas.openxmlformats.org/drawingml/2006/picture">
+                <pic:pic xmlns:pic="http://schemas.openxmlformats.org/drawingml/2006/picture">
+                  <pic:nvPicPr>
+                    <pic:cNvPr id="1973216203" name=""/>
+                    <pic:cNvPicPr/>
+                  </pic:nvPicPr>
+                  <pic:blipFill>
+                    <a:blip r:embed="rId15"/>
+                    <a:stretch>
+                      <a:fillRect/>
+                    </a:stretch>
+                  </pic:blipFill>
+                  <pic:spPr>
+                    <a:xfrm>
+                      <a:off x="0" y="0"/>
+                      <a:ext cx="5274310" cy="320675"/>
+                    </a:xfrm>
+                    <a:prstGeom prst="rect">
+                      <a:avLst/>
+                    </a:prstGeom>
+                  </pic:spPr>
+                </pic:pic>
+              </a:graphicData>
+            </a:graphic>
+          </wp:inline>
+        </w:drawing>
+      </w:r>
+      <w:r>
+        <w:rPr>
+          <w:rFonts w:ascii="Consolas" w:eastAsia="宋体" w:hAnsi="Consolas"/>
+          <w:sz w:val="24"/>
+        </w:rPr>
+        <w:t>（</w:t>
+      </w:r>
+      <w:r>
+        <w:rPr>
+          <w:rFonts w:ascii="Consolas" w:eastAsia="宋体" w:hAnsi="Consolas" w:hint="eastAsia"/>
+          <w:sz w:val="24"/>
+        </w:rPr>
+        <w:t>4</w:t>
+      </w:r>
+      <w:r>
+        <w:rPr>
+          <w:rFonts w:ascii="Consolas" w:eastAsia="宋体" w:hAnsi="Consolas"/>
+          <w:sz w:val="24"/>
+        </w:rPr>
+        <w:t>）</w:t>
+      </w:r>
+      <w:r>
+        <w:rPr>
+          <w:rFonts w:ascii="Consolas" w:eastAsia="宋体" w:hAnsi="Consolas" w:hint="eastAsia"/>
+          <w:sz w:val="24"/>
+        </w:rPr>
+        <w:t>场景</w:t>
+      </w:r>
+      <w:r>
+        <w:rPr>
+          <w:rFonts w:ascii="Consolas" w:eastAsia="宋体" w:hAnsi="Consolas" w:hint="eastAsia"/>
+          <w:sz w:val="24"/>
+        </w:rPr>
+        <w:t>2</w:t>
+      </w:r>
+      <w:r>
+        <w:rPr>
+          <w:rFonts w:ascii="Consolas" w:eastAsia="宋体" w:hAnsi="Consolas" w:hint="eastAsia"/>
+          <w:sz w:val="24"/>
+        </w:rPr>
+        <w:t>的</w:t>
+      </w:r>
+      <w:r>
+        <w:rPr>
+          <w:rFonts w:ascii="Consolas" w:eastAsia="宋体" w:hAnsi="Consolas"/>
+          <w:sz w:val="24"/>
+        </w:rPr>
+        <w:t>.</w:t>
+      </w:r>
+      <w:proofErr w:type="spellStart"/>
+      <w:r>
+        <w:rPr>
+          <w:rFonts w:ascii="Consolas" w:eastAsia="宋体" w:hAnsi="Consolas"/>
+          <w:sz w:val="24"/>
+        </w:rPr>
+        <w:t>lst</w:t>
+      </w:r>
+      <w:proofErr w:type="spellEnd"/>
+      <w:r>
+        <w:rPr>
+          <w:rFonts w:ascii="Consolas" w:eastAsia="宋体" w:hAnsi="Consolas"/>
+          <w:sz w:val="24"/>
+        </w:rPr>
+        <w:t>文件的截图</w:t>
+      </w:r>
+    </w:p>
+    <w:p>
+      <w:pPr>
+        <w:spacing w:line="360" w:lineRule="auto"/>
+        <w:rPr>
+          <w:rFonts w:ascii="Consolas" w:eastAsia="宋体" w:hAnsi="Consolas"/>
+          <w:sz w:val="24"/>
+        </w:rPr>
+      </w:pPr>
+      <w:r>
+        <w:rPr>
+          <w:rFonts w:ascii="Consolas" w:eastAsia="宋体" w:hAnsi="Consolas"/>
+          <w:sz w:val="24"/>
+        </w:rPr>
+        <w:lastRenderedPageBreak/>
+        <w:drawing>
+          <wp:inline distT="0" distB="0" distL="0" distR="0" wp14:anchorId="0BCCC98E" wp14:editId="4A5D0648">
+            <wp:extent cx="4064635" cy="8863330"/>
+            <wp:effectExtent l="0" t="0" r="0" b="0"/>
+            <wp:docPr id="1220498966" name="Picture 1"/>
+            <wp:cNvGraphicFramePr>
+              <a:graphicFrameLocks xmlns:a="http://schemas.openxmlformats.org/drawingml/2006/main" noChangeAspect="1"/>
+            </wp:cNvGraphicFramePr>
+            <a:graphic xmlns:a="http://schemas.openxmlformats.org/drawingml/2006/main">
+              <a:graphicData uri="http://schemas.openxmlformats.org/drawingml/2006/picture">
+                <pic:pic xmlns:pic="http://schemas.openxmlformats.org/drawingml/2006/picture">
+                  <pic:nvPicPr>
+                    <pic:cNvPr id="1220498966" name=""/>
+                    <pic:cNvPicPr/>
+                  </pic:nvPicPr>
+                  <pic:blipFill>
+                    <a:blip r:embed="rId16"/>
+                    <a:stretch>
+                      <a:fillRect/>
+                    </a:stretch>
+                  </pic:blipFill>
+                  <pic:spPr>
+                    <a:xfrm>
+                      <a:off x="0" y="0"/>
+                      <a:ext cx="4064635" cy="8863330"/>
+                    </a:xfrm>
+                    <a:prstGeom prst="rect">
+                      <a:avLst/>
+                    </a:prstGeom>
+                  </pic:spPr>
+                </pic:pic>
+              </a:graphicData>
+            </a:graphic>
+          </wp:inline>
+        </w:drawing>
+      </w:r>
+    </w:p>
+    <w:p>
+      <w:pPr>
+        <w:spacing w:line="360" w:lineRule="auto"/>
+        <w:rPr>
+          <w:rFonts w:ascii="Consolas" w:eastAsia="宋体" w:hAnsi="Consolas"/>
+          <w:sz w:val="24"/>
+        </w:rPr>
+      </w:pPr>
+      <w:r>
+        <w:rPr>
+          <w:rFonts w:ascii="Consolas" w:eastAsia="宋体" w:hAnsi="Consolas"/>
+          <w:sz w:val="24"/>
+        </w:rPr>
+        <w:lastRenderedPageBreak/>
+        <w:t>（</w:t>
+      </w:r>
+      <w:r>
+        <w:rPr>
+          <w:rFonts w:ascii="Consolas" w:eastAsia="宋体" w:hAnsi="Consolas" w:hint="eastAsia"/>
+          <w:sz w:val="24"/>
+        </w:rPr>
+        <w:t>5</w:t>
+      </w:r>
+      <w:r>
+        <w:rPr>
+          <w:rFonts w:ascii="Consolas" w:eastAsia="宋体" w:hAnsi="Consolas"/>
+          <w:sz w:val="24"/>
+        </w:rPr>
+        <w:t>）</w:t>
+      </w:r>
+      <w:r>
+        <w:rPr>
+          <w:rFonts w:ascii="Consolas" w:eastAsia="宋体" w:hAnsi="Consolas" w:hint="eastAsia"/>
+          <w:sz w:val="24"/>
+        </w:rPr>
+        <w:t>场景</w:t>
+      </w:r>
+      <w:r>
+        <w:rPr>
+          <w:rFonts w:ascii="Consolas" w:eastAsia="宋体" w:hAnsi="Consolas" w:hint="eastAsia"/>
+          <w:sz w:val="24"/>
+        </w:rPr>
+        <w:t>2</w:t>
+      </w:r>
+      <w:r>
+        <w:rPr>
+          <w:rFonts w:ascii="Consolas" w:eastAsia="宋体" w:hAnsi="Consolas" w:hint="eastAsia"/>
+          <w:sz w:val="24"/>
+        </w:rPr>
+        <w:t>的</w:t>
+      </w:r>
+      <w:r>
+        <w:rPr>
+          <w:rFonts w:ascii="Consolas" w:eastAsia="宋体" w:hAnsi="Consolas"/>
+          <w:sz w:val="24"/>
+        </w:rPr>
+        <w:t>反汇编的截图</w:t>
+      </w:r>
+    </w:p>
+    <w:p>
+      <w:pPr>
+        <w:spacing w:line="360" w:lineRule="auto"/>
+        <w:rPr>
+          <w:rFonts w:ascii="Consolas" w:eastAsia="宋体" w:hAnsi="Consolas"/>
+          <w:sz w:val="24"/>
+        </w:rPr>
+      </w:pPr>
+      <w:r>
+        <w:rPr>
+          <w:rFonts w:ascii="Consolas" w:eastAsia="宋体" w:hAnsi="Consolas"/>
+          <w:sz w:val="24"/>
+        </w:rPr>
+        <w:drawing>
+          <wp:inline distT="0" distB="0" distL="0" distR="0" wp14:anchorId="0B0964C1" wp14:editId="026AFEC2">
+            <wp:extent cx="5249008" cy="3267531"/>
+            <wp:effectExtent l="0" t="0" r="8890" b="9525"/>
+            <wp:docPr id="870072499" name="Picture 1"/>
+            <wp:cNvGraphicFramePr>
+              <a:graphicFrameLocks xmlns:a="http://schemas.openxmlformats.org/drawingml/2006/main" noChangeAspect="1"/>
+            </wp:cNvGraphicFramePr>
+            <a:graphic xmlns:a="http://schemas.openxmlformats.org/drawingml/2006/main">
+              <a:graphicData uri="http://schemas.openxmlformats.org/drawingml/2006/picture">
+                <pic:pic xmlns:pic="http://schemas.openxmlformats.org/drawingml/2006/picture">
+                  <pic:nvPicPr>
+                    <pic:cNvPr id="870072499" name=""/>
+                    <pic:cNvPicPr/>
+                  </pic:nvPicPr>
+                  <pic:blipFill>
+                    <a:blip r:embed="rId17"/>
+                    <a:stretch>
+                      <a:fillRect/>
+                    </a:stretch>
+                  </pic:blipFill>
+                  <pic:spPr>
+                    <a:xfrm>
+                      <a:off x="0" y="0"/>
+                      <a:ext cx="5249008" cy="3267531"/>
+                    </a:xfrm>
+                    <a:prstGeom prst="rect">
+                      <a:avLst/>
+                    </a:prstGeom>
+                  </pic:spPr>
+                </pic:pic>
+              </a:graphicData>
+            </a:graphic>
+          </wp:inline>
+        </w:drawing>
+      </w:r>
+      <w:r>
+        <w:rPr>
+          <w:rFonts w:ascii="Consolas" w:eastAsia="宋体" w:hAnsi="Consolas"/>
+          <w:sz w:val="24"/>
+        </w:rPr>
+        <w:t>（</w:t>
+      </w:r>
+      <w:r>
+        <w:rPr>
+          <w:rFonts w:ascii="Consolas" w:eastAsia="宋体" w:hAnsi="Consolas" w:hint="eastAsia"/>
+          <w:sz w:val="24"/>
+        </w:rPr>
+        <w:t>6</w:t>
+      </w:r>
+      <w:r>
+        <w:rPr>
+          <w:rFonts w:ascii="Consolas" w:eastAsia="宋体" w:hAnsi="Consolas"/>
+          <w:sz w:val="24"/>
+        </w:rPr>
+        <w:t>）</w:t>
+      </w:r>
+      <w:r>
+        <w:rPr>
+          <w:rFonts w:ascii="Consolas" w:eastAsia="宋体" w:hAnsi="Consolas" w:hint="eastAsia"/>
+          <w:sz w:val="24"/>
+        </w:rPr>
+        <w:t>场景</w:t>
+      </w:r>
+      <w:r>
+        <w:rPr>
+          <w:rFonts w:ascii="Consolas" w:eastAsia="宋体" w:hAnsi="Consolas" w:hint="eastAsia"/>
+          <w:sz w:val="24"/>
+        </w:rPr>
+        <w:t>2</w:t>
+      </w:r>
+      <w:r>
+        <w:rPr>
+          <w:rFonts w:ascii="Consolas" w:eastAsia="宋体" w:hAnsi="Consolas" w:hint="eastAsia"/>
+          <w:sz w:val="24"/>
+        </w:rPr>
+        <w:t>的</w:t>
       </w:r>
       <w:r>
         <w:rPr>
@@ -2063,66 +5130,17 @@
       </w:r>
       <w:r>
         <w:rPr>
-          <w:rFonts w:ascii="Consolas" w:eastAsia="宋体" w:hAnsi="Consolas" w:hint="eastAsia"/>
-          <w:sz w:val="24"/>
-        </w:rPr>
-        <w:t>ID</w:t>
-      </w:r>
-      <w:r>
-        <w:rPr>
-          <w:rFonts w:ascii="Consolas" w:eastAsia="宋体" w:hAnsi="Consolas" w:hint="eastAsia"/>
-          <w:sz w:val="24"/>
-        </w:rPr>
-        <w:t>、</w:t>
-      </w:r>
-      <w:r>
-        <w:rPr>
-          <w:rFonts w:ascii="Consolas" w:eastAsia="宋体" w:hAnsi="Consolas" w:hint="eastAsia"/>
-          <w:sz w:val="24"/>
-        </w:rPr>
-        <w:t>array</w:t>
-      </w:r>
-      <w:r>
-        <w:rPr>
-          <w:rFonts w:ascii="Consolas" w:eastAsia="宋体" w:hAnsi="Consolas" w:hint="eastAsia"/>
-          <w:sz w:val="24"/>
-        </w:rPr>
-        <w:t>以及</w:t>
-      </w:r>
-      <w:r>
-        <w:rPr>
-          <w:rFonts w:ascii="Consolas" w:eastAsia="宋体" w:hAnsi="Consolas" w:hint="eastAsia"/>
-          <w:sz w:val="24"/>
-        </w:rPr>
-        <w:t>S6</w:t>
-      </w:r>
-      <w:r>
-        <w:rPr>
-          <w:rFonts w:ascii="Consolas" w:eastAsia="宋体" w:hAnsi="Consolas" w:hint="eastAsia"/>
-          <w:sz w:val="24"/>
-        </w:rPr>
-        <w:t>——</w:t>
-      </w:r>
-      <w:r>
-        <w:rPr>
-          <w:rFonts w:ascii="Consolas" w:eastAsia="宋体" w:hAnsi="Consolas" w:hint="eastAsia"/>
-          <w:sz w:val="24"/>
-        </w:rPr>
-        <w:t>S10</w:t>
-      </w:r>
-      <w:r>
-        <w:rPr>
-          <w:rFonts w:ascii="Consolas" w:eastAsia="宋体" w:hAnsi="Consolas"/>
-          <w:sz w:val="24"/>
-        </w:rPr>
-        <w:t>的内存值的截图</w:t>
-      </w:r>
-      <w:r>
-        <w:rPr>
-          <w:rFonts w:ascii="Consolas" w:eastAsia="宋体" w:hAnsi="Consolas"/>
-          <w:sz w:val="24"/>
-        </w:rPr>
-        <w:t>（多显示、</w:t>
+          <w:rFonts w:ascii="Consolas" w:eastAsia="宋体" w:hAnsi="Consolas"/>
+          <w:sz w:val="24"/>
+        </w:rPr>
+        <w:t>X</w:t>
+      </w:r>
+      <w:r>
+        <w:rPr>
+          <w:rFonts w:ascii="Consolas" w:eastAsia="宋体" w:hAnsi="Consolas"/>
+          <w:sz w:val="24"/>
+        </w:rPr>
+        <w:t>的内存值的截图（多显示、</w:t>
       </w:r>
       <w:proofErr w:type="gramStart"/>
       <w:r>
@@ -2144,30 +5162,52 @@
     <w:p>
       <w:pPr>
         <w:spacing w:line="360" w:lineRule="auto"/>
-        <w:ind w:firstLine="420"/>
-        <w:rPr>
-          <w:rFonts w:ascii="Consolas" w:eastAsia="宋体" w:hAnsi="Consolas"/>
-          <w:sz w:val="24"/>
-          <w:highlight w:val="red"/>
-        </w:rPr>
-      </w:pPr>
-      <w:r>
-        <w:rPr>
-          <w:rFonts w:ascii="Consolas" w:eastAsia="宋体" w:hAnsi="Consolas" w:hint="eastAsia"/>
-          <w:sz w:val="24"/>
-          <w:highlight w:val="red"/>
-        </w:rPr>
-        <w:t>你的截图</w:t>
-      </w:r>
-    </w:p>
-    <w:p>
-      <w:pPr>
-        <w:spacing w:line="360" w:lineRule="auto"/>
-        <w:rPr>
-          <w:rFonts w:ascii="Consolas" w:eastAsia="宋体" w:hAnsi="Consolas"/>
-          <w:sz w:val="24"/>
-        </w:rPr>
-      </w:pPr>
+        <w:rPr>
+          <w:rFonts w:ascii="Consolas" w:eastAsia="宋体" w:hAnsi="Consolas"/>
+          <w:sz w:val="24"/>
+        </w:rPr>
+      </w:pPr>
+      <w:r>
+        <w:rPr>
+          <w:rFonts w:ascii="Consolas" w:eastAsia="宋体" w:hAnsi="Consolas"/>
+          <w:sz w:val="24"/>
+        </w:rPr>
+        <w:drawing>
+          <wp:inline distT="0" distB="0" distL="0" distR="0" wp14:anchorId="5B53CBCD" wp14:editId="5F7D83C8">
+            <wp:extent cx="5274310" cy="310515"/>
+            <wp:effectExtent l="0" t="0" r="2540" b="0"/>
+            <wp:docPr id="1367807362" name="Picture 1"/>
+            <wp:cNvGraphicFramePr>
+              <a:graphicFrameLocks xmlns:a="http://schemas.openxmlformats.org/drawingml/2006/main" noChangeAspect="1"/>
+            </wp:cNvGraphicFramePr>
+            <a:graphic xmlns:a="http://schemas.openxmlformats.org/drawingml/2006/main">
+              <a:graphicData uri="http://schemas.openxmlformats.org/drawingml/2006/picture">
+                <pic:pic xmlns:pic="http://schemas.openxmlformats.org/drawingml/2006/picture">
+                  <pic:nvPicPr>
+                    <pic:cNvPr id="1367807362" name=""/>
+                    <pic:cNvPicPr/>
+                  </pic:nvPicPr>
+                  <pic:blipFill>
+                    <a:blip r:embed="rId18"/>
+                    <a:stretch>
+                      <a:fillRect/>
+                    </a:stretch>
+                  </pic:blipFill>
+                  <pic:spPr>
+                    <a:xfrm>
+                      <a:off x="0" y="0"/>
+                      <a:ext cx="5274310" cy="310515"/>
+                    </a:xfrm>
+                    <a:prstGeom prst="rect">
+                      <a:avLst/>
+                    </a:prstGeom>
+                  </pic:spPr>
+                </pic:pic>
+              </a:graphicData>
+            </a:graphic>
+          </wp:inline>
+        </w:drawing>
+      </w:r>
       <w:r>
         <w:rPr>
           <w:rFonts w:ascii="Consolas" w:eastAsia="宋体" w:hAnsi="Consolas"/>
@@ -2180,689 +5220,937 @@
           <w:rFonts w:ascii="Consolas" w:eastAsia="宋体" w:hAnsi="Consolas" w:hint="eastAsia"/>
           <w:sz w:val="24"/>
         </w:rPr>
-        <w:t>4</w:t>
-      </w:r>
-      <w:r>
-        <w:rPr>
-          <w:rFonts w:ascii="Consolas" w:eastAsia="宋体" w:hAnsi="Consolas"/>
-          <w:sz w:val="24"/>
-        </w:rPr>
-        <w:t>）</w:t>
-      </w:r>
-      <w:r>
-        <w:rPr>
-          <w:rFonts w:ascii="Consolas" w:eastAsia="宋体" w:hAnsi="Consolas"/>
-          <w:sz w:val="24"/>
-        </w:rPr>
-        <w:t>源代码</w:t>
-      </w:r>
-    </w:p>
-    <w:p>
-      <w:pPr>
-        <w:spacing w:line="360" w:lineRule="auto"/>
-        <w:ind w:firstLine="420"/>
-        <w:rPr>
-          <w:rFonts w:ascii="Consolas" w:eastAsia="宋体" w:hAnsi="Consolas"/>
-          <w:sz w:val="24"/>
-        </w:rPr>
-      </w:pPr>
-      <w:r>
-        <w:rPr>
-          <w:rFonts w:ascii="Consolas" w:eastAsia="宋体" w:hAnsi="Consolas" w:hint="eastAsia"/>
-          <w:sz w:val="24"/>
-          <w:highlight w:val="yellow"/>
-        </w:rPr>
-        <w:t>你的代码</w:t>
-      </w:r>
-    </w:p>
-    <w:p>
-      <w:pPr>
-        <w:spacing w:line="360" w:lineRule="auto"/>
-        <w:rPr>
-          <w:rFonts w:ascii="Consolas" w:eastAsia="宋体" w:hAnsi="Consolas"/>
-          <w:sz w:val="24"/>
-        </w:rPr>
-      </w:pPr>
-      <w:r>
-        <w:rPr>
-          <w:rFonts w:ascii="Consolas" w:eastAsia="宋体" w:hAnsi="Consolas" w:hint="eastAsia"/>
-          <w:sz w:val="24"/>
-        </w:rPr>
-        <w:t>2</w:t>
-      </w:r>
-      <w:r>
-        <w:rPr>
-          <w:rFonts w:ascii="Consolas" w:eastAsia="宋体" w:hAnsi="Consolas"/>
-          <w:sz w:val="24"/>
-        </w:rPr>
-        <w:t>、</w:t>
-      </w:r>
-      <w:r>
-        <w:rPr>
-          <w:rFonts w:ascii="Consolas" w:eastAsia="宋体" w:hAnsi="Consolas"/>
-          <w:sz w:val="24"/>
-        </w:rPr>
-        <w:tab/>
-      </w:r>
-      <w:r>
-        <w:rPr>
-          <w:rFonts w:ascii="Consolas" w:eastAsia="宋体" w:hAnsi="Consolas" w:hint="eastAsia"/>
-          <w:sz w:val="24"/>
-        </w:rPr>
-        <w:t>高级汇编语言技术</w:t>
-      </w:r>
-    </w:p>
-    <w:p>
-      <w:pPr>
-        <w:spacing w:line="360" w:lineRule="auto"/>
-        <w:rPr>
-          <w:rFonts w:ascii="Consolas" w:eastAsia="宋体" w:hAnsi="Consolas"/>
-          <w:sz w:val="24"/>
-        </w:rPr>
-      </w:pPr>
-      <w:r>
-        <w:rPr>
-          <w:rFonts w:ascii="Consolas" w:eastAsia="宋体" w:hAnsi="Consolas"/>
-          <w:sz w:val="24"/>
-        </w:rPr>
-        <w:t>（</w:t>
-      </w:r>
-      <w:r>
-        <w:rPr>
-          <w:rFonts w:ascii="Consolas" w:eastAsia="宋体" w:hAnsi="Consolas"/>
-          <w:sz w:val="24"/>
-        </w:rPr>
-        <w:t>1</w:t>
-      </w:r>
-      <w:r>
-        <w:rPr>
-          <w:rFonts w:ascii="Consolas" w:eastAsia="宋体" w:hAnsi="Consolas"/>
-          <w:sz w:val="24"/>
-        </w:rPr>
-        <w:t>）</w:t>
-      </w:r>
-      <w:r>
-        <w:rPr>
-          <w:rFonts w:ascii="Consolas" w:eastAsia="宋体" w:hAnsi="Consolas" w:hint="eastAsia"/>
-          <w:sz w:val="24"/>
-        </w:rPr>
-        <w:t>场景</w:t>
-      </w:r>
-      <w:r>
-        <w:rPr>
-          <w:rFonts w:ascii="Consolas" w:eastAsia="宋体" w:hAnsi="Consolas" w:hint="eastAsia"/>
-          <w:sz w:val="24"/>
-        </w:rPr>
-        <w:t>1</w:t>
-      </w:r>
-      <w:r>
-        <w:rPr>
-          <w:rFonts w:ascii="Consolas" w:eastAsia="宋体" w:hAnsi="Consolas" w:hint="eastAsia"/>
-          <w:sz w:val="24"/>
-        </w:rPr>
-        <w:t>的</w:t>
-      </w:r>
-      <w:r>
-        <w:rPr>
-          <w:rFonts w:ascii="Consolas" w:eastAsia="宋体" w:hAnsi="Consolas"/>
-          <w:sz w:val="24"/>
-        </w:rPr>
-        <w:t>.</w:t>
+        <w:t>7</w:t>
+      </w:r>
+      <w:r>
+        <w:rPr>
+          <w:rFonts w:ascii="Consolas" w:eastAsia="宋体" w:hAnsi="Consolas"/>
+          <w:sz w:val="24"/>
+        </w:rPr>
+        <w:t>）源代码</w:t>
+      </w:r>
+    </w:p>
+    <w:p>
+      <w:pPr>
+        <w:widowControl/>
+        <w:jc w:val="left"/>
+        <w:rPr>
+          <w:rFonts w:ascii="Consolas" w:eastAsia="微软雅黑" w:hAnsi="Consolas"/>
+          <w:sz w:val="24"/>
+        </w:rPr>
+      </w:pPr>
+      <w:r>
+        <w:rPr>
+          <w:rFonts w:ascii="Consolas" w:eastAsia="微软雅黑" w:hAnsi="Consolas"/>
+          <w:sz w:val="24"/>
+        </w:rPr>
+        <w:t xml:space="preserve">title Conditional </w:t>
+      </w:r>
+      <w:proofErr w:type="gramStart"/>
+      <w:r>
+        <w:rPr>
+          <w:rFonts w:ascii="Consolas" w:eastAsia="微软雅黑" w:hAnsi="Consolas"/>
+          <w:sz w:val="24"/>
+        </w:rPr>
+        <w:t>And</w:t>
+      </w:r>
+      <w:proofErr w:type="gramEnd"/>
+      <w:r>
+        <w:rPr>
+          <w:rFonts w:ascii="Consolas" w:eastAsia="微软雅黑" w:hAnsi="Consolas"/>
+          <w:sz w:val="24"/>
+        </w:rPr>
+        <w:t xml:space="preserve"> Repeat Assembly Demo</w:t>
+      </w:r>
+    </w:p>
+    <w:p>
+      <w:pPr>
+        <w:widowControl/>
+        <w:jc w:val="left"/>
+        <w:rPr>
+          <w:rFonts w:ascii="Consolas" w:eastAsia="微软雅黑" w:hAnsi="Consolas"/>
+          <w:sz w:val="24"/>
+        </w:rPr>
+      </w:pPr>
+    </w:p>
+    <w:p>
+      <w:pPr>
+        <w:widowControl/>
+        <w:jc w:val="left"/>
+        <w:rPr>
+          <w:rFonts w:ascii="Consolas" w:eastAsia="微软雅黑" w:hAnsi="Consolas"/>
+          <w:sz w:val="24"/>
+        </w:rPr>
+      </w:pPr>
+      <w:r>
+        <w:rPr>
+          <w:rFonts w:ascii="Consolas" w:eastAsia="微软雅黑" w:hAnsi="Consolas"/>
+          <w:sz w:val="24"/>
+        </w:rPr>
+        <w:t>data segment</w:t>
+      </w:r>
+    </w:p>
+    <w:p>
+      <w:pPr>
+        <w:widowControl/>
+        <w:jc w:val="left"/>
+        <w:rPr>
+          <w:rFonts w:ascii="Consolas" w:eastAsia="微软雅黑" w:hAnsi="Consolas"/>
+          <w:sz w:val="24"/>
+        </w:rPr>
+      </w:pPr>
+      <w:r>
+        <w:rPr>
+          <w:rFonts w:ascii="Consolas" w:eastAsia="微软雅黑" w:hAnsi="Consolas"/>
+          <w:sz w:val="24"/>
+        </w:rPr>
+        <w:t>    ID      </w:t>
       </w:r>
       <w:proofErr w:type="spellStart"/>
-      <w:r>
-        <w:rPr>
-          <w:rFonts w:ascii="Consolas" w:eastAsia="宋体" w:hAnsi="Consolas"/>
-          <w:sz w:val="24"/>
-        </w:rPr>
-        <w:t>lst</w:t>
+      <w:proofErr w:type="gramStart"/>
+      <w:r>
+        <w:rPr>
+          <w:rFonts w:ascii="Consolas" w:eastAsia="微软雅黑" w:hAnsi="Consolas"/>
+          <w:sz w:val="24"/>
+        </w:rPr>
+        <w:t>db</w:t>
       </w:r>
       <w:proofErr w:type="spellEnd"/>
       <w:r>
         <w:rPr>
-          <w:rFonts w:ascii="Consolas" w:eastAsia="宋体" w:hAnsi="Consolas"/>
-          <w:sz w:val="24"/>
-        </w:rPr>
-        <w:t>文件的截图</w:t>
-      </w:r>
-    </w:p>
-    <w:p>
-      <w:pPr>
-        <w:spacing w:line="360" w:lineRule="auto"/>
-        <w:ind w:firstLine="420"/>
-        <w:rPr>
-          <w:rFonts w:ascii="Consolas" w:eastAsia="宋体" w:hAnsi="Consolas"/>
-          <w:sz w:val="24"/>
-          <w:highlight w:val="red"/>
-        </w:rPr>
-      </w:pPr>
-      <w:r>
-        <w:rPr>
-          <w:rFonts w:ascii="Consolas" w:eastAsia="宋体" w:hAnsi="Consolas" w:hint="eastAsia"/>
-          <w:sz w:val="24"/>
-          <w:highlight w:val="red"/>
-        </w:rPr>
-        <w:t>你的截图</w:t>
-      </w:r>
-    </w:p>
-    <w:p>
-      <w:pPr>
-        <w:spacing w:line="360" w:lineRule="auto"/>
-        <w:rPr>
-          <w:rFonts w:ascii="Consolas" w:eastAsia="宋体" w:hAnsi="Consolas"/>
-          <w:sz w:val="24"/>
-        </w:rPr>
-      </w:pPr>
-      <w:r>
-        <w:rPr>
-          <w:rFonts w:ascii="Consolas" w:eastAsia="宋体" w:hAnsi="Consolas"/>
-          <w:sz w:val="24"/>
-        </w:rPr>
-        <w:t>（</w:t>
-      </w:r>
-      <w:r>
-        <w:rPr>
-          <w:rFonts w:ascii="Consolas" w:eastAsia="宋体" w:hAnsi="Consolas" w:hint="eastAsia"/>
-          <w:sz w:val="24"/>
-        </w:rPr>
-        <w:t>2</w:t>
-      </w:r>
-      <w:r>
-        <w:rPr>
-          <w:rFonts w:ascii="Consolas" w:eastAsia="宋体" w:hAnsi="Consolas"/>
-          <w:sz w:val="24"/>
-        </w:rPr>
-        <w:t>）</w:t>
-      </w:r>
-      <w:r>
-        <w:rPr>
-          <w:rFonts w:ascii="Consolas" w:eastAsia="宋体" w:hAnsi="Consolas" w:hint="eastAsia"/>
-          <w:sz w:val="24"/>
-        </w:rPr>
-        <w:t>场景</w:t>
-      </w:r>
-      <w:r>
-        <w:rPr>
-          <w:rFonts w:ascii="Consolas" w:eastAsia="宋体" w:hAnsi="Consolas" w:hint="eastAsia"/>
-          <w:sz w:val="24"/>
-        </w:rPr>
-        <w:t>1</w:t>
-      </w:r>
-      <w:r>
-        <w:rPr>
-          <w:rFonts w:ascii="Consolas" w:eastAsia="宋体" w:hAnsi="Consolas" w:hint="eastAsia"/>
-          <w:sz w:val="24"/>
-        </w:rPr>
-        <w:t>的</w:t>
-      </w:r>
-      <w:r>
-        <w:rPr>
-          <w:rFonts w:ascii="Consolas" w:eastAsia="宋体" w:hAnsi="Consolas"/>
-          <w:sz w:val="24"/>
-        </w:rPr>
-        <w:t>反汇编的截图</w:t>
-      </w:r>
-    </w:p>
-    <w:p>
-      <w:pPr>
-        <w:spacing w:line="360" w:lineRule="auto"/>
-        <w:ind w:firstLine="420"/>
-        <w:rPr>
-          <w:rFonts w:ascii="Consolas" w:eastAsia="宋体" w:hAnsi="Consolas" w:hint="eastAsia"/>
-          <w:sz w:val="24"/>
-          <w:highlight w:val="red"/>
-        </w:rPr>
-      </w:pPr>
-      <w:r>
-        <w:rPr>
-          <w:rFonts w:ascii="Consolas" w:eastAsia="宋体" w:hAnsi="Consolas" w:hint="eastAsia"/>
-          <w:sz w:val="24"/>
-          <w:highlight w:val="red"/>
-        </w:rPr>
-        <w:t>你的截图</w:t>
-      </w:r>
-    </w:p>
-    <w:p>
-      <w:pPr>
-        <w:spacing w:line="360" w:lineRule="auto"/>
-        <w:rPr>
-          <w:rFonts w:ascii="Consolas" w:eastAsia="宋体" w:hAnsi="Consolas"/>
-          <w:sz w:val="24"/>
-        </w:rPr>
-      </w:pPr>
-      <w:r>
-        <w:rPr>
-          <w:rFonts w:ascii="Consolas" w:eastAsia="宋体" w:hAnsi="Consolas"/>
-          <w:sz w:val="24"/>
-        </w:rPr>
-        <w:t>（</w:t>
-      </w:r>
-      <w:r>
-        <w:rPr>
-          <w:rFonts w:ascii="Consolas" w:eastAsia="宋体" w:hAnsi="Consolas" w:hint="eastAsia"/>
-          <w:sz w:val="24"/>
-        </w:rPr>
-        <w:t>3</w:t>
-      </w:r>
-      <w:r>
-        <w:rPr>
-          <w:rFonts w:ascii="Consolas" w:eastAsia="宋体" w:hAnsi="Consolas"/>
-          <w:sz w:val="24"/>
-        </w:rPr>
-        <w:t>）</w:t>
-      </w:r>
-      <w:r>
-        <w:rPr>
-          <w:rFonts w:ascii="Consolas" w:eastAsia="宋体" w:hAnsi="Consolas" w:hint="eastAsia"/>
-          <w:sz w:val="24"/>
-        </w:rPr>
-        <w:t>场景</w:t>
-      </w:r>
-      <w:r>
-        <w:rPr>
-          <w:rFonts w:ascii="Consolas" w:eastAsia="宋体" w:hAnsi="Consolas" w:hint="eastAsia"/>
-          <w:sz w:val="24"/>
-        </w:rPr>
-        <w:t>1</w:t>
-      </w:r>
-      <w:r>
-        <w:rPr>
-          <w:rFonts w:ascii="Consolas" w:eastAsia="宋体" w:hAnsi="Consolas" w:hint="eastAsia"/>
-          <w:sz w:val="24"/>
-        </w:rPr>
-        <w:t>的</w:t>
-      </w:r>
-      <w:r>
-        <w:rPr>
-          <w:rFonts w:ascii="Consolas" w:eastAsia="宋体" w:hAnsi="Consolas"/>
-          <w:sz w:val="24"/>
-        </w:rPr>
-        <w:t>显示</w:t>
-      </w:r>
-      <w:r>
-        <w:rPr>
-          <w:rFonts w:ascii="Consolas" w:eastAsia="宋体" w:hAnsi="Consolas"/>
-          <w:sz w:val="24"/>
-        </w:rPr>
-        <w:t>X</w:t>
-      </w:r>
-      <w:r>
-        <w:rPr>
-          <w:rFonts w:ascii="Consolas" w:eastAsia="宋体" w:hAnsi="Consolas"/>
-          <w:sz w:val="24"/>
-        </w:rPr>
-        <w:t>的内存值的截图（多显示、</w:t>
+          <w:rFonts w:ascii="Consolas" w:eastAsia="微软雅黑" w:hAnsi="Consolas"/>
+          <w:sz w:val="24"/>
+        </w:rPr>
+        <w:t xml:space="preserve">  </w:t>
+      </w:r>
+      <w:r>
+        <w:rPr>
+          <w:rFonts w:ascii="Consolas" w:eastAsia="微软雅黑" w:hAnsi="Consolas"/>
+          <w:i/>
+          <w:iCs/>
+          <w:sz w:val="24"/>
+        </w:rPr>
+        <w:t>'</w:t>
+      </w:r>
+      <w:proofErr w:type="gramEnd"/>
+      <w:r>
+        <w:rPr>
+          <w:rFonts w:ascii="Consolas" w:eastAsia="微软雅黑" w:hAnsi="Consolas"/>
+          <w:i/>
+          <w:iCs/>
+          <w:sz w:val="24"/>
+        </w:rPr>
+        <w:t>2234412799'</w:t>
+      </w:r>
+    </w:p>
+    <w:p>
+      <w:pPr>
+        <w:widowControl/>
+        <w:jc w:val="left"/>
+        <w:rPr>
+          <w:rFonts w:ascii="Consolas" w:eastAsia="微软雅黑" w:hAnsi="Consolas"/>
+          <w:sz w:val="24"/>
+        </w:rPr>
+      </w:pPr>
+    </w:p>
+    <w:p>
+      <w:pPr>
+        <w:widowControl/>
+        <w:jc w:val="left"/>
+        <w:rPr>
+          <w:rFonts w:ascii="Consolas" w:eastAsia="微软雅黑" w:hAnsi="Consolas"/>
+          <w:sz w:val="24"/>
+        </w:rPr>
+      </w:pPr>
+      <w:r>
+        <w:rPr>
+          <w:rFonts w:ascii="Consolas" w:eastAsia="微软雅黑" w:hAnsi="Consolas"/>
+          <w:sz w:val="24"/>
+        </w:rPr>
+        <w:t xml:space="preserve">    </w:t>
       </w:r>
       <w:proofErr w:type="gramStart"/>
       <w:r>
         <w:rPr>
-          <w:rFonts w:ascii="Consolas" w:eastAsia="宋体" w:hAnsi="Consolas"/>
-          <w:sz w:val="24"/>
-        </w:rPr>
-        <w:t>少显示均</w:t>
+          <w:rFonts w:ascii="Consolas" w:eastAsia="微软雅黑" w:hAnsi="Consolas"/>
+          <w:sz w:val="24"/>
+        </w:rPr>
+        <w:t>;X</w:t>
       </w:r>
       <w:proofErr w:type="gramEnd"/>
       <w:r>
         <w:rPr>
-          <w:rFonts w:ascii="Consolas" w:eastAsia="宋体" w:hAnsi="Consolas"/>
-          <w:sz w:val="24"/>
-        </w:rPr>
-        <w:t>扣分）</w:t>
-      </w:r>
-    </w:p>
-    <w:p>
-      <w:pPr>
-        <w:spacing w:line="360" w:lineRule="auto"/>
-        <w:ind w:firstLine="420"/>
-        <w:rPr>
-          <w:rFonts w:ascii="Consolas" w:eastAsia="宋体" w:hAnsi="Consolas" w:hint="eastAsia"/>
-          <w:sz w:val="24"/>
-          <w:highlight w:val="red"/>
-        </w:rPr>
-      </w:pPr>
-      <w:r>
-        <w:rPr>
-          <w:rFonts w:ascii="Consolas" w:eastAsia="宋体" w:hAnsi="Consolas" w:hint="eastAsia"/>
-          <w:sz w:val="24"/>
-          <w:highlight w:val="red"/>
-        </w:rPr>
-        <w:t>你的截图</w:t>
-      </w:r>
-    </w:p>
-    <w:p>
-      <w:pPr>
-        <w:spacing w:line="360" w:lineRule="auto"/>
-        <w:rPr>
-          <w:rFonts w:ascii="Consolas" w:eastAsia="宋体" w:hAnsi="Consolas"/>
-          <w:sz w:val="24"/>
-        </w:rPr>
-      </w:pPr>
-      <w:r>
-        <w:rPr>
-          <w:rFonts w:ascii="Consolas" w:eastAsia="宋体" w:hAnsi="Consolas"/>
-          <w:sz w:val="24"/>
-        </w:rPr>
-        <w:t>（</w:t>
-      </w:r>
-      <w:r>
-        <w:rPr>
-          <w:rFonts w:ascii="Consolas" w:eastAsia="宋体" w:hAnsi="Consolas" w:hint="eastAsia"/>
-          <w:sz w:val="24"/>
-        </w:rPr>
-        <w:t>4</w:t>
-      </w:r>
-      <w:r>
-        <w:rPr>
-          <w:rFonts w:ascii="Consolas" w:eastAsia="宋体" w:hAnsi="Consolas"/>
-          <w:sz w:val="24"/>
-        </w:rPr>
-        <w:t>）</w:t>
-      </w:r>
-      <w:r>
-        <w:rPr>
-          <w:rFonts w:ascii="Consolas" w:eastAsia="宋体" w:hAnsi="Consolas" w:hint="eastAsia"/>
-          <w:sz w:val="24"/>
-        </w:rPr>
-        <w:t>场景</w:t>
-      </w:r>
-      <w:r>
-        <w:rPr>
-          <w:rFonts w:ascii="Consolas" w:eastAsia="宋体" w:hAnsi="Consolas" w:hint="eastAsia"/>
-          <w:sz w:val="24"/>
-        </w:rPr>
-        <w:t>2</w:t>
-      </w:r>
-      <w:r>
-        <w:rPr>
-          <w:rFonts w:ascii="Consolas" w:eastAsia="宋体" w:hAnsi="Consolas" w:hint="eastAsia"/>
-          <w:sz w:val="24"/>
-        </w:rPr>
-        <w:t>的</w:t>
-      </w:r>
-      <w:r>
-        <w:rPr>
-          <w:rFonts w:ascii="Consolas" w:eastAsia="宋体" w:hAnsi="Consolas"/>
-          <w:sz w:val="24"/>
-        </w:rPr>
-        <w:t>.</w:t>
+          <w:rFonts w:ascii="Consolas" w:eastAsia="微软雅黑" w:hAnsi="Consolas"/>
+          <w:sz w:val="24"/>
+        </w:rPr>
+        <w:t xml:space="preserve"> </w:t>
       </w:r>
       <w:proofErr w:type="spellStart"/>
       <w:r>
         <w:rPr>
-          <w:rFonts w:ascii="Consolas" w:eastAsia="宋体" w:hAnsi="Consolas"/>
-          <w:sz w:val="24"/>
-        </w:rPr>
-        <w:t>lst</w:t>
+          <w:rFonts w:ascii="Consolas" w:eastAsia="微软雅黑" w:hAnsi="Consolas"/>
+          <w:sz w:val="24"/>
+        </w:rPr>
+        <w:t>db</w:t>
       </w:r>
       <w:proofErr w:type="spellEnd"/>
       <w:r>
         <w:rPr>
-          <w:rFonts w:ascii="Consolas" w:eastAsia="宋体" w:hAnsi="Consolas"/>
-          <w:sz w:val="24"/>
-        </w:rPr>
-        <w:t>文件的截图</w:t>
-      </w:r>
-    </w:p>
-    <w:p>
-      <w:pPr>
-        <w:spacing w:line="360" w:lineRule="auto"/>
-        <w:ind w:firstLine="420"/>
-        <w:rPr>
-          <w:rFonts w:ascii="Consolas" w:eastAsia="宋体" w:hAnsi="Consolas"/>
-          <w:sz w:val="24"/>
-        </w:rPr>
-      </w:pPr>
-      <w:r>
-        <w:rPr>
-          <w:rFonts w:ascii="Consolas" w:eastAsia="宋体" w:hAnsi="Consolas" w:hint="eastAsia"/>
-          <w:sz w:val="24"/>
-          <w:highlight w:val="red"/>
-        </w:rPr>
-        <w:t>你的截图</w:t>
-      </w:r>
-    </w:p>
-    <w:p>
-      <w:pPr>
-        <w:spacing w:line="360" w:lineRule="auto"/>
-        <w:rPr>
-          <w:rFonts w:ascii="Consolas" w:eastAsia="宋体" w:hAnsi="Consolas"/>
-          <w:sz w:val="24"/>
-        </w:rPr>
-      </w:pPr>
-    </w:p>
-    <w:p>
-      <w:pPr>
-        <w:spacing w:line="360" w:lineRule="auto"/>
-        <w:rPr>
-          <w:rFonts w:ascii="Consolas" w:eastAsia="宋体" w:hAnsi="Consolas"/>
-          <w:sz w:val="24"/>
-        </w:rPr>
-      </w:pPr>
-      <w:r>
-        <w:rPr>
-          <w:rFonts w:ascii="Consolas" w:eastAsia="宋体" w:hAnsi="Consolas"/>
-          <w:sz w:val="24"/>
-        </w:rPr>
-        <w:t>（</w:t>
-      </w:r>
-      <w:r>
-        <w:rPr>
-          <w:rFonts w:ascii="Consolas" w:eastAsia="宋体" w:hAnsi="Consolas" w:hint="eastAsia"/>
-          <w:sz w:val="24"/>
-        </w:rPr>
-        <w:t>5</w:t>
-      </w:r>
-      <w:r>
-        <w:rPr>
-          <w:rFonts w:ascii="Consolas" w:eastAsia="宋体" w:hAnsi="Consolas"/>
-          <w:sz w:val="24"/>
-        </w:rPr>
-        <w:t>）</w:t>
-      </w:r>
-      <w:r>
-        <w:rPr>
-          <w:rFonts w:ascii="Consolas" w:eastAsia="宋体" w:hAnsi="Consolas" w:hint="eastAsia"/>
-          <w:sz w:val="24"/>
-        </w:rPr>
-        <w:t>场景</w:t>
-      </w:r>
-      <w:r>
-        <w:rPr>
-          <w:rFonts w:ascii="Consolas" w:eastAsia="宋体" w:hAnsi="Consolas" w:hint="eastAsia"/>
-          <w:sz w:val="24"/>
-        </w:rPr>
-        <w:t>2</w:t>
-      </w:r>
-      <w:r>
-        <w:rPr>
-          <w:rFonts w:ascii="Consolas" w:eastAsia="宋体" w:hAnsi="Consolas" w:hint="eastAsia"/>
-          <w:sz w:val="24"/>
-        </w:rPr>
-        <w:t>的</w:t>
-      </w:r>
-      <w:r>
-        <w:rPr>
-          <w:rFonts w:ascii="Consolas" w:eastAsia="宋体" w:hAnsi="Consolas"/>
-          <w:sz w:val="24"/>
-        </w:rPr>
-        <w:t>反汇编的截图</w:t>
-      </w:r>
-    </w:p>
-    <w:p>
-      <w:pPr>
-        <w:spacing w:line="360" w:lineRule="auto"/>
-        <w:ind w:firstLine="420"/>
-        <w:rPr>
-          <w:rFonts w:ascii="Consolas" w:eastAsia="宋体" w:hAnsi="Consolas"/>
-          <w:sz w:val="24"/>
-        </w:rPr>
-      </w:pPr>
-      <w:r>
-        <w:rPr>
-          <w:rFonts w:ascii="Consolas" w:eastAsia="宋体" w:hAnsi="Consolas" w:hint="eastAsia"/>
-          <w:sz w:val="24"/>
-          <w:highlight w:val="red"/>
-        </w:rPr>
-        <w:t>你的截图</w:t>
-      </w:r>
-    </w:p>
-    <w:p>
-      <w:pPr>
-        <w:spacing w:line="360" w:lineRule="auto"/>
-        <w:rPr>
-          <w:rFonts w:ascii="Consolas" w:eastAsia="宋体" w:hAnsi="Consolas"/>
-          <w:sz w:val="24"/>
-        </w:rPr>
-      </w:pPr>
-      <w:r>
-        <w:rPr>
-          <w:rFonts w:ascii="Consolas" w:eastAsia="宋体" w:hAnsi="Consolas"/>
-          <w:sz w:val="24"/>
-        </w:rPr>
-        <w:t>（</w:t>
-      </w:r>
-      <w:r>
-        <w:rPr>
-          <w:rFonts w:ascii="Consolas" w:eastAsia="宋体" w:hAnsi="Consolas" w:hint="eastAsia"/>
-          <w:sz w:val="24"/>
-        </w:rPr>
-        <w:t>6</w:t>
-      </w:r>
-      <w:r>
-        <w:rPr>
-          <w:rFonts w:ascii="Consolas" w:eastAsia="宋体" w:hAnsi="Consolas"/>
-          <w:sz w:val="24"/>
-        </w:rPr>
-        <w:t>）</w:t>
-      </w:r>
-      <w:r>
-        <w:rPr>
-          <w:rFonts w:ascii="Consolas" w:eastAsia="宋体" w:hAnsi="Consolas" w:hint="eastAsia"/>
-          <w:sz w:val="24"/>
-        </w:rPr>
-        <w:t>场景</w:t>
-      </w:r>
-      <w:r>
-        <w:rPr>
-          <w:rFonts w:ascii="Consolas" w:eastAsia="宋体" w:hAnsi="Consolas" w:hint="eastAsia"/>
-          <w:sz w:val="24"/>
-        </w:rPr>
-        <w:t>2</w:t>
-      </w:r>
-      <w:r>
-        <w:rPr>
-          <w:rFonts w:ascii="Consolas" w:eastAsia="宋体" w:hAnsi="Consolas" w:hint="eastAsia"/>
-          <w:sz w:val="24"/>
-        </w:rPr>
-        <w:t>的</w:t>
-      </w:r>
-      <w:r>
-        <w:rPr>
-          <w:rFonts w:ascii="Consolas" w:eastAsia="宋体" w:hAnsi="Consolas"/>
-          <w:sz w:val="24"/>
-        </w:rPr>
-        <w:t>显示</w:t>
-      </w:r>
-      <w:r>
-        <w:rPr>
-          <w:rFonts w:ascii="Consolas" w:eastAsia="宋体" w:hAnsi="Consolas"/>
-          <w:sz w:val="24"/>
-        </w:rPr>
-        <w:t>X</w:t>
-      </w:r>
-      <w:r>
-        <w:rPr>
-          <w:rFonts w:ascii="Consolas" w:eastAsia="宋体" w:hAnsi="Consolas"/>
-          <w:sz w:val="24"/>
-        </w:rPr>
-        <w:t>的内存值的截图（多显示、</w:t>
+          <w:rFonts w:ascii="Consolas" w:eastAsia="微软雅黑" w:hAnsi="Consolas"/>
+          <w:sz w:val="24"/>
+        </w:rPr>
+        <w:t xml:space="preserve"> 0               </w:t>
       </w:r>
       <w:proofErr w:type="gramStart"/>
       <w:r>
         <w:rPr>
-          <w:rFonts w:ascii="Consolas" w:eastAsia="宋体" w:hAnsi="Consolas"/>
-          <w:sz w:val="24"/>
-        </w:rPr>
-        <w:t>少显示均</w:t>
+          <w:rFonts w:ascii="Consolas" w:eastAsia="微软雅黑" w:hAnsi="Consolas"/>
+          <w:sz w:val="24"/>
+        </w:rPr>
+        <w:t>  ;</w:t>
       </w:r>
       <w:proofErr w:type="gramEnd"/>
       <w:r>
         <w:rPr>
-          <w:rFonts w:ascii="Consolas" w:eastAsia="宋体" w:hAnsi="Consolas"/>
-          <w:sz w:val="24"/>
-        </w:rPr>
-        <w:t>扣分）</w:t>
-      </w:r>
-    </w:p>
-    <w:p>
-      <w:pPr>
-        <w:spacing w:line="360" w:lineRule="auto"/>
-        <w:ind w:firstLine="420"/>
-        <w:rPr>
-          <w:rFonts w:ascii="Consolas" w:eastAsia="宋体" w:hAnsi="Consolas"/>
-          <w:sz w:val="24"/>
-        </w:rPr>
-      </w:pPr>
-      <w:r>
-        <w:rPr>
-          <w:rFonts w:ascii="Consolas" w:eastAsia="宋体" w:hAnsi="Consolas" w:hint="eastAsia"/>
-          <w:sz w:val="24"/>
-          <w:highlight w:val="red"/>
-        </w:rPr>
-        <w:lastRenderedPageBreak/>
-        <w:t>你的截图</w:t>
-      </w:r>
-    </w:p>
-    <w:p>
-      <w:pPr>
-        <w:spacing w:line="360" w:lineRule="auto"/>
-        <w:rPr>
-          <w:rFonts w:ascii="Consolas" w:eastAsia="宋体" w:hAnsi="Consolas"/>
-          <w:sz w:val="24"/>
-        </w:rPr>
-      </w:pPr>
-      <w:r>
-        <w:rPr>
-          <w:rFonts w:ascii="Consolas" w:eastAsia="宋体" w:hAnsi="Consolas"/>
-          <w:sz w:val="24"/>
-        </w:rPr>
-        <w:t>（</w:t>
-      </w:r>
-      <w:r>
-        <w:rPr>
-          <w:rFonts w:ascii="Consolas" w:eastAsia="宋体" w:hAnsi="Consolas" w:hint="eastAsia"/>
-          <w:sz w:val="24"/>
-        </w:rPr>
-        <w:t>7</w:t>
-      </w:r>
-      <w:r>
-        <w:rPr>
-          <w:rFonts w:ascii="Consolas" w:eastAsia="宋体" w:hAnsi="Consolas"/>
-          <w:sz w:val="24"/>
-        </w:rPr>
-        <w:t>）源代码</w:t>
-      </w:r>
-    </w:p>
-    <w:p>
-      <w:pPr>
-        <w:spacing w:line="360" w:lineRule="auto"/>
-        <w:ind w:firstLine="420"/>
-        <w:rPr>
-          <w:rFonts w:ascii="Consolas" w:eastAsia="宋体" w:hAnsi="Consolas"/>
-          <w:sz w:val="24"/>
-        </w:rPr>
-      </w:pPr>
-      <w:r>
-        <w:rPr>
-          <w:rFonts w:ascii="Consolas" w:eastAsia="宋体" w:hAnsi="Consolas" w:hint="eastAsia"/>
-          <w:sz w:val="24"/>
-          <w:highlight w:val="yellow"/>
-        </w:rPr>
-        <w:t>你的代码</w:t>
-      </w:r>
-    </w:p>
-    <w:p>
-      <w:pPr>
+          <w:rFonts w:ascii="Consolas" w:eastAsia="微软雅黑" w:hAnsi="Consolas"/>
+          <w:sz w:val="24"/>
+        </w:rPr>
+        <w:t xml:space="preserve"> scenario 1: empty string</w:t>
+      </w:r>
+    </w:p>
+    <w:p>
+      <w:pPr>
+        <w:widowControl/>
+        <w:jc w:val="left"/>
+        <w:rPr>
+          <w:rFonts w:ascii="Consolas" w:eastAsia="微软雅黑" w:hAnsi="Consolas"/>
+          <w:sz w:val="24"/>
+        </w:rPr>
+      </w:pPr>
+      <w:r>
+        <w:rPr>
+          <w:rFonts w:ascii="Consolas" w:eastAsia="微软雅黑" w:hAnsi="Consolas"/>
+          <w:sz w:val="24"/>
+        </w:rPr>
+        <w:t xml:space="preserve">    X </w:t>
+      </w:r>
+      <w:proofErr w:type="spellStart"/>
+      <w:r>
+        <w:rPr>
+          <w:rFonts w:ascii="Consolas" w:eastAsia="微软雅黑" w:hAnsi="Consolas"/>
+          <w:sz w:val="24"/>
+        </w:rPr>
+        <w:t>db</w:t>
+      </w:r>
+      <w:proofErr w:type="spellEnd"/>
+      <w:r>
+        <w:rPr>
+          <w:rFonts w:ascii="Consolas" w:eastAsia="微软雅黑" w:hAnsi="Consolas"/>
+          <w:sz w:val="24"/>
+        </w:rPr>
+        <w:t xml:space="preserve"> </w:t>
+      </w:r>
+      <w:r>
+        <w:rPr>
+          <w:rFonts w:ascii="Consolas" w:eastAsia="微软雅黑" w:hAnsi="Consolas"/>
+          <w:i/>
+          <w:iCs/>
+          <w:sz w:val="24"/>
+        </w:rPr>
+        <w:t>'abcde'</w:t>
+      </w:r>
+      <w:r>
+        <w:rPr>
+          <w:rFonts w:ascii="Consolas" w:eastAsia="微软雅黑" w:hAnsi="Consolas"/>
+          <w:sz w:val="24"/>
+        </w:rPr>
+        <w:t xml:space="preserve">,0     </w:t>
+      </w:r>
+      <w:proofErr w:type="gramStart"/>
+      <w:r>
+        <w:rPr>
+          <w:rFonts w:ascii="Consolas" w:eastAsia="微软雅黑" w:hAnsi="Consolas"/>
+          <w:sz w:val="24"/>
+        </w:rPr>
+        <w:t>  ;</w:t>
+      </w:r>
+      <w:proofErr w:type="gramEnd"/>
+      <w:r>
+        <w:rPr>
+          <w:rFonts w:ascii="Consolas" w:eastAsia="微软雅黑" w:hAnsi="Consolas"/>
+          <w:sz w:val="24"/>
+        </w:rPr>
+        <w:t xml:space="preserve"> scenario 2: length = 5</w:t>
+      </w:r>
+    </w:p>
+    <w:p>
+      <w:pPr>
+        <w:widowControl/>
+        <w:jc w:val="left"/>
+        <w:rPr>
+          <w:rFonts w:ascii="Consolas" w:eastAsia="微软雅黑" w:hAnsi="Consolas"/>
+          <w:sz w:val="24"/>
+        </w:rPr>
+      </w:pPr>
+      <w:r>
+        <w:rPr>
+          <w:rFonts w:ascii="Consolas" w:eastAsia="微软雅黑" w:hAnsi="Consolas"/>
+          <w:sz w:val="24"/>
+        </w:rPr>
+        <w:t xml:space="preserve">    ; X </w:t>
+      </w:r>
+      <w:proofErr w:type="spellStart"/>
+      <w:r>
+        <w:rPr>
+          <w:rFonts w:ascii="Consolas" w:eastAsia="微软雅黑" w:hAnsi="Consolas"/>
+          <w:sz w:val="24"/>
+        </w:rPr>
+        <w:t>db</w:t>
+      </w:r>
+      <w:proofErr w:type="spellEnd"/>
+      <w:r>
+        <w:rPr>
+          <w:rFonts w:ascii="Consolas" w:eastAsia="微软雅黑" w:hAnsi="Consolas"/>
+          <w:sz w:val="24"/>
+        </w:rPr>
+        <w:t xml:space="preserve"> '2234412799',</w:t>
+      </w:r>
+      <w:proofErr w:type="gramStart"/>
+      <w:r>
+        <w:rPr>
+          <w:rFonts w:ascii="Consolas" w:eastAsia="微软雅黑" w:hAnsi="Consolas"/>
+          <w:sz w:val="24"/>
+        </w:rPr>
+        <w:t>0  ;</w:t>
+      </w:r>
+      <w:proofErr w:type="gramEnd"/>
+      <w:r>
+        <w:rPr>
+          <w:rFonts w:ascii="Consolas" w:eastAsia="微软雅黑" w:hAnsi="Consolas"/>
+          <w:sz w:val="24"/>
+        </w:rPr>
+        <w:t xml:space="preserve"> scenario 3: length = 10</w:t>
+      </w:r>
+    </w:p>
+    <w:p>
+      <w:pPr>
+        <w:widowControl/>
+        <w:jc w:val="left"/>
+        <w:rPr>
+          <w:rFonts w:ascii="Consolas" w:eastAsia="微软雅黑" w:hAnsi="Consolas"/>
+          <w:sz w:val="24"/>
+        </w:rPr>
+      </w:pPr>
+    </w:p>
+    <w:p>
+      <w:pPr>
+        <w:widowControl/>
+        <w:jc w:val="left"/>
+        <w:rPr>
+          <w:rFonts w:ascii="Consolas" w:eastAsia="微软雅黑" w:hAnsi="Consolas"/>
+          <w:sz w:val="24"/>
+        </w:rPr>
+      </w:pPr>
+      <w:r>
+        <w:rPr>
+          <w:rFonts w:ascii="Consolas" w:eastAsia="微软雅黑" w:hAnsi="Consolas"/>
+          <w:sz w:val="24"/>
+        </w:rPr>
+        <w:t xml:space="preserve">    X_LEN   </w:t>
+      </w:r>
+      <w:proofErr w:type="spellStart"/>
+      <w:r>
+        <w:rPr>
+          <w:rFonts w:ascii="Consolas" w:eastAsia="微软雅黑" w:hAnsi="Consolas"/>
+          <w:sz w:val="24"/>
+        </w:rPr>
+        <w:t>equ</w:t>
+      </w:r>
+      <w:proofErr w:type="spellEnd"/>
+      <w:r>
+        <w:rPr>
+          <w:rFonts w:ascii="Consolas" w:eastAsia="微软雅黑" w:hAnsi="Consolas"/>
+          <w:sz w:val="24"/>
+        </w:rPr>
+        <w:t xml:space="preserve"> ($ - X - 1)</w:t>
+      </w:r>
+    </w:p>
+    <w:p>
+      <w:pPr>
+        <w:widowControl/>
+        <w:jc w:val="left"/>
+        <w:rPr>
+          <w:rFonts w:ascii="Consolas" w:eastAsia="微软雅黑" w:hAnsi="Consolas"/>
+          <w:sz w:val="24"/>
+        </w:rPr>
+      </w:pPr>
+      <w:r>
+        <w:rPr>
+          <w:rFonts w:ascii="Consolas" w:eastAsia="微软雅黑" w:hAnsi="Consolas"/>
+          <w:sz w:val="24"/>
+        </w:rPr>
+        <w:t xml:space="preserve">    </w:t>
+      </w:r>
+      <w:proofErr w:type="gramStart"/>
+      <w:r>
+        <w:rPr>
+          <w:rFonts w:ascii="Consolas" w:eastAsia="微软雅黑" w:hAnsi="Consolas"/>
+          <w:sz w:val="24"/>
+        </w:rPr>
+        <w:t>RESULT  </w:t>
+      </w:r>
+      <w:proofErr w:type="spellStart"/>
+      <w:r>
+        <w:rPr>
+          <w:rFonts w:ascii="Consolas" w:eastAsia="微软雅黑" w:hAnsi="Consolas"/>
+          <w:sz w:val="24"/>
+        </w:rPr>
+        <w:t>dw</w:t>
+      </w:r>
+      <w:proofErr w:type="spellEnd"/>
+      <w:proofErr w:type="gramEnd"/>
+      <w:r>
+        <w:rPr>
+          <w:rFonts w:ascii="Consolas" w:eastAsia="微软雅黑" w:hAnsi="Consolas"/>
+          <w:sz w:val="24"/>
+        </w:rPr>
+        <w:t xml:space="preserve">  0</w:t>
+      </w:r>
+    </w:p>
+    <w:p>
+      <w:pPr>
+        <w:widowControl/>
+        <w:jc w:val="left"/>
+        <w:rPr>
+          <w:rFonts w:ascii="Consolas" w:eastAsia="微软雅黑" w:hAnsi="Consolas"/>
+          <w:sz w:val="24"/>
+        </w:rPr>
+      </w:pPr>
+      <w:r>
+        <w:rPr>
+          <w:rFonts w:ascii="Consolas" w:eastAsia="微软雅黑" w:hAnsi="Consolas"/>
+          <w:sz w:val="24"/>
+        </w:rPr>
+        <w:t>data ends</w:t>
+      </w:r>
+    </w:p>
+    <w:p>
+      <w:pPr>
+        <w:widowControl/>
+        <w:jc w:val="left"/>
+        <w:rPr>
+          <w:rFonts w:ascii="Consolas" w:eastAsia="微软雅黑" w:hAnsi="Consolas"/>
+          <w:sz w:val="24"/>
+        </w:rPr>
+      </w:pPr>
+    </w:p>
+    <w:p>
+      <w:pPr>
+        <w:widowControl/>
+        <w:jc w:val="left"/>
+        <w:rPr>
+          <w:rFonts w:ascii="Consolas" w:eastAsia="微软雅黑" w:hAnsi="Consolas"/>
+          <w:sz w:val="24"/>
+        </w:rPr>
+      </w:pPr>
+      <w:r>
+        <w:rPr>
+          <w:rFonts w:ascii="Consolas" w:eastAsia="微软雅黑" w:hAnsi="Consolas"/>
+          <w:sz w:val="24"/>
+        </w:rPr>
+        <w:t>code segment</w:t>
+      </w:r>
+    </w:p>
+    <w:p>
+      <w:pPr>
+        <w:widowControl/>
+        <w:jc w:val="left"/>
+        <w:rPr>
+          <w:rFonts w:ascii="Consolas" w:eastAsia="微软雅黑" w:hAnsi="Consolas"/>
+          <w:sz w:val="24"/>
+        </w:rPr>
+      </w:pPr>
+      <w:r>
+        <w:rPr>
+          <w:rFonts w:ascii="Consolas" w:eastAsia="微软雅黑" w:hAnsi="Consolas"/>
+          <w:sz w:val="24"/>
+        </w:rPr>
+        <w:t xml:space="preserve">    assume </w:t>
+      </w:r>
+      <w:proofErr w:type="spellStart"/>
+      <w:proofErr w:type="gramStart"/>
+      <w:r>
+        <w:rPr>
+          <w:rFonts w:ascii="Consolas" w:eastAsia="微软雅黑" w:hAnsi="Consolas"/>
+          <w:sz w:val="24"/>
+        </w:rPr>
+        <w:t>cs:code</w:t>
+      </w:r>
+      <w:proofErr w:type="spellEnd"/>
+      <w:proofErr w:type="gramEnd"/>
+      <w:r>
+        <w:rPr>
+          <w:rFonts w:ascii="Consolas" w:eastAsia="微软雅黑" w:hAnsi="Consolas"/>
+          <w:sz w:val="24"/>
+        </w:rPr>
+        <w:t xml:space="preserve">, </w:t>
+      </w:r>
+      <w:proofErr w:type="spellStart"/>
+      <w:r>
+        <w:rPr>
+          <w:rFonts w:ascii="Consolas" w:eastAsia="微软雅黑" w:hAnsi="Consolas"/>
+          <w:sz w:val="24"/>
+        </w:rPr>
+        <w:t>ds:data</w:t>
+      </w:r>
+      <w:proofErr w:type="spellEnd"/>
+    </w:p>
+    <w:p>
+      <w:pPr>
+        <w:widowControl/>
+        <w:jc w:val="left"/>
+        <w:rPr>
+          <w:rFonts w:ascii="Consolas" w:eastAsia="微软雅黑" w:hAnsi="Consolas"/>
+          <w:sz w:val="24"/>
+        </w:rPr>
+      </w:pPr>
+    </w:p>
+    <w:p>
+      <w:pPr>
+        <w:widowControl/>
+        <w:jc w:val="left"/>
+        <w:rPr>
+          <w:rFonts w:ascii="Consolas" w:eastAsia="微软雅黑" w:hAnsi="Consolas"/>
+          <w:sz w:val="24"/>
+        </w:rPr>
+      </w:pPr>
+      <w:r>
+        <w:rPr>
+          <w:rFonts w:ascii="Consolas" w:eastAsia="微软雅黑" w:hAnsi="Consolas"/>
+          <w:sz w:val="24"/>
+        </w:rPr>
+        <w:t>    main    proc</w:t>
+      </w:r>
+    </w:p>
+    <w:p>
+      <w:pPr>
+        <w:widowControl/>
+        <w:jc w:val="left"/>
+        <w:rPr>
+          <w:rFonts w:ascii="Consolas" w:eastAsia="微软雅黑" w:hAnsi="Consolas"/>
+          <w:sz w:val="24"/>
+        </w:rPr>
+      </w:pPr>
+      <w:r>
+        <w:rPr>
+          <w:rFonts w:ascii="Consolas" w:eastAsia="微软雅黑" w:hAnsi="Consolas"/>
+          <w:sz w:val="24"/>
+        </w:rPr>
+        <w:t>        mov   ax, data</w:t>
+      </w:r>
+    </w:p>
+    <w:p>
+      <w:pPr>
+        <w:widowControl/>
+        <w:jc w:val="left"/>
+        <w:rPr>
+          <w:rFonts w:ascii="Consolas" w:eastAsia="微软雅黑" w:hAnsi="Consolas"/>
+          <w:sz w:val="24"/>
+        </w:rPr>
+      </w:pPr>
+      <w:r>
+        <w:rPr>
+          <w:rFonts w:ascii="Consolas" w:eastAsia="微软雅黑" w:hAnsi="Consolas"/>
+          <w:sz w:val="24"/>
+        </w:rPr>
+        <w:t>        mov   ds, ax</w:t>
+      </w:r>
+    </w:p>
+    <w:p>
+      <w:pPr>
+        <w:widowControl/>
+        <w:jc w:val="left"/>
+        <w:rPr>
+          <w:rFonts w:ascii="Consolas" w:eastAsia="微软雅黑" w:hAnsi="Consolas"/>
+          <w:sz w:val="24"/>
+        </w:rPr>
+      </w:pPr>
+    </w:p>
+    <w:p>
+      <w:pPr>
+        <w:widowControl/>
+        <w:jc w:val="left"/>
+        <w:rPr>
+          <w:rFonts w:ascii="Consolas" w:eastAsia="微软雅黑" w:hAnsi="Consolas"/>
+          <w:sz w:val="24"/>
+        </w:rPr>
+      </w:pPr>
+      <w:r>
+        <w:rPr>
+          <w:rFonts w:ascii="Consolas" w:eastAsia="微软雅黑" w:hAnsi="Consolas"/>
+          <w:sz w:val="24"/>
+        </w:rPr>
+        <w:t>        mov   ax, 1</w:t>
+      </w:r>
+    </w:p>
+    <w:p>
+      <w:pPr>
+        <w:widowControl/>
+        <w:jc w:val="left"/>
+        <w:rPr>
+          <w:rFonts w:ascii="Consolas" w:eastAsia="微软雅黑" w:hAnsi="Consolas"/>
+          <w:sz w:val="24"/>
+        </w:rPr>
+      </w:pPr>
+    </w:p>
+    <w:p>
+      <w:pPr>
+        <w:widowControl/>
+        <w:jc w:val="left"/>
+        <w:rPr>
+          <w:rFonts w:ascii="Consolas" w:eastAsia="微软雅黑" w:hAnsi="Consolas"/>
+          <w:sz w:val="24"/>
+        </w:rPr>
+      </w:pPr>
+      <w:r>
+        <w:rPr>
+          <w:rFonts w:ascii="Consolas" w:eastAsia="微软雅黑" w:hAnsi="Consolas"/>
+          <w:sz w:val="24"/>
+        </w:rPr>
+        <w:t>        if X_LEN le 5</w:t>
+      </w:r>
+    </w:p>
+    <w:p>
+      <w:pPr>
+        <w:widowControl/>
+        <w:jc w:val="left"/>
+        <w:rPr>
+          <w:rFonts w:ascii="Consolas" w:eastAsia="微软雅黑" w:hAnsi="Consolas"/>
+          <w:sz w:val="24"/>
+        </w:rPr>
+      </w:pPr>
+      <w:r>
+        <w:rPr>
+          <w:rFonts w:ascii="Consolas" w:eastAsia="微软雅黑" w:hAnsi="Consolas"/>
+          <w:sz w:val="24"/>
+        </w:rPr>
+        <w:t xml:space="preserve">            </w:t>
+      </w:r>
+      <w:proofErr w:type="spellStart"/>
+      <w:r>
+        <w:rPr>
+          <w:rFonts w:ascii="Consolas" w:eastAsia="微软雅黑" w:hAnsi="Consolas"/>
+          <w:sz w:val="24"/>
+        </w:rPr>
+        <w:t>rept</w:t>
+      </w:r>
+      <w:proofErr w:type="spellEnd"/>
+      <w:r>
+        <w:rPr>
+          <w:rFonts w:ascii="Consolas" w:eastAsia="微软雅黑" w:hAnsi="Consolas"/>
+          <w:sz w:val="24"/>
+        </w:rPr>
+        <w:t xml:space="preserve"> X_LEN</w:t>
+      </w:r>
+    </w:p>
+    <w:p>
+      <w:pPr>
+        <w:widowControl/>
+        <w:jc w:val="left"/>
+        <w:rPr>
+          <w:rFonts w:ascii="Consolas" w:eastAsia="微软雅黑" w:hAnsi="Consolas"/>
+          <w:sz w:val="24"/>
+        </w:rPr>
+      </w:pPr>
+      <w:r>
+        <w:rPr>
+          <w:rFonts w:ascii="Consolas" w:eastAsia="微软雅黑" w:hAnsi="Consolas"/>
+          <w:sz w:val="24"/>
+        </w:rPr>
+        <w:t>                add ax, ax</w:t>
+      </w:r>
+    </w:p>
+    <w:p>
+      <w:pPr>
+        <w:widowControl/>
+        <w:jc w:val="left"/>
+        <w:rPr>
+          <w:rFonts w:ascii="Consolas" w:eastAsia="微软雅黑" w:hAnsi="Consolas"/>
+          <w:sz w:val="24"/>
+        </w:rPr>
+      </w:pPr>
+      <w:r>
+        <w:rPr>
+          <w:rFonts w:ascii="Consolas" w:eastAsia="微软雅黑" w:hAnsi="Consolas"/>
+          <w:sz w:val="24"/>
+        </w:rPr>
+        <w:t xml:space="preserve">            </w:t>
+      </w:r>
+      <w:proofErr w:type="spellStart"/>
+      <w:r>
+        <w:rPr>
+          <w:rFonts w:ascii="Consolas" w:eastAsia="微软雅黑" w:hAnsi="Consolas"/>
+          <w:sz w:val="24"/>
+        </w:rPr>
+        <w:t>endm</w:t>
+      </w:r>
+      <w:proofErr w:type="spellEnd"/>
+    </w:p>
+    <w:p>
+      <w:pPr>
+        <w:widowControl/>
+        <w:jc w:val="left"/>
+        <w:rPr>
+          <w:rFonts w:ascii="Consolas" w:eastAsia="微软雅黑" w:hAnsi="Consolas"/>
+          <w:sz w:val="24"/>
+        </w:rPr>
+      </w:pPr>
+      <w:r>
+        <w:rPr>
+          <w:rFonts w:ascii="Consolas" w:eastAsia="微软雅黑" w:hAnsi="Consolas"/>
+          <w:sz w:val="24"/>
+        </w:rPr>
+        <w:t>        else</w:t>
+      </w:r>
+    </w:p>
+    <w:p>
+      <w:pPr>
+        <w:widowControl/>
+        <w:jc w:val="left"/>
+        <w:rPr>
+          <w:rFonts w:ascii="Consolas" w:eastAsia="微软雅黑" w:hAnsi="Consolas"/>
+          <w:sz w:val="24"/>
+        </w:rPr>
+      </w:pPr>
+      <w:r>
+        <w:rPr>
+          <w:rFonts w:ascii="Consolas" w:eastAsia="微软雅黑" w:hAnsi="Consolas"/>
+          <w:sz w:val="24"/>
+        </w:rPr>
+        <w:t xml:space="preserve">            </w:t>
+      </w:r>
+      <w:proofErr w:type="spellStart"/>
+      <w:r>
+        <w:rPr>
+          <w:rFonts w:ascii="Consolas" w:eastAsia="微软雅黑" w:hAnsi="Consolas"/>
+          <w:sz w:val="24"/>
+        </w:rPr>
+        <w:t>rept</w:t>
+      </w:r>
+      <w:proofErr w:type="spellEnd"/>
+      <w:r>
+        <w:rPr>
+          <w:rFonts w:ascii="Consolas" w:eastAsia="微软雅黑" w:hAnsi="Consolas"/>
+          <w:sz w:val="24"/>
+        </w:rPr>
+        <w:t xml:space="preserve"> 6</w:t>
+      </w:r>
+    </w:p>
+    <w:p>
+      <w:pPr>
+        <w:widowControl/>
+        <w:jc w:val="left"/>
+        <w:rPr>
+          <w:rFonts w:ascii="Consolas" w:eastAsia="微软雅黑" w:hAnsi="Consolas"/>
+          <w:sz w:val="24"/>
+        </w:rPr>
+      </w:pPr>
+      <w:r>
+        <w:rPr>
+          <w:rFonts w:ascii="Consolas" w:eastAsia="微软雅黑" w:hAnsi="Consolas"/>
+          <w:sz w:val="24"/>
+        </w:rPr>
+        <w:t>                add ax, ax</w:t>
+      </w:r>
+    </w:p>
+    <w:p>
+      <w:pPr>
+        <w:widowControl/>
+        <w:jc w:val="left"/>
+        <w:rPr>
+          <w:rFonts w:ascii="Consolas" w:eastAsia="微软雅黑" w:hAnsi="Consolas"/>
+          <w:sz w:val="24"/>
+        </w:rPr>
+      </w:pPr>
+      <w:r>
+        <w:rPr>
+          <w:rFonts w:ascii="Consolas" w:eastAsia="微软雅黑" w:hAnsi="Consolas"/>
+          <w:sz w:val="24"/>
+        </w:rPr>
+        <w:t xml:space="preserve">            </w:t>
+      </w:r>
+      <w:proofErr w:type="spellStart"/>
+      <w:r>
+        <w:rPr>
+          <w:rFonts w:ascii="Consolas" w:eastAsia="微软雅黑" w:hAnsi="Consolas"/>
+          <w:sz w:val="24"/>
+        </w:rPr>
+        <w:t>endm</w:t>
+      </w:r>
+      <w:proofErr w:type="spellEnd"/>
+    </w:p>
+    <w:p>
+      <w:pPr>
+        <w:widowControl/>
+        <w:jc w:val="left"/>
+        <w:rPr>
+          <w:rFonts w:ascii="Consolas" w:eastAsia="微软雅黑" w:hAnsi="Consolas"/>
+          <w:sz w:val="24"/>
+        </w:rPr>
+      </w:pPr>
+      <w:r>
+        <w:rPr>
+          <w:rFonts w:ascii="Consolas" w:eastAsia="微软雅黑" w:hAnsi="Consolas"/>
+          <w:sz w:val="24"/>
+        </w:rPr>
+        <w:t>        endif</w:t>
+      </w:r>
+    </w:p>
+    <w:p>
+      <w:pPr>
+        <w:widowControl/>
+        <w:jc w:val="left"/>
+        <w:rPr>
+          <w:rFonts w:ascii="Consolas" w:eastAsia="微软雅黑" w:hAnsi="Consolas"/>
+          <w:sz w:val="24"/>
+        </w:rPr>
+      </w:pPr>
+    </w:p>
+    <w:p>
+      <w:pPr>
+        <w:widowControl/>
+        <w:jc w:val="left"/>
+        <w:rPr>
+          <w:rFonts w:ascii="Consolas" w:eastAsia="微软雅黑" w:hAnsi="Consolas"/>
+          <w:sz w:val="24"/>
+        </w:rPr>
+      </w:pPr>
+      <w:r>
+        <w:rPr>
+          <w:rFonts w:ascii="Consolas" w:eastAsia="微软雅黑" w:hAnsi="Consolas"/>
+          <w:sz w:val="24"/>
+        </w:rPr>
+        <w:t>        mov   RESULT, ax</w:t>
+      </w:r>
+    </w:p>
+    <w:p>
+      <w:pPr>
+        <w:widowControl/>
+        <w:jc w:val="left"/>
+        <w:rPr>
+          <w:rFonts w:ascii="Consolas" w:eastAsia="微软雅黑" w:hAnsi="Consolas"/>
+          <w:sz w:val="24"/>
+        </w:rPr>
+      </w:pPr>
+    </w:p>
+    <w:p>
+      <w:pPr>
+        <w:widowControl/>
+        <w:jc w:val="left"/>
+        <w:rPr>
+          <w:rFonts w:ascii="Consolas" w:eastAsia="微软雅黑" w:hAnsi="Consolas"/>
+          <w:sz w:val="24"/>
+        </w:rPr>
+      </w:pPr>
+      <w:r>
+        <w:rPr>
+          <w:rFonts w:ascii="Consolas" w:eastAsia="微软雅黑" w:hAnsi="Consolas"/>
+          <w:sz w:val="24"/>
+        </w:rPr>
+        <w:t>        mov   ax, 4c00h</w:t>
+      </w:r>
+    </w:p>
+    <w:p>
+      <w:pPr>
+        <w:widowControl/>
+        <w:jc w:val="left"/>
+        <w:rPr>
+          <w:rFonts w:ascii="Consolas" w:eastAsia="微软雅黑" w:hAnsi="Consolas"/>
+          <w:sz w:val="24"/>
+        </w:rPr>
+      </w:pPr>
+      <w:r>
+        <w:rPr>
+          <w:rFonts w:ascii="Consolas" w:eastAsia="微软雅黑" w:hAnsi="Consolas"/>
+          <w:sz w:val="24"/>
+        </w:rPr>
+        <w:t>        int   21h</w:t>
+      </w:r>
+    </w:p>
+    <w:p>
+      <w:pPr>
+        <w:widowControl/>
+        <w:jc w:val="left"/>
+        <w:rPr>
+          <w:rFonts w:ascii="Consolas" w:eastAsia="微软雅黑" w:hAnsi="Consolas"/>
+          <w:sz w:val="24"/>
+        </w:rPr>
+      </w:pPr>
+      <w:r>
+        <w:rPr>
+          <w:rFonts w:ascii="Consolas" w:eastAsia="微软雅黑" w:hAnsi="Consolas"/>
+          <w:sz w:val="24"/>
+        </w:rPr>
+        <w:t>    main    </w:t>
+      </w:r>
+      <w:proofErr w:type="spellStart"/>
+      <w:r>
+        <w:rPr>
+          <w:rFonts w:ascii="Consolas" w:eastAsia="微软雅黑" w:hAnsi="Consolas"/>
+          <w:sz w:val="24"/>
+        </w:rPr>
+        <w:t>endp</w:t>
+      </w:r>
+      <w:proofErr w:type="spellEnd"/>
+    </w:p>
+    <w:p>
+      <w:pPr>
+        <w:widowControl/>
+        <w:jc w:val="left"/>
+        <w:rPr>
+          <w:rFonts w:ascii="Consolas" w:eastAsia="微软雅黑" w:hAnsi="Consolas"/>
+          <w:sz w:val="24"/>
+        </w:rPr>
+      </w:pPr>
+    </w:p>
+    <w:p>
+      <w:pPr>
+        <w:widowControl/>
+        <w:jc w:val="left"/>
+        <w:rPr>
+          <w:rFonts w:ascii="Consolas" w:eastAsia="微软雅黑" w:hAnsi="Consolas"/>
+          <w:sz w:val="24"/>
+        </w:rPr>
+      </w:pPr>
+      <w:r>
+        <w:rPr>
+          <w:rFonts w:ascii="Consolas" w:eastAsia="微软雅黑" w:hAnsi="Consolas"/>
+          <w:sz w:val="24"/>
+        </w:rPr>
+        <w:t>code ends</w:t>
+      </w:r>
+    </w:p>
+    <w:p>
+      <w:pPr>
+        <w:widowControl/>
+        <w:jc w:val="left"/>
+        <w:rPr>
+          <w:rFonts w:ascii="Consolas" w:eastAsia="微软雅黑" w:hAnsi="Consolas"/>
+          <w:sz w:val="24"/>
+        </w:rPr>
+      </w:pPr>
+      <w:r>
+        <w:rPr>
+          <w:rFonts w:ascii="Consolas" w:eastAsia="微软雅黑" w:hAnsi="Consolas"/>
+          <w:sz w:val="24"/>
+        </w:rPr>
+        <w:t>end main</w:t>
+      </w:r>
+    </w:p>
+    <w:p>
+      <w:pPr>
+        <w:widowControl/>
+        <w:jc w:val="left"/>
         <w:rPr>
           <w:rFonts w:ascii="Consolas" w:eastAsia="微软雅黑" w:hAnsi="Consolas"/>
           <w:sz w:val="24"/>
@@ -2893,11 +6181,6 @@
 <w:endnotes xmlns:wpc="http://schemas.microsoft.com/office/word/2010/wordprocessingCanvas" xmlns:cx="http://schemas.microsoft.com/office/drawing/2014/chartex" xmlns:cx1="http://schemas.microsoft.com/office/drawing/2015/9/8/chartex" xmlns:cx2="http://schemas.microsoft.com/office/drawing/2015/10/21/chartex" xmlns:cx3="http://schemas.microsoft.com/office/drawing/2016/5/9/chartex" xmlns:cx4="http://schemas.microsoft.com/office/drawing/2016/5/10/chartex" xmlns:cx5="http://schemas.microsoft.com/office/drawing/2016/5/11/chartex" xmlns:cx6="http://schemas.microsoft.com/office/drawing/2016/5/12/chartex" xmlns:cx7="http://schemas.microsoft.com/office/drawing/2016/5/13/chartex" xmlns:cx8="http://schemas.microsoft.com/office/drawing/2016/5/14/chartex" xmlns:mc="http://schemas.openxmlformats.org/markup-compatibility/2006" xmlns:aink="http://schemas.microsoft.com/office/drawing/2016/ink" xmlns:am3d="http://schemas.microsoft.com/office/drawing/2017/model3d" xmlns:o="urn:schemas-microsoft-com:office:office" xmlns:oel="http://schemas.microsoft.com/office/2019/extlst" xmlns:r="http://schemas.openxmlformats.org/officeDocument/2006/relationships" xmlns:m="http://schemas.openxmlformats.org/officeDocument/2006/math" xmlns:v="urn:schemas-microsoft-com:vml" xmlns:wp14="http://schemas.microsoft.com/office/word/2010/wordprocessingDrawing" xmlns:wp="http://schemas.openxmlformats.org/drawingml/2006/wordprocessingDrawing" xmlns:w10="urn:schemas-microsoft-com:office:word" xmlns:w="http://schemas.openxmlformats.org/wordprocessingml/2006/main" xmlns:w14="http://schemas.microsoft.com/office/word/2010/wordml" xmlns:w15="http://schemas.microsoft.com/office/word/2012/wordml" xmlns:w16cex="http://schemas.microsoft.com/office/word/2018/wordml/cex" xmlns:w16cid="http://schemas.microsoft.com/office/word/2016/wordml/cid" xmlns:w16="http://schemas.microsoft.com/office/word/2018/wordml" xmlns:w16du="http://schemas.microsoft.com/office/word/2023/wordml/word16du" xmlns:w16sdtdh="http://schemas.microsoft.com/office/word/2020/wordml/sdtdatahash" xmlns:w16sdtfl="http://schemas.microsoft.com/office/word/2024/wordml/sdtformatlock" xmlns:w16se="http://schemas.microsoft.com/office/word/2015/wordml/symex" xmlns:wpg="http://schemas.microsoft.com/office/word/2010/wordprocessingGroup" xmlns:wpi="http://schemas.microsoft.com/office/word/2010/wordprocessingInk" xmlns:wne="http://schemas.microsoft.com/office/word/2006/wordml" xmlns:wps="http://schemas.microsoft.com/office/word/2010/wordprocessingShape" mc:Ignorable="w14 w15 w16se w16cid w16 w16cex w16sdtdh w16sdtfl w16du wp14">
   <w:endnote w:type="separator" w:id="-1">
     <w:p>
-      <w:pPr>
-        <w:rPr>
-          <w:rFonts w:hint="eastAsia"/>
-        </w:rPr>
-      </w:pPr>
       <w:r>
         <w:separator/>
       </w:r>
@@ -2905,11 +6188,6 @@
   </w:endnote>
   <w:endnote w:type="continuationSeparator" w:id="0">
     <w:p>
-      <w:pPr>
-        <w:rPr>
-          <w:rFonts w:hint="eastAsia"/>
-        </w:rPr>
-      </w:pPr>
       <w:r>
         <w:continuationSeparator/>
       </w:r>
@@ -2922,11 +6200,6 @@
 <w:footnotes xmlns:wpc="http://schemas.microsoft.com/office/word/2010/wordprocessingCanvas" xmlns:cx="http://schemas.microsoft.com/office/drawing/2014/chartex" xmlns:cx1="http://schemas.microsoft.com/office/drawing/2015/9/8/chartex" xmlns:cx2="http://schemas.microsoft.com/office/drawing/2015/10/21/chartex" xmlns:cx3="http://schemas.microsoft.com/office/drawing/2016/5/9/chartex" xmlns:cx4="http://schemas.microsoft.com/office/drawing/2016/5/10/chartex" xmlns:cx5="http://schemas.microsoft.com/office/drawing/2016/5/11/chartex" xmlns:cx6="http://schemas.microsoft.com/office/drawing/2016/5/12/chartex" xmlns:cx7="http://schemas.microsoft.com/office/drawing/2016/5/13/chartex" xmlns:cx8="http://schemas.microsoft.com/office/drawing/2016/5/14/chartex" xmlns:mc="http://schemas.openxmlformats.org/markup-compatibility/2006" xmlns:aink="http://schemas.microsoft.com/office/drawing/2016/ink" xmlns:am3d="http://schemas.microsoft.com/office/drawing/2017/model3d" xmlns:o="urn:schemas-microsoft-com:office:office" xmlns:oel="http://schemas.microsoft.com/office/2019/extlst" xmlns:r="http://schemas.openxmlformats.org/officeDocument/2006/relationships" xmlns:m="http://schemas.openxmlformats.org/officeDocument/2006/math" xmlns:v="urn:schemas-microsoft-com:vml" xmlns:wp14="http://schemas.microsoft.com/office/word/2010/wordprocessingDrawing" xmlns:wp="http://schemas.openxmlformats.org/drawingml/2006/wordprocessingDrawing" xmlns:w10="urn:schemas-microsoft-com:office:word" xmlns:w="http://schemas.openxmlformats.org/wordprocessingml/2006/main" xmlns:w14="http://schemas.microsoft.com/office/word/2010/wordml" xmlns:w15="http://schemas.microsoft.com/office/word/2012/wordml" xmlns:w16cex="http://schemas.microsoft.com/office/word/2018/wordml/cex" xmlns:w16cid="http://schemas.microsoft.com/office/word/2016/wordml/cid" xmlns:w16="http://schemas.microsoft.com/office/word/2018/wordml" xmlns:w16du="http://schemas.microsoft.com/office/word/2023/wordml/word16du" xmlns:w16sdtdh="http://schemas.microsoft.com/office/word/2020/wordml/sdtdatahash" xmlns:w16sdtfl="http://schemas.microsoft.com/office/word/2024/wordml/sdtformatlock" xmlns:w16se="http://schemas.microsoft.com/office/word/2015/wordml/symex" xmlns:wpg="http://schemas.microsoft.com/office/word/2010/wordprocessingGroup" xmlns:wpi="http://schemas.microsoft.com/office/word/2010/wordprocessingInk" xmlns:wne="http://schemas.microsoft.com/office/word/2006/wordml" xmlns:wps="http://schemas.microsoft.com/office/word/2010/wordprocessingShape" mc:Ignorable="w14 w15 w16se w16cid w16 w16cex w16sdtdh w16sdtfl w16du wp14">
   <w:footnote w:type="separator" w:id="-1">
     <w:p>
-      <w:pPr>
-        <w:rPr>
-          <w:rFonts w:hint="eastAsia"/>
-        </w:rPr>
-      </w:pPr>
       <w:r>
         <w:separator/>
       </w:r>
@@ -2934,11 +6207,6 @@
   </w:footnote>
   <w:footnote w:type="continuationSeparator" w:id="0">
     <w:p>
-      <w:pPr>
-        <w:rPr>
-          <w:rFonts w:hint="eastAsia"/>
-        </w:rPr>
-      </w:pPr>
       <w:r>
         <w:continuationSeparator/>
       </w:r>
@@ -4673,7 +7941,7 @@
     <w:lsdException w:name="Unresolved Mention" w:semiHidden="1" w:unhideWhenUsed="1"/>
     <w:lsdException w:name="Smart Link" w:semiHidden="1" w:unhideWhenUsed="1"/>
   </w:latentStyles>
-  <w:style w:type="paragraph" w:default="1" w:styleId="a">
+  <w:style w:type="paragraph" w:default="1" w:styleId="Normal">
     <w:name w:val="Normal"/>
     <w:qFormat/>
     <w:rsid w:val="0034567B"/>
@@ -4682,13 +7950,12 @@
       <w:jc w:val="both"/>
     </w:pPr>
   </w:style>
-  <w:style w:type="character" w:default="1" w:styleId="a0">
+  <w:style w:type="character" w:default="1" w:styleId="DefaultParagraphFont">
     <w:name w:val="Default Paragraph Font"/>
     <w:uiPriority w:val="1"/>
-    <w:semiHidden/>
     <w:unhideWhenUsed/>
   </w:style>
-  <w:style w:type="table" w:default="1" w:styleId="a1">
+  <w:style w:type="table" w:default="1" w:styleId="TableNormal">
     <w:name w:val="Normal Table"/>
     <w:uiPriority w:val="99"/>
     <w:semiHidden/>
@@ -4703,15 +7970,15 @@
       </w:tblCellMar>
     </w:tblPr>
   </w:style>
-  <w:style w:type="numbering" w:default="1" w:styleId="a2">
+  <w:style w:type="numbering" w:default="1" w:styleId="NoList">
     <w:name w:val="No List"/>
     <w:uiPriority w:val="99"/>
     <w:semiHidden/>
     <w:unhideWhenUsed/>
   </w:style>
-  <w:style w:type="paragraph" w:styleId="a3">
+  <w:style w:type="paragraph" w:styleId="ListParagraph">
     <w:name w:val="List Paragraph"/>
-    <w:basedOn w:val="a"/>
+    <w:basedOn w:val="Normal"/>
     <w:uiPriority w:val="34"/>
     <w:qFormat/>
     <w:rsid w:val="00271F49"/>
@@ -4719,9 +7986,9 @@
       <w:ind w:firstLineChars="200" w:firstLine="420"/>
     </w:pPr>
   </w:style>
-  <w:style w:type="table" w:styleId="a4">
+  <w:style w:type="table" w:styleId="TableGrid">
     <w:name w:val="Table Grid"/>
-    <w:basedOn w:val="a1"/>
+    <w:basedOn w:val="TableNormal"/>
     <w:uiPriority w:val="39"/>
     <w:rsid w:val="00CF0235"/>
     <w:tblPr>
@@ -4735,10 +8002,10 @@
       </w:tblBorders>
     </w:tblPr>
   </w:style>
-  <w:style w:type="paragraph" w:styleId="a5">
+  <w:style w:type="paragraph" w:styleId="Header">
     <w:name w:val="header"/>
-    <w:basedOn w:val="a"/>
-    <w:link w:val="a6"/>
+    <w:basedOn w:val="Normal"/>
+    <w:link w:val="HeaderChar"/>
     <w:unhideWhenUsed/>
     <w:rsid w:val="00D30A9E"/>
     <w:pPr>
@@ -4757,10 +8024,10 @@
       <w:szCs w:val="18"/>
     </w:rPr>
   </w:style>
-  <w:style w:type="character" w:customStyle="1" w:styleId="a6">
-    <w:name w:val="页眉 字符"/>
-    <w:basedOn w:val="a0"/>
-    <w:link w:val="a5"/>
+  <w:style w:type="character" w:customStyle="1" w:styleId="HeaderChar">
+    <w:name w:val="Header Char"/>
+    <w:basedOn w:val="DefaultParagraphFont"/>
+    <w:link w:val="Header"/>
     <w:uiPriority w:val="99"/>
     <w:rsid w:val="00D30A9E"/>
     <w:rPr>
@@ -4768,10 +8035,10 @@
       <w:szCs w:val="18"/>
     </w:rPr>
   </w:style>
-  <w:style w:type="paragraph" w:styleId="a7">
+  <w:style w:type="paragraph" w:styleId="Footer">
     <w:name w:val="footer"/>
-    <w:basedOn w:val="a"/>
-    <w:link w:val="a8"/>
+    <w:basedOn w:val="Normal"/>
+    <w:link w:val="FooterChar"/>
     <w:uiPriority w:val="99"/>
     <w:unhideWhenUsed/>
     <w:rsid w:val="00D30A9E"/>
@@ -4788,10 +8055,10 @@
       <w:szCs w:val="18"/>
     </w:rPr>
   </w:style>
-  <w:style w:type="character" w:customStyle="1" w:styleId="a8">
-    <w:name w:val="页脚 字符"/>
-    <w:basedOn w:val="a0"/>
-    <w:link w:val="a7"/>
+  <w:style w:type="character" w:customStyle="1" w:styleId="FooterChar">
+    <w:name w:val="Footer Char"/>
+    <w:basedOn w:val="DefaultParagraphFont"/>
+    <w:link w:val="Footer"/>
     <w:uiPriority w:val="99"/>
     <w:rsid w:val="00D30A9E"/>
     <w:rPr>
